--- a/docs/Project Plan.docx
+++ b/docs/Project Plan.docx
@@ -7,7 +7,7 @@
         <w:spacing w:afterLines="40" w:after="96" w:line="240" w:lineRule="auto"/>
         <w:outlineLvl w:val="0"/>
         <w:rPr>
-          <w:rFonts w:ascii="Times New Roman" w:eastAsia="Times New Roman" w:hAnsi="Times New Roman" w:cs="Times New Roman"/>
+          <w:rFonts w:ascii="Calibri" w:eastAsia="Times New Roman" w:hAnsi="Calibri" w:cs="Calibri"/>
           <w:b/>
           <w:bCs/>
           <w:kern w:val="36"/>
@@ -18,7 +18,7 @@
       </w:pPr>
       <w:r>
         <w:rPr>
-          <w:rFonts w:ascii="Times New Roman" w:eastAsia="Times New Roman" w:hAnsi="Times New Roman" w:cs="Times New Roman"/>
+          <w:rFonts w:ascii="Calibri" w:eastAsia="Times New Roman" w:hAnsi="Calibri" w:cs="Calibri"/>
           <w:b/>
           <w:bCs/>
           <w:kern w:val="36"/>
@@ -26,45 +26,21 @@
           <w:szCs w:val="48"/>
           <w14:ligatures w14:val="none"/>
         </w:rPr>
-        <w:t xml:space="preserve">Project </w:t>
-      </w:r>
-      <w:r>
-        <w:rPr>
-          <w:rFonts w:ascii="Times New Roman" w:eastAsia="Times New Roman" w:hAnsi="Times New Roman" w:cs="Times New Roman"/>
-          <w:b/>
-          <w:bCs/>
-          <w:kern w:val="36"/>
-          <w:sz w:val="48"/>
-          <w:szCs w:val="48"/>
-          <w14:ligatures w14:val="none"/>
-        </w:rPr>
-        <w:t>Plan</w:t>
-      </w:r>
-      <w:r>
-        <w:rPr>
-          <w:rFonts w:ascii="Times New Roman" w:eastAsia="Times New Roman" w:hAnsi="Times New Roman" w:cs="Times New Roman"/>
-          <w:b/>
-          <w:bCs/>
-          <w:kern w:val="36"/>
-          <w:sz w:val="48"/>
-          <w:szCs w:val="48"/>
-          <w14:ligatures w14:val="none"/>
-        </w:rPr>
-        <w:t>: Predicting the Ideal Striker for Arsenal</w:t>
-      </w:r>
-    </w:p>
-    <w:p>
-      <w:pPr>
-        <w:spacing w:afterLines="40" w:after="96" w:line="240" w:lineRule="auto"/>
-        <w:rPr>
-          <w:rFonts w:ascii="Times New Roman" w:eastAsia="Times New Roman" w:hAnsi="Times New Roman" w:cs="Times New Roman"/>
-          <w:kern w:val="0"/>
-          <w14:ligatures w14:val="none"/>
-        </w:rPr>
-      </w:pPr>
-      <w:r>
-        <w:rPr>
-          <w:rFonts w:ascii="Times New Roman" w:eastAsia="Times New Roman" w:hAnsi="Times New Roman" w:cs="Times New Roman"/>
+        <w:t>Project Plan: Predicting the Ideal Striker for Arsenal</w:t>
+      </w:r>
+    </w:p>
+    <w:p>
+      <w:pPr>
+        <w:spacing w:afterLines="40" w:after="96" w:line="240" w:lineRule="auto"/>
+        <w:rPr>
+          <w:rFonts w:ascii="Calibri" w:eastAsia="Times New Roman" w:hAnsi="Calibri" w:cs="Calibri"/>
+          <w:kern w:val="0"/>
+          <w14:ligatures w14:val="none"/>
+        </w:rPr>
+      </w:pPr>
+      <w:r>
+        <w:rPr>
+          <w:rFonts w:ascii="Calibri" w:eastAsia="Times New Roman" w:hAnsi="Calibri" w:cs="Calibri"/>
           <w:noProof/>
           <w:kern w:val="0"/>
         </w:rPr>
@@ -78,7 +54,7 @@
         <w:spacing w:afterLines="40" w:after="96" w:line="240" w:lineRule="auto"/>
         <w:outlineLvl w:val="1"/>
         <w:rPr>
-          <w:rFonts w:ascii="Times New Roman" w:eastAsia="Times New Roman" w:hAnsi="Times New Roman" w:cs="Times New Roman"/>
+          <w:rFonts w:ascii="Calibri" w:eastAsia="Times New Roman" w:hAnsi="Calibri" w:cs="Calibri"/>
           <w:b/>
           <w:bCs/>
           <w:kern w:val="0"/>
@@ -89,7 +65,7 @@
       </w:pPr>
       <w:r>
         <w:rPr>
-          <w:rFonts w:ascii="Times New Roman" w:eastAsia="Times New Roman" w:hAnsi="Times New Roman" w:cs="Times New Roman"/>
+          <w:rFonts w:ascii="Calibri" w:eastAsia="Times New Roman" w:hAnsi="Calibri" w:cs="Calibri"/>
           <w:b/>
           <w:bCs/>
           <w:kern w:val="0"/>
@@ -104,14 +80,14 @@
       <w:pPr>
         <w:spacing w:afterLines="40" w:after="96" w:line="240" w:lineRule="auto"/>
         <w:rPr>
-          <w:rFonts w:ascii="Times New Roman" w:eastAsia="Times New Roman" w:hAnsi="Times New Roman" w:cs="Times New Roman"/>
-          <w:kern w:val="0"/>
-          <w14:ligatures w14:val="none"/>
-        </w:rPr>
-      </w:pPr>
-      <w:r>
-        <w:rPr>
-          <w:rFonts w:ascii="Times New Roman" w:eastAsia="Times New Roman" w:hAnsi="Times New Roman" w:cs="Times New Roman"/>
+          <w:rFonts w:ascii="Calibri" w:eastAsia="Times New Roman" w:hAnsi="Calibri" w:cs="Calibri"/>
+          <w:kern w:val="0"/>
+          <w14:ligatures w14:val="none"/>
+        </w:rPr>
+      </w:pPr>
+      <w:r>
+        <w:rPr>
+          <w:rFonts w:ascii="Calibri" w:eastAsia="Times New Roman" w:hAnsi="Calibri" w:cs="Calibri"/>
           <w:kern w:val="0"/>
           <w14:ligatures w14:val="none"/>
         </w:rPr>
@@ -122,14 +98,14 @@
       <w:pPr>
         <w:spacing w:afterLines="40" w:after="96" w:line="240" w:lineRule="auto"/>
         <w:rPr>
-          <w:rFonts w:ascii="Times New Roman" w:eastAsia="Times New Roman" w:hAnsi="Times New Roman" w:cs="Times New Roman"/>
-          <w:kern w:val="0"/>
-          <w14:ligatures w14:val="none"/>
-        </w:rPr>
-      </w:pPr>
-      <w:r>
-        <w:rPr>
-          <w:rFonts w:ascii="Times New Roman" w:eastAsia="Times New Roman" w:hAnsi="Times New Roman" w:cs="Times New Roman"/>
+          <w:rFonts w:ascii="Calibri" w:eastAsia="Times New Roman" w:hAnsi="Calibri" w:cs="Calibri"/>
+          <w:kern w:val="0"/>
+          <w14:ligatures w14:val="none"/>
+        </w:rPr>
+      </w:pPr>
+      <w:r>
+        <w:rPr>
+          <w:rFonts w:ascii="Calibri" w:eastAsia="Times New Roman" w:hAnsi="Calibri" w:cs="Calibri"/>
           <w:noProof/>
           <w:kern w:val="0"/>
         </w:rPr>
@@ -143,7 +119,7 @@
         <w:spacing w:afterLines="40" w:after="96" w:line="240" w:lineRule="auto"/>
         <w:outlineLvl w:val="1"/>
         <w:rPr>
-          <w:rFonts w:ascii="Times New Roman" w:eastAsia="Times New Roman" w:hAnsi="Times New Roman" w:cs="Times New Roman"/>
+          <w:rFonts w:ascii="Calibri" w:eastAsia="Times New Roman" w:hAnsi="Calibri" w:cs="Calibri"/>
           <w:b/>
           <w:bCs/>
           <w:kern w:val="0"/>
@@ -154,7 +130,7 @@
       </w:pPr>
       <w:r>
         <w:rPr>
-          <w:rFonts w:ascii="Times New Roman" w:eastAsia="Times New Roman" w:hAnsi="Times New Roman" w:cs="Times New Roman"/>
+          <w:rFonts w:ascii="Calibri" w:eastAsia="Times New Roman" w:hAnsi="Calibri" w:cs="Calibri"/>
           <w:b/>
           <w:bCs/>
           <w:kern w:val="0"/>
@@ -170,7 +146,7 @@
         <w:spacing w:afterLines="40" w:after="96" w:line="240" w:lineRule="auto"/>
         <w:outlineLvl w:val="2"/>
         <w:rPr>
-          <w:rFonts w:ascii="Times New Roman" w:eastAsia="Times New Roman" w:hAnsi="Times New Roman" w:cs="Times New Roman"/>
+          <w:rFonts w:ascii="Calibri" w:eastAsia="Times New Roman" w:hAnsi="Calibri" w:cs="Calibri"/>
           <w:b/>
           <w:bCs/>
           <w:kern w:val="0"/>
@@ -181,7 +157,7 @@
       </w:pPr>
       <w:r>
         <w:rPr>
-          <w:rFonts w:ascii="Times New Roman" w:eastAsia="Times New Roman" w:hAnsi="Times New Roman" w:cs="Times New Roman"/>
+          <w:rFonts w:ascii="Calibri" w:eastAsia="Times New Roman" w:hAnsi="Calibri" w:cs="Calibri"/>
           <w:b/>
           <w:bCs/>
           <w:kern w:val="0"/>
@@ -200,14 +176,14 @@
         </w:numPr>
         <w:spacing w:afterLines="40" w:after="96" w:line="240" w:lineRule="auto"/>
         <w:rPr>
-          <w:rFonts w:ascii="Times New Roman" w:eastAsia="Times New Roman" w:hAnsi="Times New Roman" w:cs="Times New Roman"/>
-          <w:kern w:val="0"/>
-          <w14:ligatures w14:val="none"/>
-        </w:rPr>
-      </w:pPr>
-      <w:r>
-        <w:rPr>
-          <w:rFonts w:ascii="Times New Roman" w:eastAsia="Times New Roman" w:hAnsi="Times New Roman" w:cs="Times New Roman"/>
+          <w:rFonts w:ascii="Calibri" w:eastAsia="Times New Roman" w:hAnsi="Calibri" w:cs="Calibri"/>
+          <w:kern w:val="0"/>
+          <w14:ligatures w14:val="none"/>
+        </w:rPr>
+      </w:pPr>
+      <w:r>
+        <w:rPr>
+          <w:rFonts w:ascii="Calibri" w:eastAsia="Times New Roman" w:hAnsi="Calibri" w:cs="Calibri"/>
           <w:b/>
           <w:bCs/>
           <w:kern w:val="0"/>
@@ -217,7 +193,7 @@
       </w:r>
       <w:r>
         <w:rPr>
-          <w:rFonts w:ascii="Times New Roman" w:eastAsia="Times New Roman" w:hAnsi="Times New Roman" w:cs="Times New Roman"/>
+          <w:rFonts w:ascii="Calibri" w:eastAsia="Times New Roman" w:hAnsi="Calibri" w:cs="Calibri"/>
           <w:kern w:val="0"/>
           <w14:ligatures w14:val="none"/>
         </w:rPr>
@@ -232,14 +208,14 @@
         </w:numPr>
         <w:spacing w:afterLines="40" w:after="96" w:line="240" w:lineRule="auto"/>
         <w:rPr>
-          <w:rFonts w:ascii="Times New Roman" w:eastAsia="Times New Roman" w:hAnsi="Times New Roman" w:cs="Times New Roman"/>
-          <w:kern w:val="0"/>
-          <w14:ligatures w14:val="none"/>
-        </w:rPr>
-      </w:pPr>
-      <w:r>
-        <w:rPr>
-          <w:rFonts w:ascii="Times New Roman" w:eastAsia="Times New Roman" w:hAnsi="Times New Roman" w:cs="Times New Roman"/>
+          <w:rFonts w:ascii="Calibri" w:eastAsia="Times New Roman" w:hAnsi="Calibri" w:cs="Calibri"/>
+          <w:kern w:val="0"/>
+          <w14:ligatures w14:val="none"/>
+        </w:rPr>
+      </w:pPr>
+      <w:r>
+        <w:rPr>
+          <w:rFonts w:ascii="Calibri" w:eastAsia="Times New Roman" w:hAnsi="Calibri" w:cs="Calibri"/>
           <w:b/>
           <w:bCs/>
           <w:kern w:val="0"/>
@@ -249,7 +225,7 @@
       </w:r>
       <w:r>
         <w:rPr>
-          <w:rFonts w:ascii="Times New Roman" w:eastAsia="Times New Roman" w:hAnsi="Times New Roman" w:cs="Times New Roman"/>
+          <w:rFonts w:ascii="Calibri" w:eastAsia="Times New Roman" w:hAnsi="Calibri" w:cs="Calibri"/>
           <w:kern w:val="0"/>
           <w14:ligatures w14:val="none"/>
         </w:rPr>
@@ -264,14 +240,14 @@
         </w:numPr>
         <w:spacing w:afterLines="40" w:after="96" w:line="240" w:lineRule="auto"/>
         <w:rPr>
-          <w:rFonts w:ascii="Times New Roman" w:eastAsia="Times New Roman" w:hAnsi="Times New Roman" w:cs="Times New Roman"/>
-          <w:kern w:val="0"/>
-          <w14:ligatures w14:val="none"/>
-        </w:rPr>
-      </w:pPr>
-      <w:r>
-        <w:rPr>
-          <w:rFonts w:ascii="Times New Roman" w:eastAsia="Times New Roman" w:hAnsi="Times New Roman" w:cs="Times New Roman"/>
+          <w:rFonts w:ascii="Calibri" w:eastAsia="Times New Roman" w:hAnsi="Calibri" w:cs="Calibri"/>
+          <w:kern w:val="0"/>
+          <w14:ligatures w14:val="none"/>
+        </w:rPr>
+      </w:pPr>
+      <w:r>
+        <w:rPr>
+          <w:rFonts w:ascii="Calibri" w:eastAsia="Times New Roman" w:hAnsi="Calibri" w:cs="Calibri"/>
           <w:b/>
           <w:bCs/>
           <w:kern w:val="0"/>
@@ -281,7 +257,7 @@
       </w:r>
       <w:r>
         <w:rPr>
-          <w:rFonts w:ascii="Times New Roman" w:eastAsia="Times New Roman" w:hAnsi="Times New Roman" w:cs="Times New Roman"/>
+          <w:rFonts w:ascii="Calibri" w:eastAsia="Times New Roman" w:hAnsi="Calibri" w:cs="Calibri"/>
           <w:kern w:val="0"/>
           <w14:ligatures w14:val="none"/>
         </w:rPr>
@@ -296,14 +272,14 @@
         </w:numPr>
         <w:spacing w:afterLines="40" w:after="96" w:line="240" w:lineRule="auto"/>
         <w:rPr>
-          <w:rFonts w:ascii="Times New Roman" w:eastAsia="Times New Roman" w:hAnsi="Times New Roman" w:cs="Times New Roman"/>
-          <w:kern w:val="0"/>
-          <w14:ligatures w14:val="none"/>
-        </w:rPr>
-      </w:pPr>
-      <w:r>
-        <w:rPr>
-          <w:rFonts w:ascii="Times New Roman" w:eastAsia="Times New Roman" w:hAnsi="Times New Roman" w:cs="Times New Roman"/>
+          <w:rFonts w:ascii="Calibri" w:eastAsia="Times New Roman" w:hAnsi="Calibri" w:cs="Calibri"/>
+          <w:kern w:val="0"/>
+          <w14:ligatures w14:val="none"/>
+        </w:rPr>
+      </w:pPr>
+      <w:r>
+        <w:rPr>
+          <w:rFonts w:ascii="Calibri" w:eastAsia="Times New Roman" w:hAnsi="Calibri" w:cs="Calibri"/>
           <w:b/>
           <w:bCs/>
           <w:kern w:val="0"/>
@@ -313,7 +289,7 @@
       </w:r>
       <w:r>
         <w:rPr>
-          <w:rFonts w:ascii="Times New Roman" w:eastAsia="Times New Roman" w:hAnsi="Times New Roman" w:cs="Times New Roman"/>
+          <w:rFonts w:ascii="Calibri" w:eastAsia="Times New Roman" w:hAnsi="Calibri" w:cs="Calibri"/>
           <w:kern w:val="0"/>
           <w14:ligatures w14:val="none"/>
         </w:rPr>
@@ -325,7 +301,7 @@
         <w:spacing w:afterLines="40" w:after="96" w:line="240" w:lineRule="auto"/>
         <w:outlineLvl w:val="2"/>
         <w:rPr>
-          <w:rFonts w:ascii="Times New Roman" w:eastAsia="Times New Roman" w:hAnsi="Times New Roman" w:cs="Times New Roman"/>
+          <w:rFonts w:ascii="Calibri" w:eastAsia="Times New Roman" w:hAnsi="Calibri" w:cs="Calibri"/>
           <w:b/>
           <w:bCs/>
           <w:kern w:val="0"/>
@@ -336,7 +312,7 @@
       </w:pPr>
       <w:r>
         <w:rPr>
-          <w:rFonts w:ascii="Times New Roman" w:eastAsia="Times New Roman" w:hAnsi="Times New Roman" w:cs="Times New Roman"/>
+          <w:rFonts w:ascii="Calibri" w:eastAsia="Times New Roman" w:hAnsi="Calibri" w:cs="Calibri"/>
           <w:b/>
           <w:bCs/>
           <w:kern w:val="0"/>
@@ -349,39 +325,143 @@
     </w:p>
     <w:p>
       <w:pPr>
+        <w:spacing w:after="0" w:line="240" w:lineRule="auto"/>
+        <w:rPr>
+          <w:rFonts w:ascii="Calibri" w:eastAsia="Times New Roman" w:hAnsi="Calibri" w:cs="Calibri"/>
+          <w:kern w:val="0"/>
+          <w14:ligatures w14:val="none"/>
+        </w:rPr>
+      </w:pPr>
+      <w:proofErr w:type="gramStart"/>
+      <w:r>
+        <w:rPr>
+          <w:rFonts w:ascii="Calibri" w:eastAsia="Times New Roman" w:hAnsi="Calibri" w:cs="Calibri"/>
+          <w:kern w:val="0"/>
+          <w14:ligatures w14:val="none"/>
+        </w:rPr>
+        <w:t xml:space="preserve">  </w:t>
+      </w:r>
+      <w:r>
+        <w:rPr>
+          <w:rFonts w:ascii="Calibri" w:eastAsia="Times New Roman" w:hAnsi="Calibri" w:cs="Calibri"/>
+          <w:b/>
+          <w:bCs/>
+          <w:kern w:val="0"/>
+          <w14:ligatures w14:val="none"/>
+        </w:rPr>
+        <w:t>Performance</w:t>
+      </w:r>
+      <w:proofErr w:type="gramEnd"/>
+      <w:r>
+        <w:rPr>
+          <w:rFonts w:ascii="Calibri" w:eastAsia="Times New Roman" w:hAnsi="Calibri" w:cs="Calibri"/>
+          <w:b/>
+          <w:bCs/>
+          <w:kern w:val="0"/>
+          <w14:ligatures w14:val="none"/>
+        </w:rPr>
+        <w:t xml:space="preserve"> Metrics:</w:t>
+      </w:r>
+      <w:r>
+        <w:rPr>
+          <w:rFonts w:ascii="Calibri" w:eastAsia="Times New Roman" w:hAnsi="Calibri" w:cs="Calibri"/>
+          <w:kern w:val="0"/>
+          <w14:ligatures w14:val="none"/>
+        </w:rPr>
+        <w:t xml:space="preserve"> </w:t>
+      </w:r>
+    </w:p>
+    <w:p>
+      <w:pPr>
         <w:numPr>
           <w:ilvl w:val="0"/>
-          <w:numId w:val="2"/>
-        </w:numPr>
-        <w:spacing w:afterLines="40" w:after="96" w:line="240" w:lineRule="auto"/>
-        <w:rPr>
-          <w:rFonts w:ascii="Times New Roman" w:eastAsia="Times New Roman" w:hAnsi="Times New Roman" w:cs="Times New Roman"/>
-          <w:kern w:val="0"/>
-          <w14:ligatures w14:val="none"/>
-        </w:rPr>
-      </w:pPr>
-      <w:r>
-        <w:rPr>
-          <w:rFonts w:ascii="Times New Roman" w:eastAsia="Times New Roman" w:hAnsi="Times New Roman" w:cs="Times New Roman"/>
-          <w:b/>
-          <w:bCs/>
-          <w:kern w:val="0"/>
-          <w14:ligatures w14:val="none"/>
-        </w:rPr>
-        <w:t>Performance Metrics:</w:t>
-      </w:r>
-      <w:r>
-        <w:rPr>
-          <w:rFonts w:ascii="Times New Roman" w:eastAsia="Times New Roman" w:hAnsi="Times New Roman" w:cs="Times New Roman"/>
-          <w:kern w:val="0"/>
-          <w14:ligatures w14:val="none"/>
-        </w:rPr>
-        <w:t xml:space="preserve"> Goals, assists, conversion rates, expected goals (</w:t>
+          <w:numId w:val="25"/>
+        </w:numPr>
+        <w:spacing w:before="100" w:beforeAutospacing="1" w:after="100" w:afterAutospacing="1" w:line="240" w:lineRule="auto"/>
+        <w:rPr>
+          <w:rFonts w:ascii="Calibri" w:eastAsia="Times New Roman" w:hAnsi="Calibri" w:cs="Calibri"/>
+          <w:kern w:val="0"/>
+          <w14:ligatures w14:val="none"/>
+        </w:rPr>
+      </w:pPr>
+      <w:r>
+        <w:rPr>
+          <w:rFonts w:ascii="Calibri" w:eastAsia="Times New Roman" w:hAnsi="Calibri" w:cs="Calibri"/>
+          <w:kern w:val="0"/>
+          <w14:ligatures w14:val="none"/>
+        </w:rPr>
+        <w:t>Goals Scored (Total, per Game)</w:t>
+      </w:r>
+    </w:p>
+    <w:p>
+      <w:pPr>
+        <w:numPr>
+          <w:ilvl w:val="0"/>
+          <w:numId w:val="25"/>
+        </w:numPr>
+        <w:spacing w:before="100" w:beforeAutospacing="1" w:after="100" w:afterAutospacing="1" w:line="240" w:lineRule="auto"/>
+        <w:rPr>
+          <w:rFonts w:ascii="Calibri" w:eastAsia="Times New Roman" w:hAnsi="Calibri" w:cs="Calibri"/>
+          <w:kern w:val="0"/>
+          <w14:ligatures w14:val="none"/>
+        </w:rPr>
+      </w:pPr>
+      <w:r>
+        <w:rPr>
+          <w:rFonts w:ascii="Calibri" w:eastAsia="Times New Roman" w:hAnsi="Calibri" w:cs="Calibri"/>
+          <w:kern w:val="0"/>
+          <w14:ligatures w14:val="none"/>
+        </w:rPr>
+        <w:t>Assists (Total, per Game)</w:t>
+      </w:r>
+    </w:p>
+    <w:p>
+      <w:pPr>
+        <w:numPr>
+          <w:ilvl w:val="0"/>
+          <w:numId w:val="25"/>
+        </w:numPr>
+        <w:spacing w:before="100" w:beforeAutospacing="1" w:after="100" w:afterAutospacing="1" w:line="240" w:lineRule="auto"/>
+        <w:rPr>
+          <w:rFonts w:ascii="Calibri" w:eastAsia="Times New Roman" w:hAnsi="Calibri" w:cs="Calibri"/>
+          <w:kern w:val="0"/>
+          <w14:ligatures w14:val="none"/>
+        </w:rPr>
+      </w:pPr>
+      <w:r>
+        <w:rPr>
+          <w:rFonts w:ascii="Calibri" w:eastAsia="Times New Roman" w:hAnsi="Calibri" w:cs="Calibri"/>
+          <w:kern w:val="0"/>
+          <w14:ligatures w14:val="none"/>
+        </w:rPr>
+        <w:t>Conversion Rate (Shot to Goal Ratio)</w:t>
+      </w:r>
+    </w:p>
+    <w:p>
+      <w:pPr>
+        <w:numPr>
+          <w:ilvl w:val="0"/>
+          <w:numId w:val="25"/>
+        </w:numPr>
+        <w:spacing w:before="100" w:beforeAutospacing="1" w:after="100" w:afterAutospacing="1" w:line="240" w:lineRule="auto"/>
+        <w:rPr>
+          <w:rFonts w:ascii="Calibri" w:eastAsia="Times New Roman" w:hAnsi="Calibri" w:cs="Calibri"/>
+          <w:kern w:val="0"/>
+          <w14:ligatures w14:val="none"/>
+        </w:rPr>
+      </w:pPr>
+      <w:r>
+        <w:rPr>
+          <w:rFonts w:ascii="Calibri" w:eastAsia="Times New Roman" w:hAnsi="Calibri" w:cs="Calibri"/>
+          <w:kern w:val="0"/>
+          <w14:ligatures w14:val="none"/>
+        </w:rPr>
+        <w:t>Expected Goals (</w:t>
       </w:r>
       <w:proofErr w:type="spellStart"/>
       <w:r>
         <w:rPr>
-          <w:rFonts w:ascii="Times New Roman" w:eastAsia="Times New Roman" w:hAnsi="Times New Roman" w:cs="Times New Roman"/>
+          <w:rFonts w:ascii="Calibri" w:eastAsia="Times New Roman" w:hAnsi="Calibri" w:cs="Calibri"/>
           <w:kern w:val="0"/>
           <w14:ligatures w14:val="none"/>
         </w:rPr>
@@ -390,16 +470,38 @@
       <w:proofErr w:type="spellEnd"/>
       <w:r>
         <w:rPr>
-          <w:rFonts w:ascii="Times New Roman" w:eastAsia="Times New Roman" w:hAnsi="Times New Roman" w:cs="Times New Roman"/>
-          <w:kern w:val="0"/>
-          <w14:ligatures w14:val="none"/>
-        </w:rPr>
-        <w:t>), and expected assists (</w:t>
+          <w:rFonts w:ascii="Calibri" w:eastAsia="Times New Roman" w:hAnsi="Calibri" w:cs="Calibri"/>
+          <w:kern w:val="0"/>
+          <w14:ligatures w14:val="none"/>
+        </w:rPr>
+        <w:t>)</w:t>
+      </w:r>
+    </w:p>
+    <w:p>
+      <w:pPr>
+        <w:numPr>
+          <w:ilvl w:val="0"/>
+          <w:numId w:val="25"/>
+        </w:numPr>
+        <w:spacing w:before="100" w:beforeAutospacing="1" w:after="100" w:afterAutospacing="1" w:line="240" w:lineRule="auto"/>
+        <w:rPr>
+          <w:rFonts w:ascii="Calibri" w:eastAsia="Times New Roman" w:hAnsi="Calibri" w:cs="Calibri"/>
+          <w:kern w:val="0"/>
+          <w14:ligatures w14:val="none"/>
+        </w:rPr>
+      </w:pPr>
+      <w:r>
+        <w:rPr>
+          <w:rFonts w:ascii="Calibri" w:eastAsia="Times New Roman" w:hAnsi="Calibri" w:cs="Calibri"/>
+          <w:kern w:val="0"/>
+          <w14:ligatures w14:val="none"/>
+        </w:rPr>
+        <w:t>Expected Assists (</w:t>
       </w:r>
       <w:proofErr w:type="spellStart"/>
       <w:r>
         <w:rPr>
-          <w:rFonts w:ascii="Times New Roman" w:eastAsia="Times New Roman" w:hAnsi="Times New Roman" w:cs="Times New Roman"/>
+          <w:rFonts w:ascii="Calibri" w:eastAsia="Times New Roman" w:hAnsi="Calibri" w:cs="Calibri"/>
           <w:kern w:val="0"/>
           <w14:ligatures w14:val="none"/>
         </w:rPr>
@@ -408,7 +510,215 @@
       <w:proofErr w:type="spellEnd"/>
       <w:r>
         <w:rPr>
-          <w:rFonts w:ascii="Times New Roman" w:eastAsia="Times New Roman" w:hAnsi="Times New Roman" w:cs="Times New Roman"/>
+          <w:rFonts w:ascii="Calibri" w:eastAsia="Times New Roman" w:hAnsi="Calibri" w:cs="Calibri"/>
+          <w:kern w:val="0"/>
+          <w14:ligatures w14:val="none"/>
+        </w:rPr>
+        <w:t>)</w:t>
+      </w:r>
+    </w:p>
+    <w:p>
+      <w:pPr>
+        <w:numPr>
+          <w:ilvl w:val="0"/>
+          <w:numId w:val="25"/>
+        </w:numPr>
+        <w:spacing w:before="100" w:beforeAutospacing="1" w:after="100" w:afterAutospacing="1" w:line="240" w:lineRule="auto"/>
+        <w:rPr>
+          <w:rFonts w:ascii="Calibri" w:eastAsia="Times New Roman" w:hAnsi="Calibri" w:cs="Calibri"/>
+          <w:kern w:val="0"/>
+          <w14:ligatures w14:val="none"/>
+        </w:rPr>
+      </w:pPr>
+      <w:r>
+        <w:rPr>
+          <w:rFonts w:ascii="Calibri" w:eastAsia="Times New Roman" w:hAnsi="Calibri" w:cs="Calibri"/>
+          <w:kern w:val="0"/>
+          <w14:ligatures w14:val="none"/>
+        </w:rPr>
+        <w:t>Shots per Game</w:t>
+      </w:r>
+    </w:p>
+    <w:p>
+      <w:pPr>
+        <w:numPr>
+          <w:ilvl w:val="0"/>
+          <w:numId w:val="25"/>
+        </w:numPr>
+        <w:spacing w:before="100" w:beforeAutospacing="1" w:after="100" w:afterAutospacing="1" w:line="240" w:lineRule="auto"/>
+        <w:rPr>
+          <w:rFonts w:ascii="Calibri" w:eastAsia="Times New Roman" w:hAnsi="Calibri" w:cs="Calibri"/>
+          <w:kern w:val="0"/>
+          <w14:ligatures w14:val="none"/>
+        </w:rPr>
+      </w:pPr>
+      <w:r>
+        <w:rPr>
+          <w:rFonts w:ascii="Calibri" w:eastAsia="Times New Roman" w:hAnsi="Calibri" w:cs="Calibri"/>
+          <w:kern w:val="0"/>
+          <w14:ligatures w14:val="none"/>
+        </w:rPr>
+        <w:t>Shots on Target per Game</w:t>
+      </w:r>
+    </w:p>
+    <w:p>
+      <w:pPr>
+        <w:numPr>
+          <w:ilvl w:val="0"/>
+          <w:numId w:val="25"/>
+        </w:numPr>
+        <w:spacing w:before="100" w:beforeAutospacing="1" w:after="100" w:afterAutospacing="1" w:line="240" w:lineRule="auto"/>
+        <w:rPr>
+          <w:rFonts w:ascii="Calibri" w:eastAsia="Times New Roman" w:hAnsi="Calibri" w:cs="Calibri"/>
+          <w:kern w:val="0"/>
+          <w14:ligatures w14:val="none"/>
+        </w:rPr>
+      </w:pPr>
+      <w:r>
+        <w:rPr>
+          <w:rFonts w:ascii="Calibri" w:eastAsia="Times New Roman" w:hAnsi="Calibri" w:cs="Calibri"/>
+          <w:kern w:val="0"/>
+          <w14:ligatures w14:val="none"/>
+        </w:rPr>
+        <w:t>Big Chances Created</w:t>
+      </w:r>
+    </w:p>
+    <w:p>
+      <w:pPr>
+        <w:spacing w:after="0" w:line="240" w:lineRule="auto"/>
+        <w:rPr>
+          <w:rFonts w:ascii="Calibri" w:eastAsia="Times New Roman" w:hAnsi="Calibri" w:cs="Calibri"/>
+          <w:kern w:val="0"/>
+          <w14:ligatures w14:val="none"/>
+        </w:rPr>
+      </w:pPr>
+      <w:proofErr w:type="gramStart"/>
+      <w:r>
+        <w:rPr>
+          <w:rFonts w:ascii="Calibri" w:eastAsia="Times New Roman" w:hAnsi="Calibri" w:cs="Calibri"/>
+          <w:kern w:val="0"/>
+          <w14:ligatures w14:val="none"/>
+        </w:rPr>
+        <w:t xml:space="preserve">  </w:t>
+      </w:r>
+      <w:r>
+        <w:rPr>
+          <w:rFonts w:ascii="Calibri" w:eastAsia="Times New Roman" w:hAnsi="Calibri" w:cs="Calibri"/>
+          <w:b/>
+          <w:bCs/>
+          <w:kern w:val="0"/>
+          <w14:ligatures w14:val="none"/>
+        </w:rPr>
+        <w:t>Tactical</w:t>
+      </w:r>
+      <w:proofErr w:type="gramEnd"/>
+      <w:r>
+        <w:rPr>
+          <w:rFonts w:ascii="Calibri" w:eastAsia="Times New Roman" w:hAnsi="Calibri" w:cs="Calibri"/>
+          <w:b/>
+          <w:bCs/>
+          <w:kern w:val="0"/>
+          <w14:ligatures w14:val="none"/>
+        </w:rPr>
+        <w:t xml:space="preserve"> Fit:</w:t>
+      </w:r>
+      <w:r>
+        <w:rPr>
+          <w:rFonts w:ascii="Calibri" w:eastAsia="Times New Roman" w:hAnsi="Calibri" w:cs="Calibri"/>
+          <w:kern w:val="0"/>
+          <w14:ligatures w14:val="none"/>
+        </w:rPr>
+        <w:t xml:space="preserve"> </w:t>
+      </w:r>
+    </w:p>
+    <w:p>
+      <w:pPr>
+        <w:numPr>
+          <w:ilvl w:val="0"/>
+          <w:numId w:val="26"/>
+        </w:numPr>
+        <w:spacing w:before="100" w:beforeAutospacing="1" w:after="100" w:afterAutospacing="1" w:line="240" w:lineRule="auto"/>
+        <w:rPr>
+          <w:rFonts w:ascii="Calibri" w:eastAsia="Times New Roman" w:hAnsi="Calibri" w:cs="Calibri"/>
+          <w:kern w:val="0"/>
+          <w14:ligatures w14:val="none"/>
+        </w:rPr>
+      </w:pPr>
+      <w:r>
+        <w:rPr>
+          <w:rFonts w:ascii="Calibri" w:eastAsia="Times New Roman" w:hAnsi="Calibri" w:cs="Calibri"/>
+          <w:kern w:val="0"/>
+          <w14:ligatures w14:val="none"/>
+        </w:rPr>
+        <w:t xml:space="preserve">Composite "fit score" based on quantified data (movement, pressing, link-up play, off-ball runs, positioning) sourced from advanced data analytics providers (e.g., </w:t>
+      </w:r>
+      <w:proofErr w:type="spellStart"/>
+      <w:r>
+        <w:rPr>
+          <w:rFonts w:ascii="Calibri" w:eastAsia="Times New Roman" w:hAnsi="Calibri" w:cs="Calibri"/>
+          <w:kern w:val="0"/>
+          <w14:ligatures w14:val="none"/>
+        </w:rPr>
+        <w:t>Opta</w:t>
+      </w:r>
+      <w:proofErr w:type="spellEnd"/>
+      <w:r>
+        <w:rPr>
+          <w:rFonts w:ascii="Calibri" w:eastAsia="Times New Roman" w:hAnsi="Calibri" w:cs="Calibri"/>
+          <w:kern w:val="0"/>
+          <w14:ligatures w14:val="none"/>
+        </w:rPr>
+        <w:t xml:space="preserve">, </w:t>
+      </w:r>
+      <w:proofErr w:type="spellStart"/>
+      <w:r>
+        <w:rPr>
+          <w:rFonts w:ascii="Calibri" w:eastAsia="Times New Roman" w:hAnsi="Calibri" w:cs="Calibri"/>
+          <w:kern w:val="0"/>
+          <w14:ligatures w14:val="none"/>
+        </w:rPr>
+        <w:t>StatsBomb</w:t>
+      </w:r>
+      <w:proofErr w:type="spellEnd"/>
+      <w:r>
+        <w:rPr>
+          <w:rFonts w:ascii="Calibri" w:eastAsia="Times New Roman" w:hAnsi="Calibri" w:cs="Calibri"/>
+          <w:kern w:val="0"/>
+          <w14:ligatures w14:val="none"/>
+        </w:rPr>
+        <w:t xml:space="preserve">, </w:t>
+      </w:r>
+      <w:proofErr w:type="spellStart"/>
+      <w:r>
+        <w:rPr>
+          <w:rFonts w:ascii="Calibri" w:eastAsia="Times New Roman" w:hAnsi="Calibri" w:cs="Calibri"/>
+          <w:kern w:val="0"/>
+          <w14:ligatures w14:val="none"/>
+        </w:rPr>
+        <w:t>Instat</w:t>
+      </w:r>
+      <w:proofErr w:type="spellEnd"/>
+      <w:r>
+        <w:rPr>
+          <w:rFonts w:ascii="Calibri" w:eastAsia="Times New Roman" w:hAnsi="Calibri" w:cs="Calibri"/>
+          <w:kern w:val="0"/>
+          <w14:ligatures w14:val="none"/>
+        </w:rPr>
+        <w:t>/</w:t>
+      </w:r>
+      <w:proofErr w:type="spellStart"/>
+      <w:r>
+        <w:rPr>
+          <w:rFonts w:ascii="Calibri" w:eastAsia="Times New Roman" w:hAnsi="Calibri" w:cs="Calibri"/>
+          <w:kern w:val="0"/>
+          <w14:ligatures w14:val="none"/>
+        </w:rPr>
+        <w:t>WyScout</w:t>
+      </w:r>
+      <w:proofErr w:type="spellEnd"/>
+      <w:r>
+        <w:rPr>
+          <w:rFonts w:ascii="Calibri" w:eastAsia="Times New Roman" w:hAnsi="Calibri" w:cs="Calibri"/>
           <w:kern w:val="0"/>
           <w14:ligatures w14:val="none"/>
         </w:rPr>
@@ -419,178 +729,661 @@
       <w:pPr>
         <w:numPr>
           <w:ilvl w:val="0"/>
-          <w:numId w:val="2"/>
-        </w:numPr>
-        <w:spacing w:afterLines="40" w:after="96" w:line="240" w:lineRule="auto"/>
-        <w:rPr>
-          <w:rFonts w:ascii="Times New Roman" w:eastAsia="Times New Roman" w:hAnsi="Times New Roman" w:cs="Times New Roman"/>
-          <w:kern w:val="0"/>
-          <w14:ligatures w14:val="none"/>
-        </w:rPr>
-      </w:pPr>
-      <w:r>
-        <w:rPr>
-          <w:rFonts w:ascii="Times New Roman" w:eastAsia="Times New Roman" w:hAnsi="Times New Roman" w:cs="Times New Roman"/>
-          <w:b/>
-          <w:bCs/>
-          <w:kern w:val="0"/>
-          <w14:ligatures w14:val="none"/>
-        </w:rPr>
-        <w:t>Tactical Fit:</w:t>
-      </w:r>
-      <w:r>
-        <w:rPr>
-          <w:rFonts w:ascii="Times New Roman" w:eastAsia="Times New Roman" w:hAnsi="Times New Roman" w:cs="Times New Roman"/>
-          <w:kern w:val="0"/>
-          <w14:ligatures w14:val="none"/>
-        </w:rPr>
-        <w:t xml:space="preserve"> Composite "fit score" based on quantified data (movement, pressing, link-up play) sourced from </w:t>
-      </w:r>
+          <w:numId w:val="26"/>
+        </w:numPr>
+        <w:spacing w:before="100" w:beforeAutospacing="1" w:after="100" w:afterAutospacing="1" w:line="240" w:lineRule="auto"/>
+        <w:rPr>
+          <w:rFonts w:ascii="Calibri" w:eastAsia="Times New Roman" w:hAnsi="Calibri" w:cs="Calibri"/>
+          <w:kern w:val="0"/>
+          <w14:ligatures w14:val="none"/>
+        </w:rPr>
+      </w:pPr>
+      <w:r>
+        <w:rPr>
+          <w:rFonts w:ascii="Calibri" w:eastAsia="Times New Roman" w:hAnsi="Calibri" w:cs="Calibri"/>
+          <w:kern w:val="0"/>
+          <w14:ligatures w14:val="none"/>
+        </w:rPr>
+        <w:t>Successful Attacking Third Passes</w:t>
+      </w:r>
+    </w:p>
+    <w:p>
+      <w:pPr>
+        <w:numPr>
+          <w:ilvl w:val="0"/>
+          <w:numId w:val="26"/>
+        </w:numPr>
+        <w:spacing w:before="100" w:beforeAutospacing="1" w:after="100" w:afterAutospacing="1" w:line="240" w:lineRule="auto"/>
+        <w:rPr>
+          <w:rFonts w:ascii="Calibri" w:eastAsia="Times New Roman" w:hAnsi="Calibri" w:cs="Calibri"/>
+          <w:kern w:val="0"/>
+          <w14:ligatures w14:val="none"/>
+        </w:rPr>
+      </w:pPr>
+      <w:r>
+        <w:rPr>
+          <w:rFonts w:ascii="Calibri" w:eastAsia="Times New Roman" w:hAnsi="Calibri" w:cs="Calibri"/>
+          <w:kern w:val="0"/>
+          <w14:ligatures w14:val="none"/>
+        </w:rPr>
+        <w:t>Possession in the Final Third</w:t>
+      </w:r>
+    </w:p>
+    <w:p>
+      <w:pPr>
+        <w:numPr>
+          <w:ilvl w:val="0"/>
+          <w:numId w:val="26"/>
+        </w:numPr>
+        <w:spacing w:before="100" w:beforeAutospacing="1" w:after="100" w:afterAutospacing="1" w:line="240" w:lineRule="auto"/>
+        <w:rPr>
+          <w:rFonts w:ascii="Calibri" w:eastAsia="Times New Roman" w:hAnsi="Calibri" w:cs="Calibri"/>
+          <w:kern w:val="0"/>
+          <w14:ligatures w14:val="none"/>
+        </w:rPr>
+      </w:pPr>
+      <w:r>
+        <w:rPr>
+          <w:rFonts w:ascii="Calibri" w:eastAsia="Times New Roman" w:hAnsi="Calibri" w:cs="Calibri"/>
+          <w:kern w:val="0"/>
+          <w14:ligatures w14:val="none"/>
+        </w:rPr>
+        <w:t>Key Passes</w:t>
+      </w:r>
+    </w:p>
+    <w:p>
+      <w:pPr>
+        <w:spacing w:after="0" w:line="240" w:lineRule="auto"/>
+        <w:rPr>
+          <w:rFonts w:ascii="Calibri" w:eastAsia="Times New Roman" w:hAnsi="Calibri" w:cs="Calibri"/>
+          <w:kern w:val="0"/>
+          <w14:ligatures w14:val="none"/>
+        </w:rPr>
+      </w:pPr>
+      <w:proofErr w:type="gramStart"/>
+      <w:r>
+        <w:rPr>
+          <w:rFonts w:ascii="Calibri" w:eastAsia="Times New Roman" w:hAnsi="Calibri" w:cs="Calibri"/>
+          <w:kern w:val="0"/>
+          <w14:ligatures w14:val="none"/>
+        </w:rPr>
+        <w:lastRenderedPageBreak/>
+        <w:t xml:space="preserve">  </w:t>
+      </w:r>
+      <w:r>
+        <w:rPr>
+          <w:rFonts w:ascii="Calibri" w:eastAsia="Times New Roman" w:hAnsi="Calibri" w:cs="Calibri"/>
+          <w:b/>
+          <w:bCs/>
+          <w:kern w:val="0"/>
+          <w14:ligatures w14:val="none"/>
+        </w:rPr>
+        <w:t>Availability</w:t>
+      </w:r>
+      <w:proofErr w:type="gramEnd"/>
+      <w:r>
+        <w:rPr>
+          <w:rFonts w:ascii="Calibri" w:eastAsia="Times New Roman" w:hAnsi="Calibri" w:cs="Calibri"/>
+          <w:b/>
+          <w:bCs/>
+          <w:kern w:val="0"/>
+          <w14:ligatures w14:val="none"/>
+        </w:rPr>
+        <w:t>:</w:t>
+      </w:r>
+      <w:r>
+        <w:rPr>
+          <w:rFonts w:ascii="Calibri" w:eastAsia="Times New Roman" w:hAnsi="Calibri" w:cs="Calibri"/>
+          <w:kern w:val="0"/>
+          <w14:ligatures w14:val="none"/>
+        </w:rPr>
+        <w:t xml:space="preserve"> </w:t>
+      </w:r>
+    </w:p>
+    <w:p>
+      <w:pPr>
+        <w:numPr>
+          <w:ilvl w:val="0"/>
+          <w:numId w:val="27"/>
+        </w:numPr>
+        <w:spacing w:before="100" w:beforeAutospacing="1" w:after="100" w:afterAutospacing="1" w:line="240" w:lineRule="auto"/>
+        <w:rPr>
+          <w:rFonts w:ascii="Calibri" w:eastAsia="Times New Roman" w:hAnsi="Calibri" w:cs="Calibri"/>
+          <w:kern w:val="0"/>
+          <w14:ligatures w14:val="none"/>
+        </w:rPr>
+      </w:pPr>
+      <w:r>
+        <w:rPr>
+          <w:rFonts w:ascii="Calibri" w:eastAsia="Times New Roman" w:hAnsi="Calibri" w:cs="Calibri"/>
+          <w:kern w:val="0"/>
+          <w14:ligatures w14:val="none"/>
+        </w:rPr>
+        <w:t>Percentage of minutes played.</w:t>
+      </w:r>
+    </w:p>
+    <w:p>
+      <w:pPr>
+        <w:numPr>
+          <w:ilvl w:val="0"/>
+          <w:numId w:val="27"/>
+        </w:numPr>
+        <w:spacing w:before="100" w:beforeAutospacing="1" w:after="100" w:afterAutospacing="1" w:line="240" w:lineRule="auto"/>
+        <w:rPr>
+          <w:rFonts w:ascii="Calibri" w:eastAsia="Times New Roman" w:hAnsi="Calibri" w:cs="Calibri"/>
+          <w:kern w:val="0"/>
+          <w14:ligatures w14:val="none"/>
+        </w:rPr>
+      </w:pPr>
+      <w:r>
+        <w:rPr>
+          <w:rFonts w:ascii="Calibri" w:eastAsia="Times New Roman" w:hAnsi="Calibri" w:cs="Calibri"/>
+          <w:kern w:val="0"/>
+          <w14:ligatures w14:val="none"/>
+        </w:rPr>
+        <w:t>Injury history and patterns.</w:t>
+      </w:r>
+    </w:p>
+    <w:p>
+      <w:pPr>
+        <w:numPr>
+          <w:ilvl w:val="0"/>
+          <w:numId w:val="27"/>
+        </w:numPr>
+        <w:spacing w:before="100" w:beforeAutospacing="1" w:after="100" w:afterAutospacing="1" w:line="240" w:lineRule="auto"/>
+        <w:rPr>
+          <w:rFonts w:ascii="Calibri" w:eastAsia="Times New Roman" w:hAnsi="Calibri" w:cs="Calibri"/>
+          <w:kern w:val="0"/>
+          <w14:ligatures w14:val="none"/>
+        </w:rPr>
+      </w:pPr>
+      <w:r>
+        <w:rPr>
+          <w:rFonts w:ascii="Calibri" w:eastAsia="Times New Roman" w:hAnsi="Calibri" w:cs="Calibri"/>
+          <w:kern w:val="0"/>
+          <w14:ligatures w14:val="none"/>
+        </w:rPr>
+        <w:t>Reliability indicators (suspensions, consistent performance).</w:t>
+      </w:r>
+    </w:p>
+    <w:p>
+      <w:pPr>
+        <w:spacing w:after="0" w:line="240" w:lineRule="auto"/>
+        <w:rPr>
+          <w:rFonts w:ascii="Calibri" w:eastAsia="Times New Roman" w:hAnsi="Calibri" w:cs="Calibri"/>
+          <w:kern w:val="0"/>
+          <w14:ligatures w14:val="none"/>
+        </w:rPr>
+      </w:pPr>
+      <w:proofErr w:type="gramStart"/>
+      <w:r>
+        <w:rPr>
+          <w:rFonts w:ascii="Calibri" w:eastAsia="Times New Roman" w:hAnsi="Calibri" w:cs="Calibri"/>
+          <w:kern w:val="0"/>
+          <w14:ligatures w14:val="none"/>
+        </w:rPr>
+        <w:t xml:space="preserve">  </w:t>
+      </w:r>
+      <w:r>
+        <w:rPr>
+          <w:rFonts w:ascii="Calibri" w:eastAsia="Times New Roman" w:hAnsi="Calibri" w:cs="Calibri"/>
+          <w:b/>
+          <w:bCs/>
+          <w:kern w:val="0"/>
+          <w14:ligatures w14:val="none"/>
+        </w:rPr>
+        <w:t>Cost</w:t>
+      </w:r>
+      <w:proofErr w:type="gramEnd"/>
+      <w:r>
+        <w:rPr>
+          <w:rFonts w:ascii="Calibri" w:eastAsia="Times New Roman" w:hAnsi="Calibri" w:cs="Calibri"/>
+          <w:b/>
+          <w:bCs/>
+          <w:kern w:val="0"/>
+          <w14:ligatures w14:val="none"/>
+        </w:rPr>
+        <w:t xml:space="preserve"> Metrics:</w:t>
+      </w:r>
+      <w:r>
+        <w:rPr>
+          <w:rFonts w:ascii="Calibri" w:eastAsia="Times New Roman" w:hAnsi="Calibri" w:cs="Calibri"/>
+          <w:kern w:val="0"/>
+          <w14:ligatures w14:val="none"/>
+        </w:rPr>
+        <w:t xml:space="preserve"> </w:t>
+      </w:r>
+    </w:p>
+    <w:p>
+      <w:pPr>
+        <w:numPr>
+          <w:ilvl w:val="0"/>
+          <w:numId w:val="28"/>
+        </w:numPr>
+        <w:spacing w:before="100" w:beforeAutospacing="1" w:after="100" w:afterAutospacing="1" w:line="240" w:lineRule="auto"/>
+        <w:rPr>
+          <w:rFonts w:ascii="Calibri" w:eastAsia="Times New Roman" w:hAnsi="Calibri" w:cs="Calibri"/>
+          <w:kern w:val="0"/>
+          <w14:ligatures w14:val="none"/>
+        </w:rPr>
+      </w:pPr>
+      <w:r>
+        <w:rPr>
+          <w:rFonts w:ascii="Calibri" w:eastAsia="Times New Roman" w:hAnsi="Calibri" w:cs="Calibri"/>
+          <w:kern w:val="0"/>
+          <w14:ligatures w14:val="none"/>
+        </w:rPr>
+        <w:t>Market value.</w:t>
+      </w:r>
+    </w:p>
+    <w:p>
+      <w:pPr>
+        <w:numPr>
+          <w:ilvl w:val="0"/>
+          <w:numId w:val="28"/>
+        </w:numPr>
+        <w:spacing w:before="100" w:beforeAutospacing="1" w:after="100" w:afterAutospacing="1" w:line="240" w:lineRule="auto"/>
+        <w:rPr>
+          <w:rFonts w:ascii="Calibri" w:eastAsia="Times New Roman" w:hAnsi="Calibri" w:cs="Calibri"/>
+          <w:kern w:val="0"/>
+          <w14:ligatures w14:val="none"/>
+        </w:rPr>
+      </w:pPr>
+      <w:r>
+        <w:rPr>
+          <w:rFonts w:ascii="Calibri" w:eastAsia="Times New Roman" w:hAnsi="Calibri" w:cs="Calibri"/>
+          <w:kern w:val="0"/>
+          <w14:ligatures w14:val="none"/>
+        </w:rPr>
+        <w:t>Potential transfer fee.</w:t>
+      </w:r>
+    </w:p>
+    <w:p>
+      <w:pPr>
+        <w:numPr>
+          <w:ilvl w:val="0"/>
+          <w:numId w:val="28"/>
+        </w:numPr>
+        <w:spacing w:before="100" w:beforeAutospacing="1" w:after="100" w:afterAutospacing="1" w:line="240" w:lineRule="auto"/>
+        <w:rPr>
+          <w:rFonts w:ascii="Calibri" w:eastAsia="Times New Roman" w:hAnsi="Calibri" w:cs="Calibri"/>
+          <w:kern w:val="0"/>
+          <w14:ligatures w14:val="none"/>
+        </w:rPr>
+      </w:pPr>
+      <w:r>
+        <w:rPr>
+          <w:rFonts w:ascii="Calibri" w:eastAsia="Times New Roman" w:hAnsi="Calibri" w:cs="Calibri"/>
+          <w:kern w:val="0"/>
+          <w14:ligatures w14:val="none"/>
+        </w:rPr>
+        <w:t>Wage demands and cost-efficiency ratios (goals/assists per million spent).</w:t>
+      </w:r>
+    </w:p>
+    <w:p>
+      <w:pPr>
+        <w:spacing w:after="0" w:line="240" w:lineRule="auto"/>
+        <w:rPr>
+          <w:rFonts w:ascii="Calibri" w:eastAsia="Times New Roman" w:hAnsi="Calibri" w:cs="Calibri"/>
+          <w:kern w:val="0"/>
+          <w14:ligatures w14:val="none"/>
+        </w:rPr>
+      </w:pPr>
+      <w:proofErr w:type="gramStart"/>
+      <w:r>
+        <w:rPr>
+          <w:rFonts w:ascii="Calibri" w:eastAsia="Times New Roman" w:hAnsi="Calibri" w:cs="Calibri"/>
+          <w:kern w:val="0"/>
+          <w14:ligatures w14:val="none"/>
+        </w:rPr>
+        <w:t xml:space="preserve">  </w:t>
+      </w:r>
+      <w:r>
+        <w:rPr>
+          <w:rFonts w:ascii="Calibri" w:eastAsia="Times New Roman" w:hAnsi="Calibri" w:cs="Calibri"/>
+          <w:b/>
+          <w:bCs/>
+          <w:kern w:val="0"/>
+          <w14:ligatures w14:val="none"/>
+        </w:rPr>
+        <w:t>Benchmarking</w:t>
+      </w:r>
+      <w:proofErr w:type="gramEnd"/>
+      <w:r>
+        <w:rPr>
+          <w:rFonts w:ascii="Calibri" w:eastAsia="Times New Roman" w:hAnsi="Calibri" w:cs="Calibri"/>
+          <w:b/>
+          <w:bCs/>
+          <w:kern w:val="0"/>
+          <w14:ligatures w14:val="none"/>
+        </w:rPr>
+        <w:t>:</w:t>
+      </w:r>
+      <w:r>
+        <w:rPr>
+          <w:rFonts w:ascii="Calibri" w:eastAsia="Times New Roman" w:hAnsi="Calibri" w:cs="Calibri"/>
+          <w:kern w:val="0"/>
+          <w14:ligatures w14:val="none"/>
+        </w:rPr>
+        <w:t xml:space="preserve"> </w:t>
+      </w:r>
+    </w:p>
+    <w:p>
+      <w:pPr>
+        <w:numPr>
+          <w:ilvl w:val="0"/>
+          <w:numId w:val="29"/>
+        </w:numPr>
+        <w:spacing w:before="100" w:beforeAutospacing="1" w:after="100" w:afterAutospacing="1" w:line="240" w:lineRule="auto"/>
+        <w:rPr>
+          <w:rFonts w:ascii="Calibri" w:eastAsia="Times New Roman" w:hAnsi="Calibri" w:cs="Calibri"/>
+          <w:kern w:val="0"/>
+          <w14:ligatures w14:val="none"/>
+        </w:rPr>
+      </w:pPr>
+      <w:r>
+        <w:rPr>
+          <w:rFonts w:ascii="Calibri" w:eastAsia="Times New Roman" w:hAnsi="Calibri" w:cs="Calibri"/>
+          <w:kern w:val="0"/>
+          <w14:ligatures w14:val="none"/>
+        </w:rPr>
+        <w:t>Comparison against top strikers and attacking teams in the top 5 leagues (Premier League, La Liga, Serie A, Bundesliga, Ligue 1) to identify Arsenal's current gaps and potential target's strengths/weaknesses.</w:t>
+      </w:r>
+    </w:p>
+    <w:p>
+      <w:pPr>
+        <w:spacing w:after="0" w:line="240" w:lineRule="auto"/>
+        <w:rPr>
+          <w:rFonts w:ascii="Calibri" w:eastAsia="Times New Roman" w:hAnsi="Calibri" w:cs="Calibri"/>
+          <w:kern w:val="0"/>
+          <w14:ligatures w14:val="none"/>
+        </w:rPr>
+      </w:pPr>
+      <w:proofErr w:type="gramStart"/>
+      <w:r>
+        <w:rPr>
+          <w:rFonts w:ascii="Calibri" w:eastAsia="Times New Roman" w:hAnsi="Calibri" w:cs="Calibri"/>
+          <w:kern w:val="0"/>
+          <w14:ligatures w14:val="none"/>
+        </w:rPr>
+        <w:t xml:space="preserve">  </w:t>
+      </w:r>
+      <w:r>
+        <w:rPr>
+          <w:rFonts w:ascii="Calibri" w:eastAsia="Times New Roman" w:hAnsi="Calibri" w:cs="Calibri"/>
+          <w:b/>
+          <w:bCs/>
+          <w:kern w:val="0"/>
+          <w14:ligatures w14:val="none"/>
+        </w:rPr>
+        <w:t>Trophies</w:t>
+      </w:r>
+      <w:proofErr w:type="gramEnd"/>
+      <w:r>
+        <w:rPr>
+          <w:rFonts w:ascii="Calibri" w:eastAsia="Times New Roman" w:hAnsi="Calibri" w:cs="Calibri"/>
+          <w:b/>
+          <w:bCs/>
+          <w:kern w:val="0"/>
+          <w14:ligatures w14:val="none"/>
+        </w:rPr>
+        <w:t xml:space="preserve"> Won:</w:t>
+      </w:r>
+      <w:r>
+        <w:rPr>
+          <w:rFonts w:ascii="Calibri" w:eastAsia="Times New Roman" w:hAnsi="Calibri" w:cs="Calibri"/>
+          <w:kern w:val="0"/>
+          <w14:ligatures w14:val="none"/>
+        </w:rPr>
+        <w:t xml:space="preserve"> </w:t>
+      </w:r>
+    </w:p>
+    <w:p>
+      <w:pPr>
+        <w:numPr>
+          <w:ilvl w:val="0"/>
+          <w:numId w:val="30"/>
+        </w:numPr>
+        <w:spacing w:before="100" w:beforeAutospacing="1" w:after="100" w:afterAutospacing="1" w:line="240" w:lineRule="auto"/>
+        <w:rPr>
+          <w:rFonts w:ascii="Calibri" w:eastAsia="Times New Roman" w:hAnsi="Calibri" w:cs="Calibri"/>
+          <w:kern w:val="0"/>
+          <w14:ligatures w14:val="none"/>
+        </w:rPr>
+      </w:pPr>
+      <w:r>
+        <w:rPr>
+          <w:rFonts w:ascii="Calibri" w:eastAsia="Times New Roman" w:hAnsi="Calibri" w:cs="Calibri"/>
+          <w:kern w:val="0"/>
+          <w14:ligatures w14:val="none"/>
+        </w:rPr>
+        <w:t>Team trophies won within the last 3-5 years.</w:t>
+      </w:r>
+    </w:p>
+    <w:p>
+      <w:pPr>
+        <w:numPr>
+          <w:ilvl w:val="0"/>
+          <w:numId w:val="30"/>
+        </w:numPr>
+        <w:spacing w:before="100" w:beforeAutospacing="1" w:after="100" w:afterAutospacing="1" w:line="240" w:lineRule="auto"/>
+        <w:rPr>
+          <w:rFonts w:ascii="Calibri" w:eastAsia="Times New Roman" w:hAnsi="Calibri" w:cs="Calibri"/>
+          <w:kern w:val="0"/>
+          <w14:ligatures w14:val="none"/>
+        </w:rPr>
+      </w:pPr>
+      <w:r>
+        <w:rPr>
+          <w:rFonts w:ascii="Calibri" w:eastAsia="Times New Roman" w:hAnsi="Calibri" w:cs="Calibri"/>
+          <w:kern w:val="0"/>
+          <w14:ligatures w14:val="none"/>
+        </w:rPr>
+        <w:t>Individual trophies won.</w:t>
+      </w:r>
+    </w:p>
+    <w:p>
+      <w:pPr>
+        <w:spacing w:after="0" w:line="240" w:lineRule="auto"/>
+        <w:rPr>
+          <w:rFonts w:ascii="Calibri" w:eastAsia="Times New Roman" w:hAnsi="Calibri" w:cs="Calibri"/>
+          <w:kern w:val="0"/>
+          <w14:ligatures w14:val="none"/>
+        </w:rPr>
+      </w:pPr>
+      <w:proofErr w:type="gramStart"/>
+      <w:r>
+        <w:rPr>
+          <w:rFonts w:ascii="Calibri" w:eastAsia="Times New Roman" w:hAnsi="Calibri" w:cs="Calibri"/>
+          <w:kern w:val="0"/>
+          <w14:ligatures w14:val="none"/>
+        </w:rPr>
+        <w:t xml:space="preserve">  </w:t>
+      </w:r>
+      <w:r>
+        <w:rPr>
+          <w:rFonts w:ascii="Calibri" w:eastAsia="Times New Roman" w:hAnsi="Calibri" w:cs="Calibri"/>
+          <w:b/>
+          <w:bCs/>
+          <w:kern w:val="0"/>
+          <w14:ligatures w14:val="none"/>
+        </w:rPr>
+        <w:t>Striker</w:t>
+      </w:r>
+      <w:proofErr w:type="gramEnd"/>
+      <w:r>
+        <w:rPr>
+          <w:rFonts w:ascii="Calibri" w:eastAsia="Times New Roman" w:hAnsi="Calibri" w:cs="Calibri"/>
+          <w:b/>
+          <w:bCs/>
+          <w:kern w:val="0"/>
+          <w14:ligatures w14:val="none"/>
+        </w:rPr>
+        <w:t xml:space="preserve"> Specific metrics:</w:t>
+      </w:r>
+      <w:r>
+        <w:rPr>
+          <w:rFonts w:ascii="Calibri" w:eastAsia="Times New Roman" w:hAnsi="Calibri" w:cs="Calibri"/>
+          <w:kern w:val="0"/>
+          <w14:ligatures w14:val="none"/>
+        </w:rPr>
+        <w:t xml:space="preserve"> </w:t>
+      </w:r>
+    </w:p>
+    <w:p>
+      <w:pPr>
+        <w:numPr>
+          <w:ilvl w:val="0"/>
+          <w:numId w:val="31"/>
+        </w:numPr>
+        <w:spacing w:before="100" w:beforeAutospacing="1" w:after="100" w:afterAutospacing="1" w:line="240" w:lineRule="auto"/>
+        <w:rPr>
+          <w:rFonts w:ascii="Calibri" w:eastAsia="Times New Roman" w:hAnsi="Calibri" w:cs="Calibri"/>
+          <w:kern w:val="0"/>
+          <w14:ligatures w14:val="none"/>
+        </w:rPr>
+      </w:pPr>
+      <w:r>
+        <w:rPr>
+          <w:rFonts w:ascii="Calibri" w:eastAsia="Times New Roman" w:hAnsi="Calibri" w:cs="Calibri"/>
+          <w:kern w:val="0"/>
+          <w14:ligatures w14:val="none"/>
+        </w:rPr>
+        <w:t>Goals per 90 minutes.</w:t>
+      </w:r>
+    </w:p>
+    <w:p>
+      <w:pPr>
+        <w:numPr>
+          <w:ilvl w:val="0"/>
+          <w:numId w:val="31"/>
+        </w:numPr>
+        <w:spacing w:before="100" w:beforeAutospacing="1" w:after="100" w:afterAutospacing="1" w:line="240" w:lineRule="auto"/>
+        <w:rPr>
+          <w:rFonts w:ascii="Calibri" w:eastAsia="Times New Roman" w:hAnsi="Calibri" w:cs="Calibri"/>
+          <w:kern w:val="0"/>
+          <w14:ligatures w14:val="none"/>
+        </w:rPr>
+      </w:pPr>
       <w:proofErr w:type="spellStart"/>
       <w:r>
         <w:rPr>
-          <w:rFonts w:ascii="Times New Roman" w:eastAsia="Times New Roman" w:hAnsi="Times New Roman" w:cs="Times New Roman"/>
-          <w:kern w:val="0"/>
-          <w14:ligatures w14:val="none"/>
-        </w:rPr>
-        <w:t>Instat</w:t>
+          <w:rFonts w:ascii="Calibri" w:eastAsia="Times New Roman" w:hAnsi="Calibri" w:cs="Calibri"/>
+          <w:kern w:val="0"/>
+          <w14:ligatures w14:val="none"/>
+        </w:rPr>
+        <w:t>xG</w:t>
       </w:r>
       <w:proofErr w:type="spellEnd"/>
       <w:r>
         <w:rPr>
-          <w:rFonts w:ascii="Times New Roman" w:eastAsia="Times New Roman" w:hAnsi="Times New Roman" w:cs="Times New Roman"/>
-          <w:kern w:val="0"/>
-          <w14:ligatures w14:val="none"/>
-        </w:rPr>
-        <w:t>/</w:t>
-      </w:r>
-      <w:proofErr w:type="spellStart"/>
-      <w:r>
-        <w:rPr>
-          <w:rFonts w:ascii="Times New Roman" w:eastAsia="Times New Roman" w:hAnsi="Times New Roman" w:cs="Times New Roman"/>
-          <w:kern w:val="0"/>
-          <w14:ligatures w14:val="none"/>
-        </w:rPr>
-        <w:t>WyScout</w:t>
-      </w:r>
-      <w:proofErr w:type="spellEnd"/>
-      <w:r>
-        <w:rPr>
-          <w:rFonts w:ascii="Times New Roman" w:eastAsia="Times New Roman" w:hAnsi="Times New Roman" w:cs="Times New Roman"/>
-          <w:kern w:val="0"/>
-          <w14:ligatures w14:val="none"/>
-        </w:rPr>
-        <w:t>.</w:t>
+          <w:rFonts w:ascii="Calibri" w:eastAsia="Times New Roman" w:hAnsi="Calibri" w:cs="Calibri"/>
+          <w:kern w:val="0"/>
+          <w14:ligatures w14:val="none"/>
+        </w:rPr>
+        <w:t xml:space="preserve"> per 90 minutes.</w:t>
       </w:r>
     </w:p>
     <w:p>
       <w:pPr>
         <w:numPr>
           <w:ilvl w:val="0"/>
-          <w:numId w:val="2"/>
-        </w:numPr>
-        <w:spacing w:afterLines="40" w:after="96" w:line="240" w:lineRule="auto"/>
-        <w:rPr>
-          <w:rFonts w:ascii="Times New Roman" w:eastAsia="Times New Roman" w:hAnsi="Times New Roman" w:cs="Times New Roman"/>
-          <w:kern w:val="0"/>
-          <w14:ligatures w14:val="none"/>
-        </w:rPr>
-      </w:pPr>
-      <w:r>
-        <w:rPr>
-          <w:rFonts w:ascii="Times New Roman" w:eastAsia="Times New Roman" w:hAnsi="Times New Roman" w:cs="Times New Roman"/>
-          <w:b/>
-          <w:bCs/>
-          <w:kern w:val="0"/>
-          <w14:ligatures w14:val="none"/>
-        </w:rPr>
-        <w:t>Availability:</w:t>
-      </w:r>
-      <w:r>
-        <w:rPr>
-          <w:rFonts w:ascii="Times New Roman" w:eastAsia="Times New Roman" w:hAnsi="Times New Roman" w:cs="Times New Roman"/>
-          <w:kern w:val="0"/>
-          <w14:ligatures w14:val="none"/>
-        </w:rPr>
-        <w:t xml:space="preserve"> Percentage of minutes played, injury history, and reliability indicators.</w:t>
+          <w:numId w:val="31"/>
+        </w:numPr>
+        <w:spacing w:before="100" w:beforeAutospacing="1" w:after="100" w:afterAutospacing="1" w:line="240" w:lineRule="auto"/>
+        <w:rPr>
+          <w:rFonts w:ascii="Calibri" w:eastAsia="Times New Roman" w:hAnsi="Calibri" w:cs="Calibri"/>
+          <w:kern w:val="0"/>
+          <w14:ligatures w14:val="none"/>
+        </w:rPr>
+      </w:pPr>
+      <w:r>
+        <w:rPr>
+          <w:rFonts w:ascii="Calibri" w:eastAsia="Times New Roman" w:hAnsi="Calibri" w:cs="Calibri"/>
+          <w:kern w:val="0"/>
+          <w14:ligatures w14:val="none"/>
+        </w:rPr>
+        <w:t>Touches in the opposition box per 90 minutes.</w:t>
       </w:r>
     </w:p>
     <w:p>
       <w:pPr>
         <w:numPr>
           <w:ilvl w:val="0"/>
-          <w:numId w:val="2"/>
-        </w:numPr>
-        <w:spacing w:afterLines="40" w:after="96" w:line="240" w:lineRule="auto"/>
-        <w:rPr>
-          <w:rFonts w:ascii="Times New Roman" w:eastAsia="Times New Roman" w:hAnsi="Times New Roman" w:cs="Times New Roman"/>
-          <w:kern w:val="0"/>
-          <w14:ligatures w14:val="none"/>
-        </w:rPr>
-      </w:pPr>
-      <w:r>
-        <w:rPr>
-          <w:rFonts w:ascii="Times New Roman" w:eastAsia="Times New Roman" w:hAnsi="Times New Roman" w:cs="Times New Roman"/>
-          <w:b/>
-          <w:bCs/>
-          <w:kern w:val="0"/>
-          <w14:ligatures w14:val="none"/>
-        </w:rPr>
-        <w:t>Cost Metrics:</w:t>
-      </w:r>
-      <w:r>
-        <w:rPr>
-          <w:rFonts w:ascii="Times New Roman" w:eastAsia="Times New Roman" w:hAnsi="Times New Roman" w:cs="Times New Roman"/>
-          <w:kern w:val="0"/>
-          <w14:ligatures w14:val="none"/>
-        </w:rPr>
-        <w:t xml:space="preserve"> Market value, transfer fee, wage demands, and cost-efficiency ratios.</w:t>
+          <w:numId w:val="31"/>
+        </w:numPr>
+        <w:spacing w:before="100" w:beforeAutospacing="1" w:after="100" w:afterAutospacing="1" w:line="240" w:lineRule="auto"/>
+        <w:rPr>
+          <w:rFonts w:ascii="Calibri" w:eastAsia="Times New Roman" w:hAnsi="Calibri" w:cs="Calibri"/>
+          <w:kern w:val="0"/>
+          <w14:ligatures w14:val="none"/>
+        </w:rPr>
+      </w:pPr>
+      <w:r>
+        <w:rPr>
+          <w:rFonts w:ascii="Calibri" w:eastAsia="Times New Roman" w:hAnsi="Calibri" w:cs="Calibri"/>
+          <w:kern w:val="0"/>
+          <w14:ligatures w14:val="none"/>
+        </w:rPr>
+        <w:t>Aerial duels won.</w:t>
       </w:r>
     </w:p>
     <w:p>
       <w:pPr>
         <w:numPr>
           <w:ilvl w:val="0"/>
-          <w:numId w:val="2"/>
-        </w:numPr>
-        <w:spacing w:afterLines="40" w:after="96" w:line="240" w:lineRule="auto"/>
-        <w:rPr>
-          <w:rFonts w:ascii="Times New Roman" w:eastAsia="Times New Roman" w:hAnsi="Times New Roman" w:cs="Times New Roman"/>
-          <w:kern w:val="0"/>
-          <w14:ligatures w14:val="none"/>
-        </w:rPr>
-      </w:pPr>
-      <w:r>
-        <w:rPr>
-          <w:rFonts w:ascii="Times New Roman" w:eastAsia="Times New Roman" w:hAnsi="Times New Roman" w:cs="Times New Roman"/>
-          <w:b/>
-          <w:bCs/>
-          <w:kern w:val="0"/>
-          <w14:ligatures w14:val="none"/>
-        </w:rPr>
-        <w:t>Benchmarking:</w:t>
-      </w:r>
-      <w:r>
-        <w:rPr>
-          <w:rFonts w:ascii="Times New Roman" w:eastAsia="Times New Roman" w:hAnsi="Times New Roman" w:cs="Times New Roman"/>
-          <w:kern w:val="0"/>
-          <w14:ligatures w14:val="none"/>
-        </w:rPr>
-        <w:t xml:space="preserve"> Comparison against top strikers in the top 5 leagues (Premier League, La Liga, Serie A, Bundesliga, Ligue 1) to identify Arsenal’s current gaps.</w:t>
-      </w:r>
-    </w:p>
-    <w:p>
-      <w:pPr>
-        <w:spacing w:afterLines="40" w:after="96" w:line="240" w:lineRule="auto"/>
-        <w:rPr>
-          <w:rFonts w:ascii="Times New Roman" w:eastAsia="Times New Roman" w:hAnsi="Times New Roman" w:cs="Times New Roman"/>
-          <w:kern w:val="0"/>
-          <w14:ligatures w14:val="none"/>
-        </w:rPr>
-      </w:pPr>
-      <w:r>
-        <w:rPr>
-          <w:rFonts w:ascii="Times New Roman" w:eastAsia="Times New Roman" w:hAnsi="Times New Roman" w:cs="Times New Roman"/>
+          <w:numId w:val="31"/>
+        </w:numPr>
+        <w:spacing w:before="100" w:beforeAutospacing="1" w:after="100" w:afterAutospacing="1" w:line="240" w:lineRule="auto"/>
+        <w:rPr>
+          <w:rFonts w:ascii="Calibri" w:eastAsia="Times New Roman" w:hAnsi="Calibri" w:cs="Calibri"/>
+          <w:kern w:val="0"/>
+          <w14:ligatures w14:val="none"/>
+        </w:rPr>
+      </w:pPr>
+      <w:r>
+        <w:rPr>
+          <w:rFonts w:ascii="Calibri" w:eastAsia="Times New Roman" w:hAnsi="Calibri" w:cs="Calibri"/>
+          <w:kern w:val="0"/>
+          <w14:ligatures w14:val="none"/>
+        </w:rPr>
+        <w:t>Progressive carries.</w:t>
+      </w:r>
+    </w:p>
+    <w:p>
+      <w:pPr>
+        <w:numPr>
+          <w:ilvl w:val="0"/>
+          <w:numId w:val="31"/>
+        </w:numPr>
+        <w:spacing w:before="100" w:beforeAutospacing="1" w:after="100" w:afterAutospacing="1" w:line="240" w:lineRule="auto"/>
+        <w:rPr>
+          <w:rFonts w:ascii="Calibri" w:eastAsia="Times New Roman" w:hAnsi="Calibri" w:cs="Calibri"/>
+          <w:kern w:val="0"/>
+          <w14:ligatures w14:val="none"/>
+        </w:rPr>
+      </w:pPr>
+      <w:r>
+        <w:rPr>
+          <w:rFonts w:ascii="Calibri" w:eastAsia="Times New Roman" w:hAnsi="Calibri" w:cs="Calibri"/>
+          <w:kern w:val="0"/>
+          <w14:ligatures w14:val="none"/>
+        </w:rPr>
+        <w:t>Defensive actions in the attacking third.</w:t>
+      </w:r>
+    </w:p>
+    <w:p>
+      <w:pPr>
+        <w:spacing w:afterLines="40" w:after="96" w:line="240" w:lineRule="auto"/>
+        <w:rPr>
+          <w:rFonts w:ascii="Calibri" w:eastAsia="Times New Roman" w:hAnsi="Calibri" w:cs="Calibri"/>
+          <w:kern w:val="0"/>
+          <w14:ligatures w14:val="none"/>
+        </w:rPr>
+      </w:pPr>
+      <w:r>
+        <w:rPr>
+          <w:rFonts w:ascii="Calibri" w:eastAsia="Times New Roman" w:hAnsi="Calibri" w:cs="Calibri"/>
           <w:noProof/>
           <w:kern w:val="0"/>
         </w:rPr>
@@ -604,7 +1397,7 @@
         <w:spacing w:afterLines="40" w:after="96" w:line="240" w:lineRule="auto"/>
         <w:outlineLvl w:val="1"/>
         <w:rPr>
-          <w:rFonts w:ascii="Times New Roman" w:eastAsia="Times New Roman" w:hAnsi="Times New Roman" w:cs="Times New Roman"/>
+          <w:rFonts w:ascii="Calibri" w:eastAsia="Times New Roman" w:hAnsi="Calibri" w:cs="Calibri"/>
           <w:b/>
           <w:bCs/>
           <w:kern w:val="0"/>
@@ -615,7 +1408,7 @@
       </w:pPr>
       <w:r>
         <w:rPr>
-          <w:rFonts w:ascii="Times New Roman" w:eastAsia="Times New Roman" w:hAnsi="Times New Roman" w:cs="Times New Roman"/>
+          <w:rFonts w:ascii="Calibri" w:eastAsia="Times New Roman" w:hAnsi="Calibri" w:cs="Calibri"/>
           <w:b/>
           <w:bCs/>
           <w:kern w:val="0"/>
@@ -634,14 +1427,14 @@
         </w:numPr>
         <w:spacing w:afterLines="40" w:after="96" w:line="240" w:lineRule="auto"/>
         <w:rPr>
-          <w:rFonts w:ascii="Times New Roman" w:eastAsia="Times New Roman" w:hAnsi="Times New Roman" w:cs="Times New Roman"/>
-          <w:kern w:val="0"/>
-          <w14:ligatures w14:val="none"/>
-        </w:rPr>
-      </w:pPr>
-      <w:r>
-        <w:rPr>
-          <w:rFonts w:ascii="Times New Roman" w:eastAsia="Times New Roman" w:hAnsi="Times New Roman" w:cs="Times New Roman"/>
+          <w:rFonts w:ascii="Calibri" w:eastAsia="Times New Roman" w:hAnsi="Calibri" w:cs="Calibri"/>
+          <w:kern w:val="0"/>
+          <w14:ligatures w14:val="none"/>
+        </w:rPr>
+      </w:pPr>
+      <w:r>
+        <w:rPr>
+          <w:rFonts w:ascii="Calibri" w:eastAsia="Times New Roman" w:hAnsi="Calibri" w:cs="Calibri"/>
           <w:b/>
           <w:bCs/>
           <w:kern w:val="0"/>
@@ -651,7 +1444,7 @@
       </w:r>
       <w:r>
         <w:rPr>
-          <w:rFonts w:ascii="Times New Roman" w:eastAsia="Times New Roman" w:hAnsi="Times New Roman" w:cs="Times New Roman"/>
+          <w:rFonts w:ascii="Calibri" w:eastAsia="Times New Roman" w:hAnsi="Calibri" w:cs="Calibri"/>
           <w:kern w:val="0"/>
           <w14:ligatures w14:val="none"/>
         </w:rPr>
@@ -666,14 +1459,14 @@
         </w:numPr>
         <w:spacing w:afterLines="40" w:after="96" w:line="240" w:lineRule="auto"/>
         <w:rPr>
-          <w:rFonts w:ascii="Times New Roman" w:eastAsia="Times New Roman" w:hAnsi="Times New Roman" w:cs="Times New Roman"/>
-          <w:kern w:val="0"/>
-          <w14:ligatures w14:val="none"/>
-        </w:rPr>
-      </w:pPr>
-      <w:r>
-        <w:rPr>
-          <w:rFonts w:ascii="Times New Roman" w:eastAsia="Times New Roman" w:hAnsi="Times New Roman" w:cs="Times New Roman"/>
+          <w:rFonts w:ascii="Calibri" w:eastAsia="Times New Roman" w:hAnsi="Calibri" w:cs="Calibri"/>
+          <w:kern w:val="0"/>
+          <w14:ligatures w14:val="none"/>
+        </w:rPr>
+      </w:pPr>
+      <w:r>
+        <w:rPr>
+          <w:rFonts w:ascii="Calibri" w:eastAsia="Times New Roman" w:hAnsi="Calibri" w:cs="Calibri"/>
           <w:b/>
           <w:bCs/>
           <w:kern w:val="0"/>
@@ -683,7 +1476,7 @@
       </w:r>
       <w:r>
         <w:rPr>
-          <w:rFonts w:ascii="Times New Roman" w:eastAsia="Times New Roman" w:hAnsi="Times New Roman" w:cs="Times New Roman"/>
+          <w:rFonts w:ascii="Calibri" w:eastAsia="Times New Roman" w:hAnsi="Calibri" w:cs="Calibri"/>
           <w:kern w:val="0"/>
           <w14:ligatures w14:val="none"/>
         </w:rPr>
@@ -698,14 +1491,14 @@
         </w:numPr>
         <w:spacing w:afterLines="40" w:after="96" w:line="240" w:lineRule="auto"/>
         <w:rPr>
-          <w:rFonts w:ascii="Times New Roman" w:eastAsia="Times New Roman" w:hAnsi="Times New Roman" w:cs="Times New Roman"/>
-          <w:kern w:val="0"/>
-          <w14:ligatures w14:val="none"/>
-        </w:rPr>
-      </w:pPr>
-      <w:r>
-        <w:rPr>
-          <w:rFonts w:ascii="Times New Roman" w:eastAsia="Times New Roman" w:hAnsi="Times New Roman" w:cs="Times New Roman"/>
+          <w:rFonts w:ascii="Calibri" w:eastAsia="Times New Roman" w:hAnsi="Calibri" w:cs="Calibri"/>
+          <w:kern w:val="0"/>
+          <w14:ligatures w14:val="none"/>
+        </w:rPr>
+      </w:pPr>
+      <w:r>
+        <w:rPr>
+          <w:rFonts w:ascii="Calibri" w:eastAsia="Times New Roman" w:hAnsi="Calibri" w:cs="Calibri"/>
           <w:b/>
           <w:bCs/>
           <w:kern w:val="0"/>
@@ -722,14 +1515,14 @@
         </w:numPr>
         <w:spacing w:afterLines="40" w:after="96" w:line="240" w:lineRule="auto"/>
         <w:rPr>
-          <w:rFonts w:ascii="Times New Roman" w:eastAsia="Times New Roman" w:hAnsi="Times New Roman" w:cs="Times New Roman"/>
-          <w:kern w:val="0"/>
-          <w14:ligatures w14:val="none"/>
-        </w:rPr>
-      </w:pPr>
-      <w:r>
-        <w:rPr>
-          <w:rFonts w:ascii="Times New Roman" w:eastAsia="Times New Roman" w:hAnsi="Times New Roman" w:cs="Times New Roman"/>
+          <w:rFonts w:ascii="Calibri" w:eastAsia="Times New Roman" w:hAnsi="Calibri" w:cs="Calibri"/>
+          <w:kern w:val="0"/>
+          <w14:ligatures w14:val="none"/>
+        </w:rPr>
+      </w:pPr>
+      <w:r>
+        <w:rPr>
+          <w:rFonts w:ascii="Calibri" w:eastAsia="Times New Roman" w:hAnsi="Calibri" w:cs="Calibri"/>
           <w:kern w:val="0"/>
           <w14:ligatures w14:val="none"/>
         </w:rPr>
@@ -744,14 +1537,14 @@
         </w:numPr>
         <w:spacing w:afterLines="40" w:after="96" w:line="240" w:lineRule="auto"/>
         <w:rPr>
-          <w:rFonts w:ascii="Times New Roman" w:eastAsia="Times New Roman" w:hAnsi="Times New Roman" w:cs="Times New Roman"/>
-          <w:kern w:val="0"/>
-          <w14:ligatures w14:val="none"/>
-        </w:rPr>
-      </w:pPr>
-      <w:r>
-        <w:rPr>
-          <w:rFonts w:ascii="Times New Roman" w:eastAsia="Times New Roman" w:hAnsi="Times New Roman" w:cs="Times New Roman"/>
+          <w:rFonts w:ascii="Calibri" w:eastAsia="Times New Roman" w:hAnsi="Calibri" w:cs="Calibri"/>
+          <w:kern w:val="0"/>
+          <w14:ligatures w14:val="none"/>
+        </w:rPr>
+      </w:pPr>
+      <w:r>
+        <w:rPr>
+          <w:rFonts w:ascii="Calibri" w:eastAsia="Times New Roman" w:hAnsi="Calibri" w:cs="Calibri"/>
           <w:kern w:val="0"/>
           <w14:ligatures w14:val="none"/>
         </w:rPr>
@@ -762,14 +1555,14 @@
       <w:pPr>
         <w:spacing w:afterLines="40" w:after="96" w:line="240" w:lineRule="auto"/>
         <w:rPr>
-          <w:rFonts w:ascii="Times New Roman" w:eastAsia="Times New Roman" w:hAnsi="Times New Roman" w:cs="Times New Roman"/>
-          <w:kern w:val="0"/>
-          <w14:ligatures w14:val="none"/>
-        </w:rPr>
-      </w:pPr>
-      <w:r>
-        <w:rPr>
-          <w:rFonts w:ascii="Times New Roman" w:eastAsia="Times New Roman" w:hAnsi="Times New Roman" w:cs="Times New Roman"/>
+          <w:rFonts w:ascii="Calibri" w:eastAsia="Times New Roman" w:hAnsi="Calibri" w:cs="Calibri"/>
+          <w:kern w:val="0"/>
+          <w14:ligatures w14:val="none"/>
+        </w:rPr>
+      </w:pPr>
+      <w:r>
+        <w:rPr>
+          <w:rFonts w:ascii="Calibri" w:eastAsia="Times New Roman" w:hAnsi="Calibri" w:cs="Calibri"/>
           <w:noProof/>
           <w:kern w:val="0"/>
         </w:rPr>
@@ -784,7 +1577,7 @@
         <w:spacing w:afterLines="40" w:after="96" w:line="240" w:lineRule="auto"/>
         <w:outlineLvl w:val="1"/>
         <w:rPr>
-          <w:rFonts w:ascii="Times New Roman" w:eastAsia="Times New Roman" w:hAnsi="Times New Roman" w:cs="Times New Roman"/>
+          <w:rFonts w:ascii="Calibri" w:eastAsia="Times New Roman" w:hAnsi="Calibri" w:cs="Calibri"/>
           <w:b/>
           <w:bCs/>
           <w:kern w:val="0"/>
@@ -795,7 +1588,7 @@
       </w:pPr>
       <w:r>
         <w:rPr>
-          <w:rFonts w:ascii="Times New Roman" w:eastAsia="Times New Roman" w:hAnsi="Times New Roman" w:cs="Times New Roman"/>
+          <w:rFonts w:ascii="Calibri" w:eastAsia="Times New Roman" w:hAnsi="Calibri" w:cs="Calibri"/>
           <w:b/>
           <w:bCs/>
           <w:kern w:val="0"/>
@@ -811,7 +1604,7 @@
         <w:spacing w:afterLines="40" w:after="96" w:line="240" w:lineRule="auto"/>
         <w:outlineLvl w:val="2"/>
         <w:rPr>
-          <w:rFonts w:ascii="Times New Roman" w:eastAsia="Times New Roman" w:hAnsi="Times New Roman" w:cs="Times New Roman"/>
+          <w:rFonts w:ascii="Calibri" w:eastAsia="Times New Roman" w:hAnsi="Calibri" w:cs="Calibri"/>
           <w:b/>
           <w:bCs/>
           <w:kern w:val="0"/>
@@ -822,7 +1615,7 @@
       </w:pPr>
       <w:r>
         <w:rPr>
-          <w:rFonts w:ascii="Times New Roman" w:eastAsia="Times New Roman" w:hAnsi="Times New Roman" w:cs="Times New Roman"/>
+          <w:rFonts w:ascii="Calibri" w:eastAsia="Times New Roman" w:hAnsi="Calibri" w:cs="Calibri"/>
           <w:b/>
           <w:bCs/>
           <w:kern w:val="0"/>
@@ -841,14 +1634,14 @@
         </w:numPr>
         <w:spacing w:afterLines="40" w:after="96" w:line="240" w:lineRule="auto"/>
         <w:rPr>
-          <w:rFonts w:ascii="Times New Roman" w:eastAsia="Times New Roman" w:hAnsi="Times New Roman" w:cs="Times New Roman"/>
-          <w:kern w:val="0"/>
-          <w14:ligatures w14:val="none"/>
-        </w:rPr>
-      </w:pPr>
-      <w:r>
-        <w:rPr>
-          <w:rFonts w:ascii="Times New Roman" w:eastAsia="Times New Roman" w:hAnsi="Times New Roman" w:cs="Times New Roman"/>
+          <w:rFonts w:ascii="Calibri" w:eastAsia="Times New Roman" w:hAnsi="Calibri" w:cs="Calibri"/>
+          <w:kern w:val="0"/>
+          <w14:ligatures w14:val="none"/>
+        </w:rPr>
+      </w:pPr>
+      <w:r>
+        <w:rPr>
+          <w:rFonts w:ascii="Calibri" w:eastAsia="Times New Roman" w:hAnsi="Calibri" w:cs="Calibri"/>
           <w:b/>
           <w:bCs/>
           <w:kern w:val="0"/>
@@ -865,7 +1658,7 @@
         </w:numPr>
         <w:spacing w:afterLines="40" w:after="96" w:line="240" w:lineRule="auto"/>
         <w:rPr>
-          <w:rFonts w:ascii="Times New Roman" w:eastAsia="Times New Roman" w:hAnsi="Times New Roman" w:cs="Times New Roman"/>
+          <w:rFonts w:ascii="Calibri" w:eastAsia="Times New Roman" w:hAnsi="Calibri" w:cs="Calibri"/>
           <w:kern w:val="0"/>
           <w14:ligatures w14:val="none"/>
         </w:rPr>
@@ -873,7 +1666,7 @@
       <w:proofErr w:type="spellStart"/>
       <w:r>
         <w:rPr>
-          <w:rFonts w:ascii="Times New Roman" w:eastAsia="Times New Roman" w:hAnsi="Times New Roman" w:cs="Times New Roman"/>
+          <w:rFonts w:ascii="Calibri" w:eastAsia="Times New Roman" w:hAnsi="Calibri" w:cs="Calibri"/>
           <w:b/>
           <w:bCs/>
           <w:kern w:val="0"/>
@@ -884,7 +1677,7 @@
       <w:proofErr w:type="spellEnd"/>
       <w:r>
         <w:rPr>
-          <w:rFonts w:ascii="Times New Roman" w:eastAsia="Times New Roman" w:hAnsi="Times New Roman" w:cs="Times New Roman"/>
+          <w:rFonts w:ascii="Calibri" w:eastAsia="Times New Roman" w:hAnsi="Calibri" w:cs="Calibri"/>
           <w:b/>
           <w:bCs/>
           <w:kern w:val="0"/>
@@ -895,7 +1688,7 @@
       <w:proofErr w:type="spellStart"/>
       <w:r>
         <w:rPr>
-          <w:rFonts w:ascii="Times New Roman" w:eastAsia="Times New Roman" w:hAnsi="Times New Roman" w:cs="Times New Roman"/>
+          <w:rFonts w:ascii="Calibri" w:eastAsia="Times New Roman" w:hAnsi="Calibri" w:cs="Calibri"/>
           <w:b/>
           <w:bCs/>
           <w:kern w:val="0"/>
@@ -906,7 +1699,7 @@
       <w:proofErr w:type="spellEnd"/>
       <w:r>
         <w:rPr>
-          <w:rFonts w:ascii="Times New Roman" w:eastAsia="Times New Roman" w:hAnsi="Times New Roman" w:cs="Times New Roman"/>
+          <w:rFonts w:ascii="Calibri" w:eastAsia="Times New Roman" w:hAnsi="Calibri" w:cs="Calibri"/>
           <w:b/>
           <w:bCs/>
           <w:kern w:val="0"/>
@@ -916,7 +1709,7 @@
       </w:r>
       <w:r>
         <w:rPr>
-          <w:rFonts w:ascii="Times New Roman" w:eastAsia="Times New Roman" w:hAnsi="Times New Roman" w:cs="Times New Roman"/>
+          <w:rFonts w:ascii="Calibri" w:eastAsia="Times New Roman" w:hAnsi="Calibri" w:cs="Calibri"/>
           <w:kern w:val="0"/>
           <w14:ligatures w14:val="none"/>
         </w:rPr>
@@ -931,14 +1724,14 @@
         </w:numPr>
         <w:spacing w:afterLines="40" w:after="96" w:line="240" w:lineRule="auto"/>
         <w:rPr>
-          <w:rFonts w:ascii="Times New Roman" w:eastAsia="Times New Roman" w:hAnsi="Times New Roman" w:cs="Times New Roman"/>
-          <w:kern w:val="0"/>
-          <w14:ligatures w14:val="none"/>
-        </w:rPr>
-      </w:pPr>
-      <w:r>
-        <w:rPr>
-          <w:rFonts w:ascii="Times New Roman" w:eastAsia="Times New Roman" w:hAnsi="Times New Roman" w:cs="Times New Roman"/>
+          <w:rFonts w:ascii="Calibri" w:eastAsia="Times New Roman" w:hAnsi="Calibri" w:cs="Calibri"/>
+          <w:kern w:val="0"/>
+          <w14:ligatures w14:val="none"/>
+        </w:rPr>
+      </w:pPr>
+      <w:r>
+        <w:rPr>
+          <w:rFonts w:ascii="Calibri" w:eastAsia="Times New Roman" w:hAnsi="Calibri" w:cs="Calibri"/>
           <w:b/>
           <w:bCs/>
           <w:kern w:val="0"/>
@@ -955,14 +1748,14 @@
         </w:numPr>
         <w:spacing w:afterLines="40" w:after="96" w:line="240" w:lineRule="auto"/>
         <w:rPr>
-          <w:rFonts w:ascii="Times New Roman" w:eastAsia="Times New Roman" w:hAnsi="Times New Roman" w:cs="Times New Roman"/>
-          <w:kern w:val="0"/>
-          <w14:ligatures w14:val="none"/>
-        </w:rPr>
-      </w:pPr>
-      <w:r>
-        <w:rPr>
-          <w:rFonts w:ascii="Times New Roman" w:eastAsia="Times New Roman" w:hAnsi="Times New Roman" w:cs="Times New Roman"/>
+          <w:rFonts w:ascii="Calibri" w:eastAsia="Times New Roman" w:hAnsi="Calibri" w:cs="Calibri"/>
+          <w:kern w:val="0"/>
+          <w14:ligatures w14:val="none"/>
+        </w:rPr>
+      </w:pPr>
+      <w:r>
+        <w:rPr>
+          <w:rFonts w:ascii="Calibri" w:eastAsia="Times New Roman" w:hAnsi="Calibri" w:cs="Calibri"/>
           <w:kern w:val="0"/>
           <w14:ligatures w14:val="none"/>
         </w:rPr>
@@ -977,14 +1770,14 @@
         </w:numPr>
         <w:spacing w:afterLines="40" w:after="96" w:line="240" w:lineRule="auto"/>
         <w:rPr>
-          <w:rFonts w:ascii="Times New Roman" w:eastAsia="Times New Roman" w:hAnsi="Times New Roman" w:cs="Times New Roman"/>
-          <w:kern w:val="0"/>
-          <w14:ligatures w14:val="none"/>
-        </w:rPr>
-      </w:pPr>
-      <w:r>
-        <w:rPr>
-          <w:rFonts w:ascii="Times New Roman" w:eastAsia="Times New Roman" w:hAnsi="Times New Roman" w:cs="Times New Roman"/>
+          <w:rFonts w:ascii="Calibri" w:eastAsia="Times New Roman" w:hAnsi="Calibri" w:cs="Calibri"/>
+          <w:kern w:val="0"/>
+          <w14:ligatures w14:val="none"/>
+        </w:rPr>
+      </w:pPr>
+      <w:r>
+        <w:rPr>
+          <w:rFonts w:ascii="Calibri" w:eastAsia="Times New Roman" w:hAnsi="Calibri" w:cs="Calibri"/>
           <w:kern w:val="0"/>
           <w14:ligatures w14:val="none"/>
         </w:rPr>
@@ -995,19 +1788,19 @@
       <w:pPr>
         <w:spacing w:afterLines="40" w:after="96" w:line="240" w:lineRule="auto"/>
         <w:rPr>
-          <w:rFonts w:ascii="Times New Roman" w:eastAsia="Times New Roman" w:hAnsi="Times New Roman" w:cs="Times New Roman"/>
-          <w:kern w:val="0"/>
-          <w14:ligatures w14:val="none"/>
-        </w:rPr>
-      </w:pPr>
-      <w:r>
-        <w:rPr>
-          <w:rFonts w:ascii="Times New Roman" w:eastAsia="Times New Roman" w:hAnsi="Times New Roman" w:cs="Times New Roman"/>
+          <w:rFonts w:ascii="Calibri" w:eastAsia="Times New Roman" w:hAnsi="Calibri" w:cs="Calibri"/>
+          <w:kern w:val="0"/>
+          <w14:ligatures w14:val="none"/>
+        </w:rPr>
+      </w:pPr>
+      <w:r>
+        <w:rPr>
+          <w:rFonts w:ascii="Calibri" w:eastAsia="Times New Roman" w:hAnsi="Calibri" w:cs="Calibri"/>
           <w:noProof/>
           <w:kern w:val="0"/>
         </w:rPr>
         <w:drawing>
-          <wp:inline distT="0" distB="0" distL="0" distR="0" wp14:anchorId="3C8BE405" wp14:editId="7820D628">
+          <wp:inline distT="0" distB="0" distL="0" distR="0" wp14:anchorId="3C8BE405" wp14:editId="227781E1">
             <wp:extent cx="5943600" cy="3920490"/>
             <wp:effectExtent l="0" t="0" r="0" b="3810"/>
             <wp:docPr id="1578681516" name="Picture 3" descr="A table with text on it&#10;&#10;AI-generated content may be incorrect."/>
@@ -1053,7 +1846,7 @@
       <w:pPr>
         <w:spacing w:afterLines="40" w:after="96" w:line="240" w:lineRule="auto"/>
         <w:rPr>
-          <w:rFonts w:ascii="Times New Roman" w:eastAsia="Times New Roman" w:hAnsi="Times New Roman" w:cs="Times New Roman"/>
+          <w:rFonts w:ascii="Calibri" w:eastAsia="Times New Roman" w:hAnsi="Calibri" w:cs="Calibri"/>
           <w:kern w:val="0"/>
           <w14:ligatures w14:val="none"/>
         </w:rPr>
@@ -1064,7 +1857,7 @@
         <w:spacing w:afterLines="40" w:after="96" w:line="240" w:lineRule="auto"/>
         <w:outlineLvl w:val="2"/>
         <w:rPr>
-          <w:rFonts w:ascii="Times New Roman" w:eastAsia="Times New Roman" w:hAnsi="Times New Roman" w:cs="Times New Roman"/>
+          <w:rFonts w:ascii="Calibri" w:eastAsia="Times New Roman" w:hAnsi="Calibri" w:cs="Calibri"/>
           <w:b/>
           <w:bCs/>
           <w:kern w:val="0"/>
@@ -1075,7 +1868,7 @@
       </w:pPr>
       <w:r>
         <w:rPr>
-          <w:rFonts w:ascii="Times New Roman" w:eastAsia="Times New Roman" w:hAnsi="Times New Roman" w:cs="Times New Roman"/>
+          <w:rFonts w:ascii="Calibri" w:eastAsia="Times New Roman" w:hAnsi="Calibri" w:cs="Calibri"/>
           <w:b/>
           <w:bCs/>
           <w:kern w:val="0"/>
@@ -1094,14 +1887,14 @@
         </w:numPr>
         <w:spacing w:afterLines="40" w:after="96" w:line="240" w:lineRule="auto"/>
         <w:rPr>
-          <w:rFonts w:ascii="Times New Roman" w:eastAsia="Times New Roman" w:hAnsi="Times New Roman" w:cs="Times New Roman"/>
-          <w:kern w:val="0"/>
-          <w14:ligatures w14:val="none"/>
-        </w:rPr>
-      </w:pPr>
-      <w:r>
-        <w:rPr>
-          <w:rFonts w:ascii="Times New Roman" w:eastAsia="Times New Roman" w:hAnsi="Times New Roman" w:cs="Times New Roman"/>
+          <w:rFonts w:ascii="Calibri" w:eastAsia="Times New Roman" w:hAnsi="Calibri" w:cs="Calibri"/>
+          <w:kern w:val="0"/>
+          <w14:ligatures w14:val="none"/>
+        </w:rPr>
+      </w:pPr>
+      <w:r>
+        <w:rPr>
+          <w:rFonts w:ascii="Calibri" w:eastAsia="Times New Roman" w:hAnsi="Calibri" w:cs="Calibri"/>
           <w:b/>
           <w:bCs/>
           <w:kern w:val="0"/>
@@ -1118,7 +1911,7 @@
         </w:numPr>
         <w:spacing w:afterLines="40" w:after="96" w:line="240" w:lineRule="auto"/>
         <w:rPr>
-          <w:rFonts w:ascii="Times New Roman" w:eastAsia="Times New Roman" w:hAnsi="Times New Roman" w:cs="Times New Roman"/>
+          <w:rFonts w:ascii="Calibri" w:eastAsia="Times New Roman" w:hAnsi="Calibri" w:cs="Calibri"/>
           <w:kern w:val="0"/>
           <w14:ligatures w14:val="none"/>
         </w:rPr>
@@ -1126,7 +1919,7 @@
       <w:proofErr w:type="spellStart"/>
       <w:r>
         <w:rPr>
-          <w:rFonts w:ascii="Times New Roman" w:eastAsia="Times New Roman" w:hAnsi="Times New Roman" w:cs="Times New Roman"/>
+          <w:rFonts w:ascii="Calibri" w:eastAsia="Times New Roman" w:hAnsi="Calibri" w:cs="Calibri"/>
           <w:b/>
           <w:bCs/>
           <w:kern w:val="0"/>
@@ -1137,7 +1930,7 @@
       <w:proofErr w:type="spellEnd"/>
       <w:r>
         <w:rPr>
-          <w:rFonts w:ascii="Times New Roman" w:eastAsia="Times New Roman" w:hAnsi="Times New Roman" w:cs="Times New Roman"/>
+          <w:rFonts w:ascii="Calibri" w:eastAsia="Times New Roman" w:hAnsi="Calibri" w:cs="Calibri"/>
           <w:b/>
           <w:bCs/>
           <w:kern w:val="0"/>
@@ -1148,7 +1941,7 @@
       <w:proofErr w:type="spellStart"/>
       <w:r>
         <w:rPr>
-          <w:rFonts w:ascii="Times New Roman" w:eastAsia="Times New Roman" w:hAnsi="Times New Roman" w:cs="Times New Roman"/>
+          <w:rFonts w:ascii="Calibri" w:eastAsia="Times New Roman" w:hAnsi="Calibri" w:cs="Calibri"/>
           <w:b/>
           <w:bCs/>
           <w:kern w:val="0"/>
@@ -1159,7 +1952,7 @@
       <w:proofErr w:type="spellEnd"/>
       <w:r>
         <w:rPr>
-          <w:rFonts w:ascii="Times New Roman" w:eastAsia="Times New Roman" w:hAnsi="Times New Roman" w:cs="Times New Roman"/>
+          <w:rFonts w:ascii="Calibri" w:eastAsia="Times New Roman" w:hAnsi="Calibri" w:cs="Calibri"/>
           <w:b/>
           <w:bCs/>
           <w:kern w:val="0"/>
@@ -1169,7 +1962,7 @@
       </w:r>
       <w:r>
         <w:rPr>
-          <w:rFonts w:ascii="Times New Roman" w:eastAsia="Times New Roman" w:hAnsi="Times New Roman" w:cs="Times New Roman"/>
+          <w:rFonts w:ascii="Calibri" w:eastAsia="Times New Roman" w:hAnsi="Calibri" w:cs="Calibri"/>
           <w:kern w:val="0"/>
           <w14:ligatures w14:val="none"/>
         </w:rPr>
@@ -1184,14 +1977,14 @@
         </w:numPr>
         <w:spacing w:afterLines="40" w:after="96" w:line="240" w:lineRule="auto"/>
         <w:rPr>
-          <w:rFonts w:ascii="Times New Roman" w:eastAsia="Times New Roman" w:hAnsi="Times New Roman" w:cs="Times New Roman"/>
-          <w:kern w:val="0"/>
-          <w14:ligatures w14:val="none"/>
-        </w:rPr>
-      </w:pPr>
-      <w:r>
-        <w:rPr>
-          <w:rFonts w:ascii="Times New Roman" w:eastAsia="Times New Roman" w:hAnsi="Times New Roman" w:cs="Times New Roman"/>
+          <w:rFonts w:ascii="Calibri" w:eastAsia="Times New Roman" w:hAnsi="Calibri" w:cs="Calibri"/>
+          <w:kern w:val="0"/>
+          <w14:ligatures w14:val="none"/>
+        </w:rPr>
+      </w:pPr>
+      <w:r>
+        <w:rPr>
+          <w:rFonts w:ascii="Calibri" w:eastAsia="Times New Roman" w:hAnsi="Calibri" w:cs="Calibri"/>
           <w:b/>
           <w:bCs/>
           <w:kern w:val="0"/>
@@ -1208,14 +2001,14 @@
         </w:numPr>
         <w:spacing w:afterLines="40" w:after="96" w:line="240" w:lineRule="auto"/>
         <w:rPr>
-          <w:rFonts w:ascii="Times New Roman" w:eastAsia="Times New Roman" w:hAnsi="Times New Roman" w:cs="Times New Roman"/>
-          <w:kern w:val="0"/>
-          <w14:ligatures w14:val="none"/>
-        </w:rPr>
-      </w:pPr>
-      <w:r>
-        <w:rPr>
-          <w:rFonts w:ascii="Times New Roman" w:eastAsia="Times New Roman" w:hAnsi="Times New Roman" w:cs="Times New Roman"/>
+          <w:rFonts w:ascii="Calibri" w:eastAsia="Times New Roman" w:hAnsi="Calibri" w:cs="Calibri"/>
+          <w:kern w:val="0"/>
+          <w14:ligatures w14:val="none"/>
+        </w:rPr>
+      </w:pPr>
+      <w:r>
+        <w:rPr>
+          <w:rFonts w:ascii="Calibri" w:eastAsia="Times New Roman" w:hAnsi="Calibri" w:cs="Calibri"/>
           <w:kern w:val="0"/>
           <w14:ligatures w14:val="none"/>
         </w:rPr>
@@ -1226,14 +2019,15 @@
       <w:pPr>
         <w:spacing w:afterLines="40" w:after="96" w:line="240" w:lineRule="auto"/>
         <w:rPr>
-          <w:rFonts w:ascii="Times New Roman" w:eastAsia="Times New Roman" w:hAnsi="Times New Roman" w:cs="Times New Roman"/>
-          <w:kern w:val="0"/>
-          <w14:ligatures w14:val="none"/>
-        </w:rPr>
-      </w:pPr>
-      <w:r>
-        <w:rPr>
-          <w:rFonts w:ascii="Times New Roman" w:eastAsia="Times New Roman" w:hAnsi="Times New Roman" w:cs="Times New Roman"/>
+          <w:rFonts w:ascii="Calibri" w:eastAsia="Times New Roman" w:hAnsi="Calibri" w:cs="Calibri"/>
+          <w:kern w:val="0"/>
+          <w14:ligatures w14:val="none"/>
+        </w:rPr>
+      </w:pPr>
+      <w:r>
+        <w:rPr>
+          <w:rFonts w:ascii="Calibri" w:eastAsia="Times New Roman" w:hAnsi="Calibri" w:cs="Calibri"/>
+          <w:noProof/>
           <w:kern w:val="0"/>
           <w14:ligatures w14:val="none"/>
         </w:rPr>
@@ -1280,7 +2074,7 @@
         <w:spacing w:afterLines="40" w:after="96" w:line="240" w:lineRule="auto"/>
         <w:outlineLvl w:val="2"/>
         <w:rPr>
-          <w:rFonts w:ascii="Times New Roman" w:eastAsia="Times New Roman" w:hAnsi="Times New Roman" w:cs="Times New Roman"/>
+          <w:rFonts w:ascii="Calibri" w:eastAsia="Times New Roman" w:hAnsi="Calibri" w:cs="Calibri"/>
           <w:b/>
           <w:bCs/>
           <w:kern w:val="0"/>
@@ -1291,7 +2085,7 @@
       </w:pPr>
       <w:r>
         <w:rPr>
-          <w:rFonts w:ascii="Times New Roman" w:eastAsia="Times New Roman" w:hAnsi="Times New Roman" w:cs="Times New Roman"/>
+          <w:rFonts w:ascii="Calibri" w:eastAsia="Times New Roman" w:hAnsi="Calibri" w:cs="Calibri"/>
           <w:b/>
           <w:bCs/>
           <w:kern w:val="0"/>
@@ -1310,14 +2104,14 @@
         </w:numPr>
         <w:spacing w:afterLines="40" w:after="96" w:line="240" w:lineRule="auto"/>
         <w:rPr>
-          <w:rFonts w:ascii="Times New Roman" w:eastAsia="Times New Roman" w:hAnsi="Times New Roman" w:cs="Times New Roman"/>
-          <w:kern w:val="0"/>
-          <w14:ligatures w14:val="none"/>
-        </w:rPr>
-      </w:pPr>
-      <w:r>
-        <w:rPr>
-          <w:rFonts w:ascii="Times New Roman" w:eastAsia="Times New Roman" w:hAnsi="Times New Roman" w:cs="Times New Roman"/>
+          <w:rFonts w:ascii="Calibri" w:eastAsia="Times New Roman" w:hAnsi="Calibri" w:cs="Calibri"/>
+          <w:kern w:val="0"/>
+          <w14:ligatures w14:val="none"/>
+        </w:rPr>
+      </w:pPr>
+      <w:r>
+        <w:rPr>
+          <w:rFonts w:ascii="Calibri" w:eastAsia="Times New Roman" w:hAnsi="Calibri" w:cs="Calibri"/>
           <w:b/>
           <w:bCs/>
           <w:kern w:val="0"/>
@@ -1334,14 +2128,14 @@
         </w:numPr>
         <w:spacing w:afterLines="40" w:after="96" w:line="240" w:lineRule="auto"/>
         <w:rPr>
-          <w:rFonts w:ascii="Times New Roman" w:eastAsia="Times New Roman" w:hAnsi="Times New Roman" w:cs="Times New Roman"/>
-          <w:kern w:val="0"/>
-          <w14:ligatures w14:val="none"/>
-        </w:rPr>
-      </w:pPr>
-      <w:r>
-        <w:rPr>
-          <w:rFonts w:ascii="Times New Roman" w:eastAsia="Times New Roman" w:hAnsi="Times New Roman" w:cs="Times New Roman"/>
+          <w:rFonts w:ascii="Calibri" w:eastAsia="Times New Roman" w:hAnsi="Calibri" w:cs="Calibri"/>
+          <w:kern w:val="0"/>
+          <w14:ligatures w14:val="none"/>
+        </w:rPr>
+      </w:pPr>
+      <w:r>
+        <w:rPr>
+          <w:rFonts w:ascii="Calibri" w:eastAsia="Times New Roman" w:hAnsi="Calibri" w:cs="Calibri"/>
           <w:b/>
           <w:bCs/>
           <w:kern w:val="0"/>
@@ -1351,7 +2145,7 @@
       </w:r>
       <w:r>
         <w:rPr>
-          <w:rFonts w:ascii="Times New Roman" w:eastAsia="Times New Roman" w:hAnsi="Times New Roman" w:cs="Times New Roman"/>
+          <w:rFonts w:ascii="Calibri" w:eastAsia="Times New Roman" w:hAnsi="Calibri" w:cs="Calibri"/>
           <w:kern w:val="0"/>
           <w14:ligatures w14:val="none"/>
         </w:rPr>
@@ -1366,14 +2160,14 @@
         </w:numPr>
         <w:spacing w:afterLines="40" w:after="96" w:line="240" w:lineRule="auto"/>
         <w:rPr>
-          <w:rFonts w:ascii="Times New Roman" w:eastAsia="Times New Roman" w:hAnsi="Times New Roman" w:cs="Times New Roman"/>
-          <w:kern w:val="0"/>
-          <w14:ligatures w14:val="none"/>
-        </w:rPr>
-      </w:pPr>
-      <w:r>
-        <w:rPr>
-          <w:rFonts w:ascii="Times New Roman" w:eastAsia="Times New Roman" w:hAnsi="Times New Roman" w:cs="Times New Roman"/>
+          <w:rFonts w:ascii="Calibri" w:eastAsia="Times New Roman" w:hAnsi="Calibri" w:cs="Calibri"/>
+          <w:kern w:val="0"/>
+          <w14:ligatures w14:val="none"/>
+        </w:rPr>
+      </w:pPr>
+      <w:r>
+        <w:rPr>
+          <w:rFonts w:ascii="Calibri" w:eastAsia="Times New Roman" w:hAnsi="Calibri" w:cs="Calibri"/>
           <w:b/>
           <w:bCs/>
           <w:kern w:val="0"/>
@@ -1390,14 +2184,14 @@
         </w:numPr>
         <w:spacing w:afterLines="40" w:after="96" w:line="240" w:lineRule="auto"/>
         <w:rPr>
-          <w:rFonts w:ascii="Times New Roman" w:eastAsia="Times New Roman" w:hAnsi="Times New Roman" w:cs="Times New Roman"/>
-          <w:kern w:val="0"/>
-          <w14:ligatures w14:val="none"/>
-        </w:rPr>
-      </w:pPr>
-      <w:r>
-        <w:rPr>
-          <w:rFonts w:ascii="Times New Roman" w:eastAsia="Times New Roman" w:hAnsi="Times New Roman" w:cs="Times New Roman"/>
+          <w:rFonts w:ascii="Calibri" w:eastAsia="Times New Roman" w:hAnsi="Calibri" w:cs="Calibri"/>
+          <w:kern w:val="0"/>
+          <w14:ligatures w14:val="none"/>
+        </w:rPr>
+      </w:pPr>
+      <w:r>
+        <w:rPr>
+          <w:rFonts w:ascii="Calibri" w:eastAsia="Times New Roman" w:hAnsi="Calibri" w:cs="Calibri"/>
           <w:kern w:val="0"/>
           <w14:ligatures w14:val="none"/>
         </w:rPr>
@@ -1412,14 +2206,14 @@
         </w:numPr>
         <w:spacing w:afterLines="40" w:after="96" w:line="240" w:lineRule="auto"/>
         <w:rPr>
-          <w:rFonts w:ascii="Times New Roman" w:eastAsia="Times New Roman" w:hAnsi="Times New Roman" w:cs="Times New Roman"/>
-          <w:kern w:val="0"/>
-          <w14:ligatures w14:val="none"/>
-        </w:rPr>
-      </w:pPr>
-      <w:r>
-        <w:rPr>
-          <w:rFonts w:ascii="Times New Roman" w:eastAsia="Times New Roman" w:hAnsi="Times New Roman" w:cs="Times New Roman"/>
+          <w:rFonts w:ascii="Calibri" w:eastAsia="Times New Roman" w:hAnsi="Calibri" w:cs="Calibri"/>
+          <w:kern w:val="0"/>
+          <w14:ligatures w14:val="none"/>
+        </w:rPr>
+      </w:pPr>
+      <w:r>
+        <w:rPr>
+          <w:rFonts w:ascii="Calibri" w:eastAsia="Times New Roman" w:hAnsi="Calibri" w:cs="Calibri"/>
           <w:kern w:val="0"/>
           <w14:ligatures w14:val="none"/>
         </w:rPr>
@@ -1431,7 +2225,7 @@
         <w:spacing w:afterLines="40" w:after="96" w:line="240" w:lineRule="auto"/>
         <w:outlineLvl w:val="2"/>
         <w:rPr>
-          <w:rFonts w:ascii="Times New Roman" w:eastAsia="Times New Roman" w:hAnsi="Times New Roman" w:cs="Times New Roman"/>
+          <w:rFonts w:ascii="Calibri" w:eastAsia="Times New Roman" w:hAnsi="Calibri" w:cs="Calibri"/>
           <w:b/>
           <w:bCs/>
           <w:kern w:val="0"/>
@@ -1442,7 +2236,7 @@
       </w:pPr>
       <w:r>
         <w:rPr>
-          <w:rFonts w:ascii="Times New Roman" w:eastAsia="Times New Roman" w:hAnsi="Times New Roman" w:cs="Times New Roman"/>
+          <w:rFonts w:ascii="Calibri" w:eastAsia="Times New Roman" w:hAnsi="Calibri" w:cs="Calibri"/>
           <w:b/>
           <w:bCs/>
           <w:kern w:val="0"/>
@@ -1461,14 +2255,14 @@
         </w:numPr>
         <w:spacing w:afterLines="40" w:after="96" w:line="240" w:lineRule="auto"/>
         <w:rPr>
-          <w:rFonts w:ascii="Times New Roman" w:eastAsia="Times New Roman" w:hAnsi="Times New Roman" w:cs="Times New Roman"/>
-          <w:kern w:val="0"/>
-          <w14:ligatures w14:val="none"/>
-        </w:rPr>
-      </w:pPr>
-      <w:r>
-        <w:rPr>
-          <w:rFonts w:ascii="Times New Roman" w:eastAsia="Times New Roman" w:hAnsi="Times New Roman" w:cs="Times New Roman"/>
+          <w:rFonts w:ascii="Calibri" w:eastAsia="Times New Roman" w:hAnsi="Calibri" w:cs="Calibri"/>
+          <w:kern w:val="0"/>
+          <w14:ligatures w14:val="none"/>
+        </w:rPr>
+      </w:pPr>
+      <w:r>
+        <w:rPr>
+          <w:rFonts w:ascii="Calibri" w:eastAsia="Times New Roman" w:hAnsi="Calibri" w:cs="Calibri"/>
           <w:b/>
           <w:bCs/>
           <w:kern w:val="0"/>
@@ -1485,14 +2279,14 @@
         </w:numPr>
         <w:spacing w:afterLines="40" w:after="96" w:line="240" w:lineRule="auto"/>
         <w:rPr>
-          <w:rFonts w:ascii="Times New Roman" w:eastAsia="Times New Roman" w:hAnsi="Times New Roman" w:cs="Times New Roman"/>
-          <w:kern w:val="0"/>
-          <w14:ligatures w14:val="none"/>
-        </w:rPr>
-      </w:pPr>
-      <w:r>
-        <w:rPr>
-          <w:rFonts w:ascii="Times New Roman" w:eastAsia="Times New Roman" w:hAnsi="Times New Roman" w:cs="Times New Roman"/>
+          <w:rFonts w:ascii="Calibri" w:eastAsia="Times New Roman" w:hAnsi="Calibri" w:cs="Calibri"/>
+          <w:kern w:val="0"/>
+          <w14:ligatures w14:val="none"/>
+        </w:rPr>
+      </w:pPr>
+      <w:r>
+        <w:rPr>
+          <w:rFonts w:ascii="Calibri" w:eastAsia="Times New Roman" w:hAnsi="Calibri" w:cs="Calibri"/>
           <w:kern w:val="0"/>
           <w14:ligatures w14:val="none"/>
         </w:rPr>
@@ -1507,14 +2301,14 @@
         </w:numPr>
         <w:spacing w:afterLines="40" w:after="96" w:line="240" w:lineRule="auto"/>
         <w:rPr>
-          <w:rFonts w:ascii="Times New Roman" w:eastAsia="Times New Roman" w:hAnsi="Times New Roman" w:cs="Times New Roman"/>
-          <w:kern w:val="0"/>
-          <w14:ligatures w14:val="none"/>
-        </w:rPr>
-      </w:pPr>
-      <w:r>
-        <w:rPr>
-          <w:rFonts w:ascii="Times New Roman" w:eastAsia="Times New Roman" w:hAnsi="Times New Roman" w:cs="Times New Roman"/>
+          <w:rFonts w:ascii="Calibri" w:eastAsia="Times New Roman" w:hAnsi="Calibri" w:cs="Calibri"/>
+          <w:kern w:val="0"/>
+          <w14:ligatures w14:val="none"/>
+        </w:rPr>
+      </w:pPr>
+      <w:r>
+        <w:rPr>
+          <w:rFonts w:ascii="Calibri" w:eastAsia="Times New Roman" w:hAnsi="Calibri" w:cs="Calibri"/>
           <w:b/>
           <w:bCs/>
           <w:kern w:val="0"/>
@@ -1531,14 +2325,14 @@
         </w:numPr>
         <w:spacing w:afterLines="40" w:after="96" w:line="240" w:lineRule="auto"/>
         <w:rPr>
-          <w:rFonts w:ascii="Times New Roman" w:eastAsia="Times New Roman" w:hAnsi="Times New Roman" w:cs="Times New Roman"/>
-          <w:kern w:val="0"/>
-          <w14:ligatures w14:val="none"/>
-        </w:rPr>
-      </w:pPr>
-      <w:r>
-        <w:rPr>
-          <w:rFonts w:ascii="Times New Roman" w:eastAsia="Times New Roman" w:hAnsi="Times New Roman" w:cs="Times New Roman"/>
+          <w:rFonts w:ascii="Calibri" w:eastAsia="Times New Roman" w:hAnsi="Calibri" w:cs="Calibri"/>
+          <w:kern w:val="0"/>
+          <w14:ligatures w14:val="none"/>
+        </w:rPr>
+      </w:pPr>
+      <w:r>
+        <w:rPr>
+          <w:rFonts w:ascii="Calibri" w:eastAsia="Times New Roman" w:hAnsi="Calibri" w:cs="Calibri"/>
           <w:kern w:val="0"/>
           <w14:ligatures w14:val="none"/>
         </w:rPr>
@@ -1549,14 +2343,14 @@
       <w:pPr>
         <w:spacing w:afterLines="40" w:after="96" w:line="240" w:lineRule="auto"/>
         <w:rPr>
-          <w:rFonts w:ascii="Times New Roman" w:eastAsia="Times New Roman" w:hAnsi="Times New Roman" w:cs="Times New Roman"/>
-          <w:kern w:val="0"/>
-          <w14:ligatures w14:val="none"/>
-        </w:rPr>
-      </w:pPr>
-      <w:r>
-        <w:rPr>
-          <w:rFonts w:ascii="Times New Roman" w:eastAsia="Times New Roman" w:hAnsi="Times New Roman" w:cs="Times New Roman"/>
+          <w:rFonts w:ascii="Calibri" w:eastAsia="Times New Roman" w:hAnsi="Calibri" w:cs="Calibri"/>
+          <w:kern w:val="0"/>
+          <w14:ligatures w14:val="none"/>
+        </w:rPr>
+      </w:pPr>
+      <w:r>
+        <w:rPr>
+          <w:rFonts w:ascii="Calibri" w:eastAsia="Times New Roman" w:hAnsi="Calibri" w:cs="Calibri"/>
           <w:noProof/>
           <w:kern w:val="0"/>
         </w:rPr>
@@ -1570,7 +2364,7 @@
         <w:spacing w:afterLines="40" w:after="96" w:line="240" w:lineRule="auto"/>
         <w:outlineLvl w:val="1"/>
         <w:rPr>
-          <w:rFonts w:ascii="Times New Roman" w:eastAsia="Times New Roman" w:hAnsi="Times New Roman" w:cs="Times New Roman"/>
+          <w:rFonts w:ascii="Calibri" w:eastAsia="Times New Roman" w:hAnsi="Calibri" w:cs="Calibri"/>
           <w:b/>
           <w:bCs/>
           <w:kern w:val="0"/>
@@ -1581,7 +2375,7 @@
       </w:pPr>
       <w:r>
         <w:rPr>
-          <w:rFonts w:ascii="Times New Roman" w:eastAsia="Times New Roman" w:hAnsi="Times New Roman" w:cs="Times New Roman"/>
+          <w:rFonts w:ascii="Calibri" w:eastAsia="Times New Roman" w:hAnsi="Calibri" w:cs="Calibri"/>
           <w:b/>
           <w:bCs/>
           <w:kern w:val="0"/>
@@ -1597,7 +2391,7 @@
         <w:spacing w:afterLines="40" w:after="96" w:line="240" w:lineRule="auto"/>
         <w:outlineLvl w:val="2"/>
         <w:rPr>
-          <w:rFonts w:ascii="Times New Roman" w:eastAsia="Times New Roman" w:hAnsi="Times New Roman" w:cs="Times New Roman"/>
+          <w:rFonts w:ascii="Calibri" w:eastAsia="Times New Roman" w:hAnsi="Calibri" w:cs="Calibri"/>
           <w:b/>
           <w:bCs/>
           <w:kern w:val="0"/>
@@ -1608,7 +2402,7 @@
       </w:pPr>
       <w:r>
         <w:rPr>
-          <w:rFonts w:ascii="Times New Roman" w:eastAsia="Times New Roman" w:hAnsi="Times New Roman" w:cs="Times New Roman"/>
+          <w:rFonts w:ascii="Calibri" w:eastAsia="Times New Roman" w:hAnsi="Calibri" w:cs="Calibri"/>
           <w:b/>
           <w:bCs/>
           <w:kern w:val="0"/>
@@ -1627,14 +2421,14 @@
         </w:numPr>
         <w:spacing w:afterLines="40" w:after="96" w:line="240" w:lineRule="auto"/>
         <w:rPr>
-          <w:rFonts w:ascii="Times New Roman" w:eastAsia="Times New Roman" w:hAnsi="Times New Roman" w:cs="Times New Roman"/>
-          <w:kern w:val="0"/>
-          <w14:ligatures w14:val="none"/>
-        </w:rPr>
-      </w:pPr>
-      <w:r>
-        <w:rPr>
-          <w:rFonts w:ascii="Times New Roman" w:eastAsia="Times New Roman" w:hAnsi="Times New Roman" w:cs="Times New Roman"/>
+          <w:rFonts w:ascii="Calibri" w:eastAsia="Times New Roman" w:hAnsi="Calibri" w:cs="Calibri"/>
+          <w:kern w:val="0"/>
+          <w14:ligatures w14:val="none"/>
+        </w:rPr>
+      </w:pPr>
+      <w:r>
+        <w:rPr>
+          <w:rFonts w:ascii="Calibri" w:eastAsia="Times New Roman" w:hAnsi="Calibri" w:cs="Calibri"/>
           <w:b/>
           <w:bCs/>
           <w:kern w:val="0"/>
@@ -1651,14 +2445,14 @@
         </w:numPr>
         <w:spacing w:afterLines="40" w:after="96" w:line="240" w:lineRule="auto"/>
         <w:rPr>
-          <w:rFonts w:ascii="Times New Roman" w:eastAsia="Times New Roman" w:hAnsi="Times New Roman" w:cs="Times New Roman"/>
-          <w:kern w:val="0"/>
-          <w14:ligatures w14:val="none"/>
-        </w:rPr>
-      </w:pPr>
-      <w:r>
-        <w:rPr>
-          <w:rFonts w:ascii="Times New Roman" w:eastAsia="Times New Roman" w:hAnsi="Times New Roman" w:cs="Times New Roman"/>
+          <w:rFonts w:ascii="Calibri" w:eastAsia="Times New Roman" w:hAnsi="Calibri" w:cs="Calibri"/>
+          <w:kern w:val="0"/>
+          <w14:ligatures w14:val="none"/>
+        </w:rPr>
+      </w:pPr>
+      <w:r>
+        <w:rPr>
+          <w:rFonts w:ascii="Calibri" w:eastAsia="Times New Roman" w:hAnsi="Calibri" w:cs="Calibri"/>
           <w:b/>
           <w:bCs/>
           <w:kern w:val="0"/>
@@ -1675,14 +2469,14 @@
         </w:numPr>
         <w:spacing w:afterLines="40" w:after="96" w:line="240" w:lineRule="auto"/>
         <w:rPr>
-          <w:rFonts w:ascii="Times New Roman" w:eastAsia="Times New Roman" w:hAnsi="Times New Roman" w:cs="Times New Roman"/>
-          <w:kern w:val="0"/>
-          <w14:ligatures w14:val="none"/>
-        </w:rPr>
-      </w:pPr>
-      <w:r>
-        <w:rPr>
-          <w:rFonts w:ascii="Times New Roman" w:eastAsia="Times New Roman" w:hAnsi="Times New Roman" w:cs="Times New Roman"/>
+          <w:rFonts w:ascii="Calibri" w:eastAsia="Times New Roman" w:hAnsi="Calibri" w:cs="Calibri"/>
+          <w:kern w:val="0"/>
+          <w14:ligatures w14:val="none"/>
+        </w:rPr>
+      </w:pPr>
+      <w:r>
+        <w:rPr>
+          <w:rFonts w:ascii="Calibri" w:eastAsia="Times New Roman" w:hAnsi="Calibri" w:cs="Calibri"/>
           <w:kern w:val="0"/>
           <w14:ligatures w14:val="none"/>
         </w:rPr>
@@ -1697,14 +2491,14 @@
         </w:numPr>
         <w:spacing w:afterLines="40" w:after="96" w:line="240" w:lineRule="auto"/>
         <w:rPr>
-          <w:rFonts w:ascii="Times New Roman" w:eastAsia="Times New Roman" w:hAnsi="Times New Roman" w:cs="Times New Roman"/>
-          <w:kern w:val="0"/>
-          <w14:ligatures w14:val="none"/>
-        </w:rPr>
-      </w:pPr>
-      <w:r>
-        <w:rPr>
-          <w:rFonts w:ascii="Times New Roman" w:eastAsia="Times New Roman" w:hAnsi="Times New Roman" w:cs="Times New Roman"/>
+          <w:rFonts w:ascii="Calibri" w:eastAsia="Times New Roman" w:hAnsi="Calibri" w:cs="Calibri"/>
+          <w:kern w:val="0"/>
+          <w14:ligatures w14:val="none"/>
+        </w:rPr>
+      </w:pPr>
+      <w:r>
+        <w:rPr>
+          <w:rFonts w:ascii="Calibri" w:eastAsia="Times New Roman" w:hAnsi="Calibri" w:cs="Calibri"/>
           <w:kern w:val="0"/>
           <w14:ligatures w14:val="none"/>
         </w:rPr>
@@ -1713,7 +2507,7 @@
       <w:proofErr w:type="spellStart"/>
       <w:r>
         <w:rPr>
-          <w:rFonts w:ascii="Times New Roman" w:eastAsia="Times New Roman" w:hAnsi="Times New Roman" w:cs="Times New Roman"/>
+          <w:rFonts w:ascii="Calibri" w:eastAsia="Times New Roman" w:hAnsi="Calibri" w:cs="Calibri"/>
           <w:kern w:val="0"/>
           <w14:ligatures w14:val="none"/>
         </w:rPr>
@@ -1722,7 +2516,7 @@
       <w:proofErr w:type="spellEnd"/>
       <w:r>
         <w:rPr>
-          <w:rFonts w:ascii="Times New Roman" w:eastAsia="Times New Roman" w:hAnsi="Times New Roman" w:cs="Times New Roman"/>
+          <w:rFonts w:ascii="Calibri" w:eastAsia="Times New Roman" w:hAnsi="Calibri" w:cs="Calibri"/>
           <w:kern w:val="0"/>
           <w14:ligatures w14:val="none"/>
         </w:rPr>
@@ -1737,14 +2531,14 @@
         </w:numPr>
         <w:spacing w:afterLines="40" w:after="96" w:line="240" w:lineRule="auto"/>
         <w:rPr>
-          <w:rFonts w:ascii="Times New Roman" w:eastAsia="Times New Roman" w:hAnsi="Times New Roman" w:cs="Times New Roman"/>
-          <w:kern w:val="0"/>
-          <w14:ligatures w14:val="none"/>
-        </w:rPr>
-      </w:pPr>
-      <w:r>
-        <w:rPr>
-          <w:rFonts w:ascii="Times New Roman" w:eastAsia="Times New Roman" w:hAnsi="Times New Roman" w:cs="Times New Roman"/>
+          <w:rFonts w:ascii="Calibri" w:eastAsia="Times New Roman" w:hAnsi="Calibri" w:cs="Calibri"/>
+          <w:kern w:val="0"/>
+          <w14:ligatures w14:val="none"/>
+        </w:rPr>
+      </w:pPr>
+      <w:r>
+        <w:rPr>
+          <w:rFonts w:ascii="Calibri" w:eastAsia="Times New Roman" w:hAnsi="Calibri" w:cs="Calibri"/>
           <w:b/>
           <w:bCs/>
           <w:kern w:val="0"/>
@@ -1761,14 +2555,14 @@
         </w:numPr>
         <w:spacing w:afterLines="40" w:after="96" w:line="240" w:lineRule="auto"/>
         <w:rPr>
-          <w:rFonts w:ascii="Times New Roman" w:eastAsia="Times New Roman" w:hAnsi="Times New Roman" w:cs="Times New Roman"/>
-          <w:kern w:val="0"/>
-          <w14:ligatures w14:val="none"/>
-        </w:rPr>
-      </w:pPr>
-      <w:r>
-        <w:rPr>
-          <w:rFonts w:ascii="Times New Roman" w:eastAsia="Times New Roman" w:hAnsi="Times New Roman" w:cs="Times New Roman"/>
+          <w:rFonts w:ascii="Calibri" w:eastAsia="Times New Roman" w:hAnsi="Calibri" w:cs="Calibri"/>
+          <w:kern w:val="0"/>
+          <w14:ligatures w14:val="none"/>
+        </w:rPr>
+      </w:pPr>
+      <w:r>
+        <w:rPr>
+          <w:rFonts w:ascii="Calibri" w:eastAsia="Times New Roman" w:hAnsi="Calibri" w:cs="Calibri"/>
           <w:kern w:val="0"/>
           <w14:ligatures w14:val="none"/>
         </w:rPr>
@@ -1780,7 +2574,7 @@
         <w:spacing w:afterLines="40" w:after="96" w:line="240" w:lineRule="auto"/>
         <w:outlineLvl w:val="2"/>
         <w:rPr>
-          <w:rFonts w:ascii="Times New Roman" w:eastAsia="Times New Roman" w:hAnsi="Times New Roman" w:cs="Times New Roman"/>
+          <w:rFonts w:ascii="Calibri" w:eastAsia="Times New Roman" w:hAnsi="Calibri" w:cs="Calibri"/>
           <w:b/>
           <w:bCs/>
           <w:kern w:val="0"/>
@@ -1791,7 +2585,7 @@
       </w:pPr>
       <w:r>
         <w:rPr>
-          <w:rFonts w:ascii="Times New Roman" w:eastAsia="Times New Roman" w:hAnsi="Times New Roman" w:cs="Times New Roman"/>
+          <w:rFonts w:ascii="Calibri" w:eastAsia="Times New Roman" w:hAnsi="Calibri" w:cs="Calibri"/>
           <w:b/>
           <w:bCs/>
           <w:kern w:val="0"/>
@@ -1810,14 +2604,14 @@
         </w:numPr>
         <w:spacing w:afterLines="40" w:after="96" w:line="240" w:lineRule="auto"/>
         <w:rPr>
-          <w:rFonts w:ascii="Times New Roman" w:eastAsia="Times New Roman" w:hAnsi="Times New Roman" w:cs="Times New Roman"/>
-          <w:kern w:val="0"/>
-          <w14:ligatures w14:val="none"/>
-        </w:rPr>
-      </w:pPr>
-      <w:r>
-        <w:rPr>
-          <w:rFonts w:ascii="Times New Roman" w:eastAsia="Times New Roman" w:hAnsi="Times New Roman" w:cs="Times New Roman"/>
+          <w:rFonts w:ascii="Calibri" w:eastAsia="Times New Roman" w:hAnsi="Calibri" w:cs="Calibri"/>
+          <w:kern w:val="0"/>
+          <w14:ligatures w14:val="none"/>
+        </w:rPr>
+      </w:pPr>
+      <w:r>
+        <w:rPr>
+          <w:rFonts w:ascii="Calibri" w:eastAsia="Times New Roman" w:hAnsi="Calibri" w:cs="Calibri"/>
           <w:b/>
           <w:bCs/>
           <w:kern w:val="0"/>
@@ -1834,14 +2628,14 @@
         </w:numPr>
         <w:spacing w:afterLines="40" w:after="96" w:line="240" w:lineRule="auto"/>
         <w:rPr>
-          <w:rFonts w:ascii="Times New Roman" w:eastAsia="Times New Roman" w:hAnsi="Times New Roman" w:cs="Times New Roman"/>
-          <w:kern w:val="0"/>
-          <w14:ligatures w14:val="none"/>
-        </w:rPr>
-      </w:pPr>
-      <w:r>
-        <w:rPr>
-          <w:rFonts w:ascii="Times New Roman" w:eastAsia="Times New Roman" w:hAnsi="Times New Roman" w:cs="Times New Roman"/>
+          <w:rFonts w:ascii="Calibri" w:eastAsia="Times New Roman" w:hAnsi="Calibri" w:cs="Calibri"/>
+          <w:kern w:val="0"/>
+          <w14:ligatures w14:val="none"/>
+        </w:rPr>
+      </w:pPr>
+      <w:r>
+        <w:rPr>
+          <w:rFonts w:ascii="Calibri" w:eastAsia="Times New Roman" w:hAnsi="Calibri" w:cs="Calibri"/>
           <w:b/>
           <w:bCs/>
           <w:kern w:val="0"/>
@@ -1859,14 +2653,14 @@
         </w:numPr>
         <w:spacing w:afterLines="40" w:after="96" w:line="240" w:lineRule="auto"/>
         <w:rPr>
-          <w:rFonts w:ascii="Times New Roman" w:eastAsia="Times New Roman" w:hAnsi="Times New Roman" w:cs="Times New Roman"/>
-          <w:kern w:val="0"/>
-          <w14:ligatures w14:val="none"/>
-        </w:rPr>
-      </w:pPr>
-      <w:r>
-        <w:rPr>
-          <w:rFonts w:ascii="Times New Roman" w:eastAsia="Times New Roman" w:hAnsi="Times New Roman" w:cs="Times New Roman"/>
+          <w:rFonts w:ascii="Calibri" w:eastAsia="Times New Roman" w:hAnsi="Calibri" w:cs="Calibri"/>
+          <w:kern w:val="0"/>
+          <w14:ligatures w14:val="none"/>
+        </w:rPr>
+      </w:pPr>
+      <w:r>
+        <w:rPr>
+          <w:rFonts w:ascii="Calibri" w:eastAsia="Times New Roman" w:hAnsi="Calibri" w:cs="Calibri"/>
           <w:kern w:val="0"/>
           <w14:ligatures w14:val="none"/>
         </w:rPr>
@@ -1881,14 +2675,14 @@
         </w:numPr>
         <w:spacing w:afterLines="40" w:after="96" w:line="240" w:lineRule="auto"/>
         <w:rPr>
-          <w:rFonts w:ascii="Times New Roman" w:eastAsia="Times New Roman" w:hAnsi="Times New Roman" w:cs="Times New Roman"/>
-          <w:kern w:val="0"/>
-          <w14:ligatures w14:val="none"/>
-        </w:rPr>
-      </w:pPr>
-      <w:r>
-        <w:rPr>
-          <w:rFonts w:ascii="Times New Roman" w:eastAsia="Times New Roman" w:hAnsi="Times New Roman" w:cs="Times New Roman"/>
+          <w:rFonts w:ascii="Calibri" w:eastAsia="Times New Roman" w:hAnsi="Calibri" w:cs="Calibri"/>
+          <w:kern w:val="0"/>
+          <w14:ligatures w14:val="none"/>
+        </w:rPr>
+      </w:pPr>
+      <w:r>
+        <w:rPr>
+          <w:rFonts w:ascii="Calibri" w:eastAsia="Times New Roman" w:hAnsi="Calibri" w:cs="Calibri"/>
           <w:b/>
           <w:bCs/>
           <w:kern w:val="0"/>
@@ -1905,14 +2699,14 @@
         </w:numPr>
         <w:spacing w:afterLines="40" w:after="96" w:line="240" w:lineRule="auto"/>
         <w:rPr>
-          <w:rFonts w:ascii="Times New Roman" w:eastAsia="Times New Roman" w:hAnsi="Times New Roman" w:cs="Times New Roman"/>
-          <w:kern w:val="0"/>
-          <w14:ligatures w14:val="none"/>
-        </w:rPr>
-      </w:pPr>
-      <w:r>
-        <w:rPr>
-          <w:rFonts w:ascii="Times New Roman" w:eastAsia="Times New Roman" w:hAnsi="Times New Roman" w:cs="Times New Roman"/>
+          <w:rFonts w:ascii="Calibri" w:eastAsia="Times New Roman" w:hAnsi="Calibri" w:cs="Calibri"/>
+          <w:kern w:val="0"/>
+          <w14:ligatures w14:val="none"/>
+        </w:rPr>
+      </w:pPr>
+      <w:r>
+        <w:rPr>
+          <w:rFonts w:ascii="Calibri" w:eastAsia="Times New Roman" w:hAnsi="Calibri" w:cs="Calibri"/>
           <w:kern w:val="0"/>
           <w14:ligatures w14:val="none"/>
         </w:rPr>
@@ -1927,14 +2721,14 @@
         </w:numPr>
         <w:spacing w:afterLines="40" w:after="96" w:line="240" w:lineRule="auto"/>
         <w:rPr>
-          <w:rFonts w:ascii="Times New Roman" w:eastAsia="Times New Roman" w:hAnsi="Times New Roman" w:cs="Times New Roman"/>
-          <w:kern w:val="0"/>
-          <w14:ligatures w14:val="none"/>
-        </w:rPr>
-      </w:pPr>
-      <w:r>
-        <w:rPr>
-          <w:rFonts w:ascii="Times New Roman" w:eastAsia="Times New Roman" w:hAnsi="Times New Roman" w:cs="Times New Roman"/>
+          <w:rFonts w:ascii="Calibri" w:eastAsia="Times New Roman" w:hAnsi="Calibri" w:cs="Calibri"/>
+          <w:kern w:val="0"/>
+          <w14:ligatures w14:val="none"/>
+        </w:rPr>
+      </w:pPr>
+      <w:r>
+        <w:rPr>
+          <w:rFonts w:ascii="Calibri" w:eastAsia="Times New Roman" w:hAnsi="Calibri" w:cs="Calibri"/>
           <w:b/>
           <w:bCs/>
           <w:kern w:val="0"/>
@@ -1951,14 +2745,14 @@
         </w:numPr>
         <w:spacing w:afterLines="40" w:after="96" w:line="240" w:lineRule="auto"/>
         <w:rPr>
-          <w:rFonts w:ascii="Times New Roman" w:eastAsia="Times New Roman" w:hAnsi="Times New Roman" w:cs="Times New Roman"/>
-          <w:kern w:val="0"/>
-          <w14:ligatures w14:val="none"/>
-        </w:rPr>
-      </w:pPr>
-      <w:r>
-        <w:rPr>
-          <w:rFonts w:ascii="Times New Roman" w:eastAsia="Times New Roman" w:hAnsi="Times New Roman" w:cs="Times New Roman"/>
+          <w:rFonts w:ascii="Calibri" w:eastAsia="Times New Roman" w:hAnsi="Calibri" w:cs="Calibri"/>
+          <w:kern w:val="0"/>
+          <w14:ligatures w14:val="none"/>
+        </w:rPr>
+      </w:pPr>
+      <w:r>
+        <w:rPr>
+          <w:rFonts w:ascii="Calibri" w:eastAsia="Times New Roman" w:hAnsi="Calibri" w:cs="Calibri"/>
           <w:kern w:val="0"/>
           <w14:ligatures w14:val="none"/>
         </w:rPr>
@@ -1973,14 +2767,14 @@
         </w:numPr>
         <w:spacing w:afterLines="40" w:after="96" w:line="240" w:lineRule="auto"/>
         <w:rPr>
-          <w:rFonts w:ascii="Times New Roman" w:eastAsia="Times New Roman" w:hAnsi="Times New Roman" w:cs="Times New Roman"/>
-          <w:kern w:val="0"/>
-          <w14:ligatures w14:val="none"/>
-        </w:rPr>
-      </w:pPr>
-      <w:r>
-        <w:rPr>
-          <w:rFonts w:ascii="Times New Roman" w:eastAsia="Times New Roman" w:hAnsi="Times New Roman" w:cs="Times New Roman"/>
+          <w:rFonts w:ascii="Calibri" w:eastAsia="Times New Roman" w:hAnsi="Calibri" w:cs="Calibri"/>
+          <w:kern w:val="0"/>
+          <w14:ligatures w14:val="none"/>
+        </w:rPr>
+      </w:pPr>
+      <w:r>
+        <w:rPr>
+          <w:rFonts w:ascii="Calibri" w:eastAsia="Times New Roman" w:hAnsi="Calibri" w:cs="Calibri"/>
           <w:b/>
           <w:bCs/>
           <w:kern w:val="0"/>
@@ -1997,14 +2791,14 @@
         </w:numPr>
         <w:spacing w:afterLines="40" w:after="96" w:line="240" w:lineRule="auto"/>
         <w:rPr>
-          <w:rFonts w:ascii="Times New Roman" w:eastAsia="Times New Roman" w:hAnsi="Times New Roman" w:cs="Times New Roman"/>
-          <w:kern w:val="0"/>
-          <w14:ligatures w14:val="none"/>
-        </w:rPr>
-      </w:pPr>
-      <w:r>
-        <w:rPr>
-          <w:rFonts w:ascii="Times New Roman" w:eastAsia="Times New Roman" w:hAnsi="Times New Roman" w:cs="Times New Roman"/>
+          <w:rFonts w:ascii="Calibri" w:eastAsia="Times New Roman" w:hAnsi="Calibri" w:cs="Calibri"/>
+          <w:kern w:val="0"/>
+          <w14:ligatures w14:val="none"/>
+        </w:rPr>
+      </w:pPr>
+      <w:r>
+        <w:rPr>
+          <w:rFonts w:ascii="Calibri" w:eastAsia="Times New Roman" w:hAnsi="Calibri" w:cs="Calibri"/>
           <w:kern w:val="0"/>
           <w14:ligatures w14:val="none"/>
         </w:rPr>
@@ -2015,14 +2809,14 @@
       <w:pPr>
         <w:spacing w:afterLines="40" w:after="96" w:line="240" w:lineRule="auto"/>
         <w:rPr>
-          <w:rFonts w:ascii="Times New Roman" w:eastAsia="Times New Roman" w:hAnsi="Times New Roman" w:cs="Times New Roman"/>
-          <w:kern w:val="0"/>
-          <w14:ligatures w14:val="none"/>
-        </w:rPr>
-      </w:pPr>
-      <w:r>
-        <w:rPr>
-          <w:rFonts w:ascii="Times New Roman" w:eastAsia="Times New Roman" w:hAnsi="Times New Roman" w:cs="Times New Roman"/>
+          <w:rFonts w:ascii="Calibri" w:eastAsia="Times New Roman" w:hAnsi="Calibri" w:cs="Calibri"/>
+          <w:kern w:val="0"/>
+          <w14:ligatures w14:val="none"/>
+        </w:rPr>
+      </w:pPr>
+      <w:r>
+        <w:rPr>
+          <w:rFonts w:ascii="Calibri" w:eastAsia="Times New Roman" w:hAnsi="Calibri" w:cs="Calibri"/>
           <w:noProof/>
           <w:kern w:val="0"/>
         </w:rPr>
@@ -2036,7 +2830,7 @@
         <w:spacing w:afterLines="40" w:after="96" w:line="240" w:lineRule="auto"/>
         <w:outlineLvl w:val="1"/>
         <w:rPr>
-          <w:rFonts w:ascii="Times New Roman" w:eastAsia="Times New Roman" w:hAnsi="Times New Roman" w:cs="Times New Roman"/>
+          <w:rFonts w:ascii="Calibri" w:eastAsia="Times New Roman" w:hAnsi="Calibri" w:cs="Calibri"/>
           <w:b/>
           <w:bCs/>
           <w:kern w:val="0"/>
@@ -2047,7 +2841,7 @@
       </w:pPr>
       <w:r>
         <w:rPr>
-          <w:rFonts w:ascii="Times New Roman" w:eastAsia="Times New Roman" w:hAnsi="Times New Roman" w:cs="Times New Roman"/>
+          <w:rFonts w:ascii="Calibri" w:eastAsia="Times New Roman" w:hAnsi="Calibri" w:cs="Calibri"/>
           <w:b/>
           <w:bCs/>
           <w:kern w:val="0"/>
@@ -2063,7 +2857,7 @@
         <w:spacing w:afterLines="40" w:after="96" w:line="240" w:lineRule="auto"/>
         <w:outlineLvl w:val="2"/>
         <w:rPr>
-          <w:rFonts w:ascii="Times New Roman" w:eastAsia="Times New Roman" w:hAnsi="Times New Roman" w:cs="Times New Roman"/>
+          <w:rFonts w:ascii="Calibri" w:eastAsia="Times New Roman" w:hAnsi="Calibri" w:cs="Calibri"/>
           <w:b/>
           <w:bCs/>
           <w:kern w:val="0"/>
@@ -2074,7 +2868,7 @@
       </w:pPr>
       <w:r>
         <w:rPr>
-          <w:rFonts w:ascii="Times New Roman" w:eastAsia="Times New Roman" w:hAnsi="Times New Roman" w:cs="Times New Roman"/>
+          <w:rFonts w:ascii="Calibri" w:eastAsia="Times New Roman" w:hAnsi="Calibri" w:cs="Calibri"/>
           <w:b/>
           <w:bCs/>
           <w:kern w:val="0"/>
@@ -2093,14 +2887,14 @@
         </w:numPr>
         <w:spacing w:afterLines="40" w:after="96" w:line="240" w:lineRule="auto"/>
         <w:rPr>
-          <w:rFonts w:ascii="Times New Roman" w:eastAsia="Times New Roman" w:hAnsi="Times New Roman" w:cs="Times New Roman"/>
-          <w:kern w:val="0"/>
-          <w14:ligatures w14:val="none"/>
-        </w:rPr>
-      </w:pPr>
-      <w:r>
-        <w:rPr>
-          <w:rFonts w:ascii="Times New Roman" w:eastAsia="Times New Roman" w:hAnsi="Times New Roman" w:cs="Times New Roman"/>
+          <w:rFonts w:ascii="Calibri" w:eastAsia="Times New Roman" w:hAnsi="Calibri" w:cs="Calibri"/>
+          <w:kern w:val="0"/>
+          <w14:ligatures w14:val="none"/>
+        </w:rPr>
+      </w:pPr>
+      <w:r>
+        <w:rPr>
+          <w:rFonts w:ascii="Calibri" w:eastAsia="Times New Roman" w:hAnsi="Calibri" w:cs="Calibri"/>
           <w:b/>
           <w:bCs/>
           <w:kern w:val="0"/>
@@ -2117,14 +2911,14 @@
         </w:numPr>
         <w:spacing w:afterLines="40" w:after="96" w:line="240" w:lineRule="auto"/>
         <w:rPr>
-          <w:rFonts w:ascii="Times New Roman" w:eastAsia="Times New Roman" w:hAnsi="Times New Roman" w:cs="Times New Roman"/>
-          <w:kern w:val="0"/>
-          <w14:ligatures w14:val="none"/>
-        </w:rPr>
-      </w:pPr>
-      <w:r>
-        <w:rPr>
-          <w:rFonts w:ascii="Times New Roman" w:eastAsia="Times New Roman" w:hAnsi="Times New Roman" w:cs="Times New Roman"/>
+          <w:rFonts w:ascii="Calibri" w:eastAsia="Times New Roman" w:hAnsi="Calibri" w:cs="Calibri"/>
+          <w:kern w:val="0"/>
+          <w14:ligatures w14:val="none"/>
+        </w:rPr>
+      </w:pPr>
+      <w:r>
+        <w:rPr>
+          <w:rFonts w:ascii="Calibri" w:eastAsia="Times New Roman" w:hAnsi="Calibri" w:cs="Calibri"/>
           <w:kern w:val="0"/>
           <w14:ligatures w14:val="none"/>
         </w:rPr>
@@ -2139,14 +2933,14 @@
         </w:numPr>
         <w:spacing w:afterLines="40" w:after="96" w:line="240" w:lineRule="auto"/>
         <w:rPr>
-          <w:rFonts w:ascii="Times New Roman" w:eastAsia="Times New Roman" w:hAnsi="Times New Roman" w:cs="Times New Roman"/>
-          <w:kern w:val="0"/>
-          <w14:ligatures w14:val="none"/>
-        </w:rPr>
-      </w:pPr>
-      <w:r>
-        <w:rPr>
-          <w:rFonts w:ascii="Times New Roman" w:eastAsia="Times New Roman" w:hAnsi="Times New Roman" w:cs="Times New Roman"/>
+          <w:rFonts w:ascii="Calibri" w:eastAsia="Times New Roman" w:hAnsi="Calibri" w:cs="Calibri"/>
+          <w:kern w:val="0"/>
+          <w14:ligatures w14:val="none"/>
+        </w:rPr>
+      </w:pPr>
+      <w:r>
+        <w:rPr>
+          <w:rFonts w:ascii="Calibri" w:eastAsia="Times New Roman" w:hAnsi="Calibri" w:cs="Calibri"/>
           <w:b/>
           <w:bCs/>
           <w:kern w:val="0"/>
@@ -2163,14 +2957,14 @@
         </w:numPr>
         <w:spacing w:afterLines="40" w:after="96" w:line="240" w:lineRule="auto"/>
         <w:rPr>
-          <w:rFonts w:ascii="Times New Roman" w:eastAsia="Times New Roman" w:hAnsi="Times New Roman" w:cs="Times New Roman"/>
-          <w:kern w:val="0"/>
-          <w14:ligatures w14:val="none"/>
-        </w:rPr>
-      </w:pPr>
-      <w:r>
-        <w:rPr>
-          <w:rFonts w:ascii="Times New Roman" w:eastAsia="Times New Roman" w:hAnsi="Times New Roman" w:cs="Times New Roman"/>
+          <w:rFonts w:ascii="Calibri" w:eastAsia="Times New Roman" w:hAnsi="Calibri" w:cs="Calibri"/>
+          <w:kern w:val="0"/>
+          <w14:ligatures w14:val="none"/>
+        </w:rPr>
+      </w:pPr>
+      <w:r>
+        <w:rPr>
+          <w:rFonts w:ascii="Calibri" w:eastAsia="Times New Roman" w:hAnsi="Calibri" w:cs="Calibri"/>
           <w:kern w:val="0"/>
           <w14:ligatures w14:val="none"/>
         </w:rPr>
@@ -2182,7 +2976,7 @@
         <w:spacing w:afterLines="40" w:after="96" w:line="240" w:lineRule="auto"/>
         <w:outlineLvl w:val="2"/>
         <w:rPr>
-          <w:rFonts w:ascii="Times New Roman" w:eastAsia="Times New Roman" w:hAnsi="Times New Roman" w:cs="Times New Roman"/>
+          <w:rFonts w:ascii="Calibri" w:eastAsia="Times New Roman" w:hAnsi="Calibri" w:cs="Calibri"/>
           <w:b/>
           <w:bCs/>
           <w:kern w:val="0"/>
@@ -2193,7 +2987,7 @@
       </w:pPr>
       <w:r>
         <w:rPr>
-          <w:rFonts w:ascii="Times New Roman" w:eastAsia="Times New Roman" w:hAnsi="Times New Roman" w:cs="Times New Roman"/>
+          <w:rFonts w:ascii="Calibri" w:eastAsia="Times New Roman" w:hAnsi="Calibri" w:cs="Calibri"/>
           <w:b/>
           <w:bCs/>
           <w:kern w:val="0"/>
@@ -2212,14 +3006,14 @@
         </w:numPr>
         <w:spacing w:afterLines="40" w:after="96" w:line="240" w:lineRule="auto"/>
         <w:rPr>
-          <w:rFonts w:ascii="Times New Roman" w:eastAsia="Times New Roman" w:hAnsi="Times New Roman" w:cs="Times New Roman"/>
-          <w:kern w:val="0"/>
-          <w14:ligatures w14:val="none"/>
-        </w:rPr>
-      </w:pPr>
-      <w:r>
-        <w:rPr>
-          <w:rFonts w:ascii="Times New Roman" w:eastAsia="Times New Roman" w:hAnsi="Times New Roman" w:cs="Times New Roman"/>
+          <w:rFonts w:ascii="Calibri" w:eastAsia="Times New Roman" w:hAnsi="Calibri" w:cs="Calibri"/>
+          <w:kern w:val="0"/>
+          <w14:ligatures w14:val="none"/>
+        </w:rPr>
+      </w:pPr>
+      <w:r>
+        <w:rPr>
+          <w:rFonts w:ascii="Calibri" w:eastAsia="Times New Roman" w:hAnsi="Calibri" w:cs="Calibri"/>
           <w:b/>
           <w:bCs/>
           <w:kern w:val="0"/>
@@ -2236,14 +3030,14 @@
         </w:numPr>
         <w:spacing w:afterLines="40" w:after="96" w:line="240" w:lineRule="auto"/>
         <w:rPr>
-          <w:rFonts w:ascii="Times New Roman" w:eastAsia="Times New Roman" w:hAnsi="Times New Roman" w:cs="Times New Roman"/>
-          <w:kern w:val="0"/>
-          <w14:ligatures w14:val="none"/>
-        </w:rPr>
-      </w:pPr>
-      <w:r>
-        <w:rPr>
-          <w:rFonts w:ascii="Times New Roman" w:eastAsia="Times New Roman" w:hAnsi="Times New Roman" w:cs="Times New Roman"/>
+          <w:rFonts w:ascii="Calibri" w:eastAsia="Times New Roman" w:hAnsi="Calibri" w:cs="Calibri"/>
+          <w:kern w:val="0"/>
+          <w14:ligatures w14:val="none"/>
+        </w:rPr>
+      </w:pPr>
+      <w:r>
+        <w:rPr>
+          <w:rFonts w:ascii="Calibri" w:eastAsia="Times New Roman" w:hAnsi="Calibri" w:cs="Calibri"/>
           <w:b/>
           <w:bCs/>
           <w:kern w:val="0"/>
@@ -2260,14 +3054,14 @@
         </w:numPr>
         <w:spacing w:afterLines="40" w:after="96" w:line="240" w:lineRule="auto"/>
         <w:rPr>
-          <w:rFonts w:ascii="Times New Roman" w:eastAsia="Times New Roman" w:hAnsi="Times New Roman" w:cs="Times New Roman"/>
-          <w:kern w:val="0"/>
-          <w14:ligatures w14:val="none"/>
-        </w:rPr>
-      </w:pPr>
-      <w:r>
-        <w:rPr>
-          <w:rFonts w:ascii="Times New Roman" w:eastAsia="Times New Roman" w:hAnsi="Times New Roman" w:cs="Times New Roman"/>
+          <w:rFonts w:ascii="Calibri" w:eastAsia="Times New Roman" w:hAnsi="Calibri" w:cs="Calibri"/>
+          <w:kern w:val="0"/>
+          <w14:ligatures w14:val="none"/>
+        </w:rPr>
+      </w:pPr>
+      <w:r>
+        <w:rPr>
+          <w:rFonts w:ascii="Calibri" w:eastAsia="Times New Roman" w:hAnsi="Calibri" w:cs="Calibri"/>
           <w:kern w:val="0"/>
           <w14:ligatures w14:val="none"/>
         </w:rPr>
@@ -2276,7 +3070,7 @@
       <w:proofErr w:type="spellStart"/>
       <w:r>
         <w:rPr>
-          <w:rFonts w:ascii="Times New Roman" w:eastAsia="Times New Roman" w:hAnsi="Times New Roman" w:cs="Times New Roman"/>
+          <w:rFonts w:ascii="Calibri" w:eastAsia="Times New Roman" w:hAnsi="Calibri" w:cs="Calibri"/>
           <w:kern w:val="0"/>
           <w14:ligatures w14:val="none"/>
         </w:rPr>
@@ -2285,7 +3079,7 @@
       <w:proofErr w:type="spellEnd"/>
       <w:r>
         <w:rPr>
-          <w:rFonts w:ascii="Times New Roman" w:eastAsia="Times New Roman" w:hAnsi="Times New Roman" w:cs="Times New Roman"/>
+          <w:rFonts w:ascii="Calibri" w:eastAsia="Times New Roman" w:hAnsi="Calibri" w:cs="Calibri"/>
           <w:kern w:val="0"/>
           <w14:ligatures w14:val="none"/>
         </w:rPr>
@@ -2294,7 +3088,7 @@
       <w:proofErr w:type="spellStart"/>
       <w:r>
         <w:rPr>
-          <w:rFonts w:ascii="Times New Roman" w:eastAsia="Times New Roman" w:hAnsi="Times New Roman" w:cs="Times New Roman"/>
+          <w:rFonts w:ascii="Calibri" w:eastAsia="Times New Roman" w:hAnsi="Calibri" w:cs="Calibri"/>
           <w:kern w:val="0"/>
           <w14:ligatures w14:val="none"/>
         </w:rPr>
@@ -2303,7 +3097,7 @@
       <w:proofErr w:type="spellEnd"/>
       <w:r>
         <w:rPr>
-          <w:rFonts w:ascii="Times New Roman" w:eastAsia="Times New Roman" w:hAnsi="Times New Roman" w:cs="Times New Roman"/>
+          <w:rFonts w:ascii="Calibri" w:eastAsia="Times New Roman" w:hAnsi="Calibri" w:cs="Calibri"/>
           <w:kern w:val="0"/>
           <w14:ligatures w14:val="none"/>
         </w:rPr>
@@ -2318,14 +3112,14 @@
         </w:numPr>
         <w:spacing w:afterLines="40" w:after="96" w:line="240" w:lineRule="auto"/>
         <w:rPr>
-          <w:rFonts w:ascii="Times New Roman" w:eastAsia="Times New Roman" w:hAnsi="Times New Roman" w:cs="Times New Roman"/>
-          <w:kern w:val="0"/>
-          <w14:ligatures w14:val="none"/>
-        </w:rPr>
-      </w:pPr>
-      <w:r>
-        <w:rPr>
-          <w:rFonts w:ascii="Times New Roman" w:eastAsia="Times New Roman" w:hAnsi="Times New Roman" w:cs="Times New Roman"/>
+          <w:rFonts w:ascii="Calibri" w:eastAsia="Times New Roman" w:hAnsi="Calibri" w:cs="Calibri"/>
+          <w:kern w:val="0"/>
+          <w14:ligatures w14:val="none"/>
+        </w:rPr>
+      </w:pPr>
+      <w:r>
+        <w:rPr>
+          <w:rFonts w:ascii="Calibri" w:eastAsia="Times New Roman" w:hAnsi="Calibri" w:cs="Calibri"/>
           <w:b/>
           <w:bCs/>
           <w:kern w:val="0"/>
@@ -2342,14 +3136,14 @@
         </w:numPr>
         <w:spacing w:afterLines="40" w:after="96" w:line="240" w:lineRule="auto"/>
         <w:rPr>
-          <w:rFonts w:ascii="Times New Roman" w:eastAsia="Times New Roman" w:hAnsi="Times New Roman" w:cs="Times New Roman"/>
-          <w:kern w:val="0"/>
-          <w14:ligatures w14:val="none"/>
-        </w:rPr>
-      </w:pPr>
-      <w:r>
-        <w:rPr>
-          <w:rFonts w:ascii="Times New Roman" w:eastAsia="Times New Roman" w:hAnsi="Times New Roman" w:cs="Times New Roman"/>
+          <w:rFonts w:ascii="Calibri" w:eastAsia="Times New Roman" w:hAnsi="Calibri" w:cs="Calibri"/>
+          <w:kern w:val="0"/>
+          <w14:ligatures w14:val="none"/>
+        </w:rPr>
+      </w:pPr>
+      <w:r>
+        <w:rPr>
+          <w:rFonts w:ascii="Calibri" w:eastAsia="Times New Roman" w:hAnsi="Calibri" w:cs="Calibri"/>
           <w:kern w:val="0"/>
           <w14:ligatures w14:val="none"/>
         </w:rPr>
@@ -2364,14 +3158,14 @@
         </w:numPr>
         <w:spacing w:afterLines="40" w:after="96" w:line="240" w:lineRule="auto"/>
         <w:rPr>
-          <w:rFonts w:ascii="Times New Roman" w:eastAsia="Times New Roman" w:hAnsi="Times New Roman" w:cs="Times New Roman"/>
-          <w:kern w:val="0"/>
-          <w14:ligatures w14:val="none"/>
-        </w:rPr>
-      </w:pPr>
-      <w:r>
-        <w:rPr>
-          <w:rFonts w:ascii="Times New Roman" w:eastAsia="Times New Roman" w:hAnsi="Times New Roman" w:cs="Times New Roman"/>
+          <w:rFonts w:ascii="Calibri" w:eastAsia="Times New Roman" w:hAnsi="Calibri" w:cs="Calibri"/>
+          <w:kern w:val="0"/>
+          <w14:ligatures w14:val="none"/>
+        </w:rPr>
+      </w:pPr>
+      <w:r>
+        <w:rPr>
+          <w:rFonts w:ascii="Calibri" w:eastAsia="Times New Roman" w:hAnsi="Calibri" w:cs="Calibri"/>
           <w:b/>
           <w:bCs/>
           <w:kern w:val="0"/>
@@ -2388,14 +3182,14 @@
         </w:numPr>
         <w:spacing w:afterLines="40" w:after="96" w:line="240" w:lineRule="auto"/>
         <w:rPr>
-          <w:rFonts w:ascii="Times New Roman" w:eastAsia="Times New Roman" w:hAnsi="Times New Roman" w:cs="Times New Roman"/>
-          <w:kern w:val="0"/>
-          <w14:ligatures w14:val="none"/>
-        </w:rPr>
-      </w:pPr>
-      <w:r>
-        <w:rPr>
-          <w:rFonts w:ascii="Times New Roman" w:eastAsia="Times New Roman" w:hAnsi="Times New Roman" w:cs="Times New Roman"/>
+          <w:rFonts w:ascii="Calibri" w:eastAsia="Times New Roman" w:hAnsi="Calibri" w:cs="Calibri"/>
+          <w:kern w:val="0"/>
+          <w14:ligatures w14:val="none"/>
+        </w:rPr>
+      </w:pPr>
+      <w:r>
+        <w:rPr>
+          <w:rFonts w:ascii="Calibri" w:eastAsia="Times New Roman" w:hAnsi="Calibri" w:cs="Calibri"/>
           <w:kern w:val="0"/>
           <w14:ligatures w14:val="none"/>
         </w:rPr>
@@ -2410,14 +3204,14 @@
         </w:numPr>
         <w:spacing w:afterLines="40" w:after="96" w:line="240" w:lineRule="auto"/>
         <w:rPr>
-          <w:rFonts w:ascii="Times New Roman" w:eastAsia="Times New Roman" w:hAnsi="Times New Roman" w:cs="Times New Roman"/>
-          <w:kern w:val="0"/>
-          <w14:ligatures w14:val="none"/>
-        </w:rPr>
-      </w:pPr>
-      <w:r>
-        <w:rPr>
-          <w:rFonts w:ascii="Times New Roman" w:eastAsia="Times New Roman" w:hAnsi="Times New Roman" w:cs="Times New Roman"/>
+          <w:rFonts w:ascii="Calibri" w:eastAsia="Times New Roman" w:hAnsi="Calibri" w:cs="Calibri"/>
+          <w:kern w:val="0"/>
+          <w14:ligatures w14:val="none"/>
+        </w:rPr>
+      </w:pPr>
+      <w:r>
+        <w:rPr>
+          <w:rFonts w:ascii="Calibri" w:eastAsia="Times New Roman" w:hAnsi="Calibri" w:cs="Calibri"/>
           <w:b/>
           <w:bCs/>
           <w:kern w:val="0"/>
@@ -2434,14 +3228,14 @@
         </w:numPr>
         <w:spacing w:afterLines="40" w:after="96" w:line="240" w:lineRule="auto"/>
         <w:rPr>
-          <w:rFonts w:ascii="Times New Roman" w:eastAsia="Times New Roman" w:hAnsi="Times New Roman" w:cs="Times New Roman"/>
-          <w:kern w:val="0"/>
-          <w14:ligatures w14:val="none"/>
-        </w:rPr>
-      </w:pPr>
-      <w:r>
-        <w:rPr>
-          <w:rFonts w:ascii="Times New Roman" w:eastAsia="Times New Roman" w:hAnsi="Times New Roman" w:cs="Times New Roman"/>
+          <w:rFonts w:ascii="Calibri" w:eastAsia="Times New Roman" w:hAnsi="Calibri" w:cs="Calibri"/>
+          <w:kern w:val="0"/>
+          <w14:ligatures w14:val="none"/>
+        </w:rPr>
+      </w:pPr>
+      <w:r>
+        <w:rPr>
+          <w:rFonts w:ascii="Calibri" w:eastAsia="Times New Roman" w:hAnsi="Calibri" w:cs="Calibri"/>
           <w:kern w:val="0"/>
           <w14:ligatures w14:val="none"/>
         </w:rPr>
@@ -2456,14 +3250,14 @@
         </w:numPr>
         <w:spacing w:afterLines="40" w:after="96" w:line="240" w:lineRule="auto"/>
         <w:rPr>
-          <w:rFonts w:ascii="Times New Roman" w:eastAsia="Times New Roman" w:hAnsi="Times New Roman" w:cs="Times New Roman"/>
-          <w:kern w:val="0"/>
-          <w14:ligatures w14:val="none"/>
-        </w:rPr>
-      </w:pPr>
-      <w:r>
-        <w:rPr>
-          <w:rFonts w:ascii="Times New Roman" w:eastAsia="Times New Roman" w:hAnsi="Times New Roman" w:cs="Times New Roman"/>
+          <w:rFonts w:ascii="Calibri" w:eastAsia="Times New Roman" w:hAnsi="Calibri" w:cs="Calibri"/>
+          <w:kern w:val="0"/>
+          <w14:ligatures w14:val="none"/>
+        </w:rPr>
+      </w:pPr>
+      <w:r>
+        <w:rPr>
+          <w:rFonts w:ascii="Calibri" w:eastAsia="Times New Roman" w:hAnsi="Calibri" w:cs="Calibri"/>
           <w:b/>
           <w:bCs/>
           <w:kern w:val="0"/>
@@ -2480,14 +3274,14 @@
         </w:numPr>
         <w:spacing w:afterLines="40" w:after="96" w:line="240" w:lineRule="auto"/>
         <w:rPr>
-          <w:rFonts w:ascii="Times New Roman" w:eastAsia="Times New Roman" w:hAnsi="Times New Roman" w:cs="Times New Roman"/>
-          <w:kern w:val="0"/>
-          <w14:ligatures w14:val="none"/>
-        </w:rPr>
-      </w:pPr>
-      <w:r>
-        <w:rPr>
-          <w:rFonts w:ascii="Times New Roman" w:eastAsia="Times New Roman" w:hAnsi="Times New Roman" w:cs="Times New Roman"/>
+          <w:rFonts w:ascii="Calibri" w:eastAsia="Times New Roman" w:hAnsi="Calibri" w:cs="Calibri"/>
+          <w:kern w:val="0"/>
+          <w14:ligatures w14:val="none"/>
+        </w:rPr>
+      </w:pPr>
+      <w:r>
+        <w:rPr>
+          <w:rFonts w:ascii="Calibri" w:eastAsia="Times New Roman" w:hAnsi="Calibri" w:cs="Calibri"/>
           <w:kern w:val="0"/>
           <w14:ligatures w14:val="none"/>
         </w:rPr>
@@ -2496,7 +3290,7 @@
       <w:proofErr w:type="gramStart"/>
       <w:r>
         <w:rPr>
-          <w:rFonts w:ascii="Times New Roman" w:eastAsia="Times New Roman" w:hAnsi="Times New Roman" w:cs="Times New Roman"/>
+          <w:rFonts w:ascii="Calibri" w:eastAsia="Times New Roman" w:hAnsi="Calibri" w:cs="Calibri"/>
           <w:kern w:val="0"/>
           <w14:ligatures w14:val="none"/>
         </w:rPr>
@@ -2505,7 +3299,7 @@
       <w:proofErr w:type="gramEnd"/>
       <w:r>
         <w:rPr>
-          <w:rFonts w:ascii="Times New Roman" w:eastAsia="Times New Roman" w:hAnsi="Times New Roman" w:cs="Times New Roman"/>
+          <w:rFonts w:ascii="Calibri" w:eastAsia="Times New Roman" w:hAnsi="Calibri" w:cs="Calibri"/>
           <w:kern w:val="0"/>
           <w14:ligatures w14:val="none"/>
         </w:rPr>
@@ -2516,17 +3310,18 @@
       <w:pPr>
         <w:spacing w:afterLines="40" w:after="96" w:line="240" w:lineRule="auto"/>
         <w:rPr>
-          <w:rFonts w:ascii="Times New Roman" w:eastAsia="Times New Roman" w:hAnsi="Times New Roman" w:cs="Times New Roman"/>
-          <w:kern w:val="0"/>
-          <w14:ligatures w14:val="none"/>
-        </w:rPr>
-      </w:pPr>
-      <w:r>
-        <w:rPr>
-          <w:rFonts w:ascii="Times New Roman" w:eastAsia="Times New Roman" w:hAnsi="Times New Roman" w:cs="Times New Roman"/>
+          <w:rFonts w:ascii="Calibri" w:eastAsia="Times New Roman" w:hAnsi="Calibri" w:cs="Calibri"/>
+          <w:kern w:val="0"/>
+          <w14:ligatures w14:val="none"/>
+        </w:rPr>
+      </w:pPr>
+      <w:r>
+        <w:rPr>
+          <w:rFonts w:ascii="Calibri" w:eastAsia="Times New Roman" w:hAnsi="Calibri" w:cs="Calibri"/>
           <w:noProof/>
           <w:kern w:val="0"/>
         </w:rPr>
+        <w:lastRenderedPageBreak/>
         <w:pict w14:anchorId="21C8F817">
           <v:rect id="_x0000_i1030" alt="" style="width:468pt;height:.05pt;mso-width-percent:0;mso-height-percent:0;mso-width-percent:0;mso-height-percent:0" o:hralign="center" o:hrstd="t" o:hr="t" fillcolor="#a0a0a0" stroked="f"/>
         </w:pict>
@@ -2537,7 +3332,7 @@
         <w:spacing w:afterLines="40" w:after="96" w:line="240" w:lineRule="auto"/>
         <w:outlineLvl w:val="1"/>
         <w:rPr>
-          <w:rFonts w:ascii="Times New Roman" w:eastAsia="Times New Roman" w:hAnsi="Times New Roman" w:cs="Times New Roman"/>
+          <w:rFonts w:ascii="Calibri" w:eastAsia="Times New Roman" w:hAnsi="Calibri" w:cs="Calibri"/>
           <w:b/>
           <w:bCs/>
           <w:kern w:val="0"/>
@@ -2548,7 +3343,7 @@
       </w:pPr>
       <w:r>
         <w:rPr>
-          <w:rFonts w:ascii="Times New Roman" w:eastAsia="Times New Roman" w:hAnsi="Times New Roman" w:cs="Times New Roman"/>
+          <w:rFonts w:ascii="Calibri" w:eastAsia="Times New Roman" w:hAnsi="Calibri" w:cs="Calibri"/>
           <w:b/>
           <w:bCs/>
           <w:kern w:val="0"/>
@@ -2556,7 +3351,6 @@
           <w:szCs w:val="36"/>
           <w14:ligatures w14:val="none"/>
         </w:rPr>
-        <w:lastRenderedPageBreak/>
         <w:t>7. Predictive &amp; Comparative Analysis</w:t>
       </w:r>
     </w:p>
@@ -2565,7 +3359,7 @@
         <w:spacing w:afterLines="40" w:after="96" w:line="240" w:lineRule="auto"/>
         <w:outlineLvl w:val="2"/>
         <w:rPr>
-          <w:rFonts w:ascii="Times New Roman" w:eastAsia="Times New Roman" w:hAnsi="Times New Roman" w:cs="Times New Roman"/>
+          <w:rFonts w:ascii="Calibri" w:eastAsia="Times New Roman" w:hAnsi="Calibri" w:cs="Calibri"/>
           <w:b/>
           <w:bCs/>
           <w:kern w:val="0"/>
@@ -2576,7 +3370,7 @@
       </w:pPr>
       <w:r>
         <w:rPr>
-          <w:rFonts w:ascii="Times New Roman" w:eastAsia="Times New Roman" w:hAnsi="Times New Roman" w:cs="Times New Roman"/>
+          <w:rFonts w:ascii="Calibri" w:eastAsia="Times New Roman" w:hAnsi="Calibri" w:cs="Calibri"/>
           <w:b/>
           <w:bCs/>
           <w:kern w:val="0"/>
@@ -2595,14 +3389,14 @@
         </w:numPr>
         <w:spacing w:afterLines="40" w:after="96" w:line="240" w:lineRule="auto"/>
         <w:rPr>
-          <w:rFonts w:ascii="Times New Roman" w:eastAsia="Times New Roman" w:hAnsi="Times New Roman" w:cs="Times New Roman"/>
-          <w:kern w:val="0"/>
-          <w14:ligatures w14:val="none"/>
-        </w:rPr>
-      </w:pPr>
-      <w:r>
-        <w:rPr>
-          <w:rFonts w:ascii="Times New Roman" w:eastAsia="Times New Roman" w:hAnsi="Times New Roman" w:cs="Times New Roman"/>
+          <w:rFonts w:ascii="Calibri" w:eastAsia="Times New Roman" w:hAnsi="Calibri" w:cs="Calibri"/>
+          <w:kern w:val="0"/>
+          <w14:ligatures w14:val="none"/>
+        </w:rPr>
+      </w:pPr>
+      <w:r>
+        <w:rPr>
+          <w:rFonts w:ascii="Calibri" w:eastAsia="Times New Roman" w:hAnsi="Calibri" w:cs="Calibri"/>
           <w:b/>
           <w:bCs/>
           <w:kern w:val="0"/>
@@ -2619,14 +3413,14 @@
         </w:numPr>
         <w:spacing w:afterLines="40" w:after="96" w:line="240" w:lineRule="auto"/>
         <w:rPr>
-          <w:rFonts w:ascii="Times New Roman" w:eastAsia="Times New Roman" w:hAnsi="Times New Roman" w:cs="Times New Roman"/>
-          <w:kern w:val="0"/>
-          <w14:ligatures w14:val="none"/>
-        </w:rPr>
-      </w:pPr>
-      <w:r>
-        <w:rPr>
-          <w:rFonts w:ascii="Times New Roman" w:eastAsia="Times New Roman" w:hAnsi="Times New Roman" w:cs="Times New Roman"/>
+          <w:rFonts w:ascii="Calibri" w:eastAsia="Times New Roman" w:hAnsi="Calibri" w:cs="Calibri"/>
+          <w:kern w:val="0"/>
+          <w14:ligatures w14:val="none"/>
+        </w:rPr>
+      </w:pPr>
+      <w:r>
+        <w:rPr>
+          <w:rFonts w:ascii="Calibri" w:eastAsia="Times New Roman" w:hAnsi="Calibri" w:cs="Calibri"/>
           <w:b/>
           <w:bCs/>
           <w:kern w:val="0"/>
@@ -2643,14 +3437,14 @@
         </w:numPr>
         <w:spacing w:afterLines="40" w:after="96" w:line="240" w:lineRule="auto"/>
         <w:rPr>
-          <w:rFonts w:ascii="Times New Roman" w:eastAsia="Times New Roman" w:hAnsi="Times New Roman" w:cs="Times New Roman"/>
-          <w:kern w:val="0"/>
-          <w14:ligatures w14:val="none"/>
-        </w:rPr>
-      </w:pPr>
-      <w:r>
-        <w:rPr>
-          <w:rFonts w:ascii="Times New Roman" w:eastAsia="Times New Roman" w:hAnsi="Times New Roman" w:cs="Times New Roman"/>
+          <w:rFonts w:ascii="Calibri" w:eastAsia="Times New Roman" w:hAnsi="Calibri" w:cs="Calibri"/>
+          <w:kern w:val="0"/>
+          <w14:ligatures w14:val="none"/>
+        </w:rPr>
+      </w:pPr>
+      <w:r>
+        <w:rPr>
+          <w:rFonts w:ascii="Calibri" w:eastAsia="Times New Roman" w:hAnsi="Calibri" w:cs="Calibri"/>
           <w:kern w:val="0"/>
           <w14:ligatures w14:val="none"/>
         </w:rPr>
@@ -2665,14 +3459,14 @@
         </w:numPr>
         <w:spacing w:afterLines="40" w:after="96" w:line="240" w:lineRule="auto"/>
         <w:rPr>
-          <w:rFonts w:ascii="Times New Roman" w:eastAsia="Times New Roman" w:hAnsi="Times New Roman" w:cs="Times New Roman"/>
-          <w:kern w:val="0"/>
-          <w14:ligatures w14:val="none"/>
-        </w:rPr>
-      </w:pPr>
-      <w:r>
-        <w:rPr>
-          <w:rFonts w:ascii="Times New Roman" w:eastAsia="Times New Roman" w:hAnsi="Times New Roman" w:cs="Times New Roman"/>
+          <w:rFonts w:ascii="Calibri" w:eastAsia="Times New Roman" w:hAnsi="Calibri" w:cs="Calibri"/>
+          <w:kern w:val="0"/>
+          <w14:ligatures w14:val="none"/>
+        </w:rPr>
+      </w:pPr>
+      <w:r>
+        <w:rPr>
+          <w:rFonts w:ascii="Calibri" w:eastAsia="Times New Roman" w:hAnsi="Calibri" w:cs="Calibri"/>
           <w:b/>
           <w:bCs/>
           <w:kern w:val="0"/>
@@ -2689,14 +3483,14 @@
         </w:numPr>
         <w:spacing w:afterLines="40" w:after="96" w:line="240" w:lineRule="auto"/>
         <w:rPr>
-          <w:rFonts w:ascii="Times New Roman" w:eastAsia="Times New Roman" w:hAnsi="Times New Roman" w:cs="Times New Roman"/>
-          <w:kern w:val="0"/>
-          <w14:ligatures w14:val="none"/>
-        </w:rPr>
-      </w:pPr>
-      <w:r>
-        <w:rPr>
-          <w:rFonts w:ascii="Times New Roman" w:eastAsia="Times New Roman" w:hAnsi="Times New Roman" w:cs="Times New Roman"/>
+          <w:rFonts w:ascii="Calibri" w:eastAsia="Times New Roman" w:hAnsi="Calibri" w:cs="Calibri"/>
+          <w:kern w:val="0"/>
+          <w14:ligatures w14:val="none"/>
+        </w:rPr>
+      </w:pPr>
+      <w:r>
+        <w:rPr>
+          <w:rFonts w:ascii="Calibri" w:eastAsia="Times New Roman" w:hAnsi="Calibri" w:cs="Calibri"/>
           <w:kern w:val="0"/>
           <w14:ligatures w14:val="none"/>
         </w:rPr>
@@ -2711,14 +3505,14 @@
         </w:numPr>
         <w:spacing w:afterLines="40" w:after="96" w:line="240" w:lineRule="auto"/>
         <w:rPr>
-          <w:rFonts w:ascii="Times New Roman" w:eastAsia="Times New Roman" w:hAnsi="Times New Roman" w:cs="Times New Roman"/>
-          <w:kern w:val="0"/>
-          <w14:ligatures w14:val="none"/>
-        </w:rPr>
-      </w:pPr>
-      <w:r>
-        <w:rPr>
-          <w:rFonts w:ascii="Times New Roman" w:eastAsia="Times New Roman" w:hAnsi="Times New Roman" w:cs="Times New Roman"/>
+          <w:rFonts w:ascii="Calibri" w:eastAsia="Times New Roman" w:hAnsi="Calibri" w:cs="Calibri"/>
+          <w:kern w:val="0"/>
+          <w14:ligatures w14:val="none"/>
+        </w:rPr>
+      </w:pPr>
+      <w:r>
+        <w:rPr>
+          <w:rFonts w:ascii="Calibri" w:eastAsia="Times New Roman" w:hAnsi="Calibri" w:cs="Calibri"/>
           <w:b/>
           <w:bCs/>
           <w:kern w:val="0"/>
@@ -2735,14 +3529,14 @@
         </w:numPr>
         <w:spacing w:afterLines="40" w:after="96" w:line="240" w:lineRule="auto"/>
         <w:rPr>
-          <w:rFonts w:ascii="Times New Roman" w:eastAsia="Times New Roman" w:hAnsi="Times New Roman" w:cs="Times New Roman"/>
-          <w:kern w:val="0"/>
-          <w14:ligatures w14:val="none"/>
-        </w:rPr>
-      </w:pPr>
-      <w:r>
-        <w:rPr>
-          <w:rFonts w:ascii="Times New Roman" w:eastAsia="Times New Roman" w:hAnsi="Times New Roman" w:cs="Times New Roman"/>
+          <w:rFonts w:ascii="Calibri" w:eastAsia="Times New Roman" w:hAnsi="Calibri" w:cs="Calibri"/>
+          <w:kern w:val="0"/>
+          <w14:ligatures w14:val="none"/>
+        </w:rPr>
+      </w:pPr>
+      <w:r>
+        <w:rPr>
+          <w:rFonts w:ascii="Calibri" w:eastAsia="Times New Roman" w:hAnsi="Calibri" w:cs="Calibri"/>
           <w:kern w:val="0"/>
           <w14:ligatures w14:val="none"/>
         </w:rPr>
@@ -2754,7 +3548,7 @@
         <w:spacing w:afterLines="40" w:after="96" w:line="240" w:lineRule="auto"/>
         <w:outlineLvl w:val="2"/>
         <w:rPr>
-          <w:rFonts w:ascii="Times New Roman" w:eastAsia="Times New Roman" w:hAnsi="Times New Roman" w:cs="Times New Roman"/>
+          <w:rFonts w:ascii="Calibri" w:eastAsia="Times New Roman" w:hAnsi="Calibri" w:cs="Calibri"/>
           <w:b/>
           <w:bCs/>
           <w:kern w:val="0"/>
@@ -2765,7 +3559,7 @@
       </w:pPr>
       <w:r>
         <w:rPr>
-          <w:rFonts w:ascii="Times New Roman" w:eastAsia="Times New Roman" w:hAnsi="Times New Roman" w:cs="Times New Roman"/>
+          <w:rFonts w:ascii="Calibri" w:eastAsia="Times New Roman" w:hAnsi="Calibri" w:cs="Calibri"/>
           <w:b/>
           <w:bCs/>
           <w:kern w:val="0"/>
@@ -2784,14 +3578,14 @@
         </w:numPr>
         <w:spacing w:afterLines="40" w:after="96" w:line="240" w:lineRule="auto"/>
         <w:rPr>
-          <w:rFonts w:ascii="Times New Roman" w:eastAsia="Times New Roman" w:hAnsi="Times New Roman" w:cs="Times New Roman"/>
-          <w:kern w:val="0"/>
-          <w14:ligatures w14:val="none"/>
-        </w:rPr>
-      </w:pPr>
-      <w:r>
-        <w:rPr>
-          <w:rFonts w:ascii="Times New Roman" w:eastAsia="Times New Roman" w:hAnsi="Times New Roman" w:cs="Times New Roman"/>
+          <w:rFonts w:ascii="Calibri" w:eastAsia="Times New Roman" w:hAnsi="Calibri" w:cs="Calibri"/>
+          <w:kern w:val="0"/>
+          <w14:ligatures w14:val="none"/>
+        </w:rPr>
+      </w:pPr>
+      <w:r>
+        <w:rPr>
+          <w:rFonts w:ascii="Calibri" w:eastAsia="Times New Roman" w:hAnsi="Calibri" w:cs="Calibri"/>
           <w:b/>
           <w:bCs/>
           <w:kern w:val="0"/>
@@ -2808,14 +3602,14 @@
         </w:numPr>
         <w:spacing w:afterLines="40" w:after="96" w:line="240" w:lineRule="auto"/>
         <w:rPr>
-          <w:rFonts w:ascii="Times New Roman" w:eastAsia="Times New Roman" w:hAnsi="Times New Roman" w:cs="Times New Roman"/>
-          <w:kern w:val="0"/>
-          <w14:ligatures w14:val="none"/>
-        </w:rPr>
-      </w:pPr>
-      <w:r>
-        <w:rPr>
-          <w:rFonts w:ascii="Times New Roman" w:eastAsia="Times New Roman" w:hAnsi="Times New Roman" w:cs="Times New Roman"/>
+          <w:rFonts w:ascii="Calibri" w:eastAsia="Times New Roman" w:hAnsi="Calibri" w:cs="Calibri"/>
+          <w:kern w:val="0"/>
+          <w14:ligatures w14:val="none"/>
+        </w:rPr>
+      </w:pPr>
+      <w:r>
+        <w:rPr>
+          <w:rFonts w:ascii="Calibri" w:eastAsia="Times New Roman" w:hAnsi="Calibri" w:cs="Calibri"/>
           <w:kern w:val="0"/>
           <w14:ligatures w14:val="none"/>
         </w:rPr>
@@ -2830,14 +3624,14 @@
         </w:numPr>
         <w:spacing w:afterLines="40" w:after="96" w:line="240" w:lineRule="auto"/>
         <w:rPr>
-          <w:rFonts w:ascii="Times New Roman" w:eastAsia="Times New Roman" w:hAnsi="Times New Roman" w:cs="Times New Roman"/>
-          <w:kern w:val="0"/>
-          <w14:ligatures w14:val="none"/>
-        </w:rPr>
-      </w:pPr>
-      <w:r>
-        <w:rPr>
-          <w:rFonts w:ascii="Times New Roman" w:eastAsia="Times New Roman" w:hAnsi="Times New Roman" w:cs="Times New Roman"/>
+          <w:rFonts w:ascii="Calibri" w:eastAsia="Times New Roman" w:hAnsi="Calibri" w:cs="Calibri"/>
+          <w:kern w:val="0"/>
+          <w14:ligatures w14:val="none"/>
+        </w:rPr>
+      </w:pPr>
+      <w:r>
+        <w:rPr>
+          <w:rFonts w:ascii="Calibri" w:eastAsia="Times New Roman" w:hAnsi="Calibri" w:cs="Calibri"/>
           <w:kern w:val="0"/>
           <w14:ligatures w14:val="none"/>
         </w:rPr>
@@ -2852,14 +3646,14 @@
         </w:numPr>
         <w:spacing w:afterLines="40" w:after="96" w:line="240" w:lineRule="auto"/>
         <w:rPr>
-          <w:rFonts w:ascii="Times New Roman" w:eastAsia="Times New Roman" w:hAnsi="Times New Roman" w:cs="Times New Roman"/>
-          <w:kern w:val="0"/>
-          <w14:ligatures w14:val="none"/>
-        </w:rPr>
-      </w:pPr>
-      <w:r>
-        <w:rPr>
-          <w:rFonts w:ascii="Times New Roman" w:eastAsia="Times New Roman" w:hAnsi="Times New Roman" w:cs="Times New Roman"/>
+          <w:rFonts w:ascii="Calibri" w:eastAsia="Times New Roman" w:hAnsi="Calibri" w:cs="Calibri"/>
+          <w:kern w:val="0"/>
+          <w14:ligatures w14:val="none"/>
+        </w:rPr>
+      </w:pPr>
+      <w:r>
+        <w:rPr>
+          <w:rFonts w:ascii="Calibri" w:eastAsia="Times New Roman" w:hAnsi="Calibri" w:cs="Calibri"/>
           <w:b/>
           <w:bCs/>
           <w:kern w:val="0"/>
@@ -2876,14 +3670,14 @@
         </w:numPr>
         <w:spacing w:afterLines="40" w:after="96" w:line="240" w:lineRule="auto"/>
         <w:rPr>
-          <w:rFonts w:ascii="Times New Roman" w:eastAsia="Times New Roman" w:hAnsi="Times New Roman" w:cs="Times New Roman"/>
-          <w:kern w:val="0"/>
-          <w14:ligatures w14:val="none"/>
-        </w:rPr>
-      </w:pPr>
-      <w:r>
-        <w:rPr>
-          <w:rFonts w:ascii="Times New Roman" w:eastAsia="Times New Roman" w:hAnsi="Times New Roman" w:cs="Times New Roman"/>
+          <w:rFonts w:ascii="Calibri" w:eastAsia="Times New Roman" w:hAnsi="Calibri" w:cs="Calibri"/>
+          <w:kern w:val="0"/>
+          <w14:ligatures w14:val="none"/>
+        </w:rPr>
+      </w:pPr>
+      <w:r>
+        <w:rPr>
+          <w:rFonts w:ascii="Calibri" w:eastAsia="Times New Roman" w:hAnsi="Calibri" w:cs="Calibri"/>
           <w:kern w:val="0"/>
           <w14:ligatures w14:val="none"/>
         </w:rPr>
@@ -2895,7 +3689,7 @@
         <w:spacing w:afterLines="40" w:after="96" w:line="240" w:lineRule="auto"/>
         <w:outlineLvl w:val="2"/>
         <w:rPr>
-          <w:rFonts w:ascii="Times New Roman" w:eastAsia="Times New Roman" w:hAnsi="Times New Roman" w:cs="Times New Roman"/>
+          <w:rFonts w:ascii="Calibri" w:eastAsia="Times New Roman" w:hAnsi="Calibri" w:cs="Calibri"/>
           <w:b/>
           <w:bCs/>
           <w:kern w:val="0"/>
@@ -2906,7 +3700,7 @@
       </w:pPr>
       <w:r>
         <w:rPr>
-          <w:rFonts w:ascii="Times New Roman" w:eastAsia="Times New Roman" w:hAnsi="Times New Roman" w:cs="Times New Roman"/>
+          <w:rFonts w:ascii="Calibri" w:eastAsia="Times New Roman" w:hAnsi="Calibri" w:cs="Calibri"/>
           <w:b/>
           <w:bCs/>
           <w:kern w:val="0"/>
@@ -2925,7 +3719,7 @@
         </w:numPr>
         <w:spacing w:afterLines="40" w:after="96" w:line="240" w:lineRule="auto"/>
         <w:rPr>
-          <w:rFonts w:ascii="Times New Roman" w:eastAsia="Times New Roman" w:hAnsi="Times New Roman" w:cs="Times New Roman"/>
+          <w:rFonts w:ascii="Calibri" w:eastAsia="Times New Roman" w:hAnsi="Calibri" w:cs="Calibri"/>
           <w:kern w:val="0"/>
           <w14:ligatures w14:val="none"/>
         </w:rPr>
@@ -2933,7 +3727,7 @@
       <w:proofErr w:type="spellStart"/>
       <w:r>
         <w:rPr>
-          <w:rFonts w:ascii="Times New Roman" w:eastAsia="Times New Roman" w:hAnsi="Times New Roman" w:cs="Times New Roman"/>
+          <w:rFonts w:ascii="Calibri" w:eastAsia="Times New Roman" w:hAnsi="Calibri" w:cs="Calibri"/>
           <w:b/>
           <w:bCs/>
           <w:kern w:val="0"/>
@@ -2944,7 +3738,7 @@
       <w:proofErr w:type="spellEnd"/>
       <w:r>
         <w:rPr>
-          <w:rFonts w:ascii="Times New Roman" w:eastAsia="Times New Roman" w:hAnsi="Times New Roman" w:cs="Times New Roman"/>
+          <w:rFonts w:ascii="Calibri" w:eastAsia="Times New Roman" w:hAnsi="Calibri" w:cs="Calibri"/>
           <w:b/>
           <w:bCs/>
           <w:kern w:val="0"/>
@@ -2961,14 +3755,14 @@
         </w:numPr>
         <w:spacing w:afterLines="40" w:after="96" w:line="240" w:lineRule="auto"/>
         <w:rPr>
-          <w:rFonts w:ascii="Times New Roman" w:eastAsia="Times New Roman" w:hAnsi="Times New Roman" w:cs="Times New Roman"/>
-          <w:kern w:val="0"/>
-          <w14:ligatures w14:val="none"/>
-        </w:rPr>
-      </w:pPr>
-      <w:r>
-        <w:rPr>
-          <w:rFonts w:ascii="Times New Roman" w:eastAsia="Times New Roman" w:hAnsi="Times New Roman" w:cs="Times New Roman"/>
+          <w:rFonts w:ascii="Calibri" w:eastAsia="Times New Roman" w:hAnsi="Calibri" w:cs="Calibri"/>
+          <w:kern w:val="0"/>
+          <w14:ligatures w14:val="none"/>
+        </w:rPr>
+      </w:pPr>
+      <w:r>
+        <w:rPr>
+          <w:rFonts w:ascii="Calibri" w:eastAsia="Times New Roman" w:hAnsi="Calibri" w:cs="Calibri"/>
           <w:kern w:val="0"/>
           <w14:ligatures w14:val="none"/>
         </w:rPr>
@@ -2983,14 +3777,14 @@
         </w:numPr>
         <w:spacing w:afterLines="40" w:after="96" w:line="240" w:lineRule="auto"/>
         <w:rPr>
-          <w:rFonts w:ascii="Times New Roman" w:eastAsia="Times New Roman" w:hAnsi="Times New Roman" w:cs="Times New Roman"/>
-          <w:kern w:val="0"/>
-          <w14:ligatures w14:val="none"/>
-        </w:rPr>
-      </w:pPr>
-      <w:r>
-        <w:rPr>
-          <w:rFonts w:ascii="Times New Roman" w:eastAsia="Times New Roman" w:hAnsi="Times New Roman" w:cs="Times New Roman"/>
+          <w:rFonts w:ascii="Calibri" w:eastAsia="Times New Roman" w:hAnsi="Calibri" w:cs="Calibri"/>
+          <w:kern w:val="0"/>
+          <w14:ligatures w14:val="none"/>
+        </w:rPr>
+      </w:pPr>
+      <w:r>
+        <w:rPr>
+          <w:rFonts w:ascii="Calibri" w:eastAsia="Times New Roman" w:hAnsi="Calibri" w:cs="Calibri"/>
           <w:b/>
           <w:bCs/>
           <w:kern w:val="0"/>
@@ -3007,14 +3801,14 @@
         </w:numPr>
         <w:spacing w:afterLines="40" w:after="96" w:line="240" w:lineRule="auto"/>
         <w:rPr>
-          <w:rFonts w:ascii="Times New Roman" w:eastAsia="Times New Roman" w:hAnsi="Times New Roman" w:cs="Times New Roman"/>
-          <w:kern w:val="0"/>
-          <w14:ligatures w14:val="none"/>
-        </w:rPr>
-      </w:pPr>
-      <w:r>
-        <w:rPr>
-          <w:rFonts w:ascii="Times New Roman" w:eastAsia="Times New Roman" w:hAnsi="Times New Roman" w:cs="Times New Roman"/>
+          <w:rFonts w:ascii="Calibri" w:eastAsia="Times New Roman" w:hAnsi="Calibri" w:cs="Calibri"/>
+          <w:kern w:val="0"/>
+          <w14:ligatures w14:val="none"/>
+        </w:rPr>
+      </w:pPr>
+      <w:r>
+        <w:rPr>
+          <w:rFonts w:ascii="Calibri" w:eastAsia="Times New Roman" w:hAnsi="Calibri" w:cs="Calibri"/>
           <w:kern w:val="0"/>
           <w14:ligatures w14:val="none"/>
         </w:rPr>
@@ -3025,14 +3819,14 @@
       <w:pPr>
         <w:spacing w:afterLines="40" w:after="96" w:line="240" w:lineRule="auto"/>
         <w:rPr>
-          <w:rFonts w:ascii="Times New Roman" w:eastAsia="Times New Roman" w:hAnsi="Times New Roman" w:cs="Times New Roman"/>
-          <w:kern w:val="0"/>
-          <w14:ligatures w14:val="none"/>
-        </w:rPr>
-      </w:pPr>
-      <w:r>
-        <w:rPr>
-          <w:rFonts w:ascii="Times New Roman" w:eastAsia="Times New Roman" w:hAnsi="Times New Roman" w:cs="Times New Roman"/>
+          <w:rFonts w:ascii="Calibri" w:eastAsia="Times New Roman" w:hAnsi="Calibri" w:cs="Calibri"/>
+          <w:kern w:val="0"/>
+          <w14:ligatures w14:val="none"/>
+        </w:rPr>
+      </w:pPr>
+      <w:r>
+        <w:rPr>
+          <w:rFonts w:ascii="Calibri" w:eastAsia="Times New Roman" w:hAnsi="Calibri" w:cs="Calibri"/>
           <w:noProof/>
           <w:kern w:val="0"/>
         </w:rPr>
@@ -3046,7 +3840,7 @@
         <w:spacing w:afterLines="40" w:after="96" w:line="240" w:lineRule="auto"/>
         <w:outlineLvl w:val="1"/>
         <w:rPr>
-          <w:rFonts w:ascii="Times New Roman" w:eastAsia="Times New Roman" w:hAnsi="Times New Roman" w:cs="Times New Roman"/>
+          <w:rFonts w:ascii="Calibri" w:eastAsia="Times New Roman" w:hAnsi="Calibri" w:cs="Calibri"/>
           <w:b/>
           <w:bCs/>
           <w:kern w:val="0"/>
@@ -3057,7 +3851,7 @@
       </w:pPr>
       <w:r>
         <w:rPr>
-          <w:rFonts w:ascii="Times New Roman" w:eastAsia="Times New Roman" w:hAnsi="Times New Roman" w:cs="Times New Roman"/>
+          <w:rFonts w:ascii="Calibri" w:eastAsia="Times New Roman" w:hAnsi="Calibri" w:cs="Calibri"/>
           <w:b/>
           <w:bCs/>
           <w:kern w:val="0"/>
@@ -3073,7 +3867,7 @@
         <w:spacing w:afterLines="40" w:after="96" w:line="240" w:lineRule="auto"/>
         <w:outlineLvl w:val="2"/>
         <w:rPr>
-          <w:rFonts w:ascii="Times New Roman" w:eastAsia="Times New Roman" w:hAnsi="Times New Roman" w:cs="Times New Roman"/>
+          <w:rFonts w:ascii="Calibri" w:eastAsia="Times New Roman" w:hAnsi="Calibri" w:cs="Calibri"/>
           <w:b/>
           <w:bCs/>
           <w:kern w:val="0"/>
@@ -3084,7 +3878,7 @@
       </w:pPr>
       <w:r>
         <w:rPr>
-          <w:rFonts w:ascii="Times New Roman" w:eastAsia="Times New Roman" w:hAnsi="Times New Roman" w:cs="Times New Roman"/>
+          <w:rFonts w:ascii="Calibri" w:eastAsia="Times New Roman" w:hAnsi="Calibri" w:cs="Calibri"/>
           <w:b/>
           <w:bCs/>
           <w:kern w:val="0"/>
@@ -3103,14 +3897,14 @@
         </w:numPr>
         <w:spacing w:afterLines="40" w:after="96" w:line="240" w:lineRule="auto"/>
         <w:rPr>
-          <w:rFonts w:ascii="Times New Roman" w:eastAsia="Times New Roman" w:hAnsi="Times New Roman" w:cs="Times New Roman"/>
-          <w:kern w:val="0"/>
-          <w14:ligatures w14:val="none"/>
-        </w:rPr>
-      </w:pPr>
-      <w:r>
-        <w:rPr>
-          <w:rFonts w:ascii="Times New Roman" w:eastAsia="Times New Roman" w:hAnsi="Times New Roman" w:cs="Times New Roman"/>
+          <w:rFonts w:ascii="Calibri" w:eastAsia="Times New Roman" w:hAnsi="Calibri" w:cs="Calibri"/>
+          <w:kern w:val="0"/>
+          <w14:ligatures w14:val="none"/>
+        </w:rPr>
+      </w:pPr>
+      <w:r>
+        <w:rPr>
+          <w:rFonts w:ascii="Calibri" w:eastAsia="Times New Roman" w:hAnsi="Calibri" w:cs="Calibri"/>
           <w:b/>
           <w:bCs/>
           <w:kern w:val="0"/>
@@ -3127,14 +3921,14 @@
         </w:numPr>
         <w:spacing w:afterLines="40" w:after="96" w:line="240" w:lineRule="auto"/>
         <w:rPr>
-          <w:rFonts w:ascii="Times New Roman" w:eastAsia="Times New Roman" w:hAnsi="Times New Roman" w:cs="Times New Roman"/>
-          <w:kern w:val="0"/>
-          <w14:ligatures w14:val="none"/>
-        </w:rPr>
-      </w:pPr>
-      <w:r>
-        <w:rPr>
-          <w:rFonts w:ascii="Times New Roman" w:eastAsia="Times New Roman" w:hAnsi="Times New Roman" w:cs="Times New Roman"/>
+          <w:rFonts w:ascii="Calibri" w:eastAsia="Times New Roman" w:hAnsi="Calibri" w:cs="Calibri"/>
+          <w:kern w:val="0"/>
+          <w14:ligatures w14:val="none"/>
+        </w:rPr>
+      </w:pPr>
+      <w:r>
+        <w:rPr>
+          <w:rFonts w:ascii="Calibri" w:eastAsia="Times New Roman" w:hAnsi="Calibri" w:cs="Calibri"/>
           <w:kern w:val="0"/>
           <w14:ligatures w14:val="none"/>
         </w:rPr>
@@ -3149,14 +3943,14 @@
         </w:numPr>
         <w:spacing w:afterLines="40" w:after="96" w:line="240" w:lineRule="auto"/>
         <w:rPr>
-          <w:rFonts w:ascii="Times New Roman" w:eastAsia="Times New Roman" w:hAnsi="Times New Roman" w:cs="Times New Roman"/>
-          <w:kern w:val="0"/>
-          <w14:ligatures w14:val="none"/>
-        </w:rPr>
-      </w:pPr>
-      <w:r>
-        <w:rPr>
-          <w:rFonts w:ascii="Times New Roman" w:eastAsia="Times New Roman" w:hAnsi="Times New Roman" w:cs="Times New Roman"/>
+          <w:rFonts w:ascii="Calibri" w:eastAsia="Times New Roman" w:hAnsi="Calibri" w:cs="Calibri"/>
+          <w:kern w:val="0"/>
+          <w14:ligatures w14:val="none"/>
+        </w:rPr>
+      </w:pPr>
+      <w:r>
+        <w:rPr>
+          <w:rFonts w:ascii="Calibri" w:eastAsia="Times New Roman" w:hAnsi="Calibri" w:cs="Calibri"/>
           <w:b/>
           <w:bCs/>
           <w:kern w:val="0"/>
@@ -3173,14 +3967,14 @@
         </w:numPr>
         <w:spacing w:afterLines="40" w:after="96" w:line="240" w:lineRule="auto"/>
         <w:rPr>
-          <w:rFonts w:ascii="Times New Roman" w:eastAsia="Times New Roman" w:hAnsi="Times New Roman" w:cs="Times New Roman"/>
-          <w:kern w:val="0"/>
-          <w14:ligatures w14:val="none"/>
-        </w:rPr>
-      </w:pPr>
-      <w:r>
-        <w:rPr>
-          <w:rFonts w:ascii="Times New Roman" w:eastAsia="Times New Roman" w:hAnsi="Times New Roman" w:cs="Times New Roman"/>
+          <w:rFonts w:ascii="Calibri" w:eastAsia="Times New Roman" w:hAnsi="Calibri" w:cs="Calibri"/>
+          <w:kern w:val="0"/>
+          <w14:ligatures w14:val="none"/>
+        </w:rPr>
+      </w:pPr>
+      <w:r>
+        <w:rPr>
+          <w:rFonts w:ascii="Calibri" w:eastAsia="Times New Roman" w:hAnsi="Calibri" w:cs="Calibri"/>
           <w:kern w:val="0"/>
           <w14:ligatures w14:val="none"/>
         </w:rPr>
@@ -3195,19 +3989,20 @@
         </w:numPr>
         <w:spacing w:afterLines="40" w:after="96" w:line="240" w:lineRule="auto"/>
         <w:rPr>
-          <w:rFonts w:ascii="Times New Roman" w:eastAsia="Times New Roman" w:hAnsi="Times New Roman" w:cs="Times New Roman"/>
-          <w:kern w:val="0"/>
-          <w14:ligatures w14:val="none"/>
-        </w:rPr>
-      </w:pPr>
-      <w:r>
-        <w:rPr>
-          <w:rFonts w:ascii="Times New Roman" w:eastAsia="Times New Roman" w:hAnsi="Times New Roman" w:cs="Times New Roman"/>
-          <w:b/>
-          <w:bCs/>
-          <w:kern w:val="0"/>
-          <w14:ligatures w14:val="none"/>
-        </w:rPr>
+          <w:rFonts w:ascii="Calibri" w:eastAsia="Times New Roman" w:hAnsi="Calibri" w:cs="Calibri"/>
+          <w:kern w:val="0"/>
+          <w14:ligatures w14:val="none"/>
+        </w:rPr>
+      </w:pPr>
+      <w:r>
+        <w:rPr>
+          <w:rFonts w:ascii="Calibri" w:eastAsia="Times New Roman" w:hAnsi="Calibri" w:cs="Calibri"/>
+          <w:b/>
+          <w:bCs/>
+          <w:kern w:val="0"/>
+          <w14:ligatures w14:val="none"/>
+        </w:rPr>
+        <w:lastRenderedPageBreak/>
         <w:t>Cost vs. Benefit:</w:t>
       </w:r>
     </w:p>
@@ -3219,14 +4014,14 @@
         </w:numPr>
         <w:spacing w:afterLines="40" w:after="96" w:line="240" w:lineRule="auto"/>
         <w:rPr>
-          <w:rFonts w:ascii="Times New Roman" w:eastAsia="Times New Roman" w:hAnsi="Times New Roman" w:cs="Times New Roman"/>
-          <w:kern w:val="0"/>
-          <w14:ligatures w14:val="none"/>
-        </w:rPr>
-      </w:pPr>
-      <w:r>
-        <w:rPr>
-          <w:rFonts w:ascii="Times New Roman" w:eastAsia="Times New Roman" w:hAnsi="Times New Roman" w:cs="Times New Roman"/>
+          <w:rFonts w:ascii="Calibri" w:eastAsia="Times New Roman" w:hAnsi="Calibri" w:cs="Calibri"/>
+          <w:kern w:val="0"/>
+          <w14:ligatures w14:val="none"/>
+        </w:rPr>
+      </w:pPr>
+      <w:r>
+        <w:rPr>
+          <w:rFonts w:ascii="Calibri" w:eastAsia="Times New Roman" w:hAnsi="Calibri" w:cs="Calibri"/>
           <w:kern w:val="0"/>
           <w14:ligatures w14:val="none"/>
         </w:rPr>
@@ -3241,14 +4036,14 @@
         </w:numPr>
         <w:spacing w:afterLines="40" w:after="96" w:line="240" w:lineRule="auto"/>
         <w:rPr>
-          <w:rFonts w:ascii="Times New Roman" w:eastAsia="Times New Roman" w:hAnsi="Times New Roman" w:cs="Times New Roman"/>
-          <w:kern w:val="0"/>
-          <w14:ligatures w14:val="none"/>
-        </w:rPr>
-      </w:pPr>
-      <w:r>
-        <w:rPr>
-          <w:rFonts w:ascii="Times New Roman" w:eastAsia="Times New Roman" w:hAnsi="Times New Roman" w:cs="Times New Roman"/>
+          <w:rFonts w:ascii="Calibri" w:eastAsia="Times New Roman" w:hAnsi="Calibri" w:cs="Calibri"/>
+          <w:kern w:val="0"/>
+          <w14:ligatures w14:val="none"/>
+        </w:rPr>
+      </w:pPr>
+      <w:r>
+        <w:rPr>
+          <w:rFonts w:ascii="Calibri" w:eastAsia="Times New Roman" w:hAnsi="Calibri" w:cs="Calibri"/>
           <w:b/>
           <w:bCs/>
           <w:kern w:val="0"/>
@@ -3265,18 +4060,17 @@
         </w:numPr>
         <w:spacing w:afterLines="40" w:after="96" w:line="240" w:lineRule="auto"/>
         <w:rPr>
-          <w:rFonts w:ascii="Times New Roman" w:eastAsia="Times New Roman" w:hAnsi="Times New Roman" w:cs="Times New Roman"/>
-          <w:kern w:val="0"/>
-          <w14:ligatures w14:val="none"/>
-        </w:rPr>
-      </w:pPr>
-      <w:r>
-        <w:rPr>
-          <w:rFonts w:ascii="Times New Roman" w:eastAsia="Times New Roman" w:hAnsi="Times New Roman" w:cs="Times New Roman"/>
-          <w:kern w:val="0"/>
-          <w14:ligatures w14:val="none"/>
-        </w:rPr>
-        <w:lastRenderedPageBreak/>
+          <w:rFonts w:ascii="Calibri" w:eastAsia="Times New Roman" w:hAnsi="Calibri" w:cs="Calibri"/>
+          <w:kern w:val="0"/>
+          <w14:ligatures w14:val="none"/>
+        </w:rPr>
+      </w:pPr>
+      <w:r>
+        <w:rPr>
+          <w:rFonts w:ascii="Calibri" w:eastAsia="Times New Roman" w:hAnsi="Calibri" w:cs="Calibri"/>
+          <w:kern w:val="0"/>
+          <w14:ligatures w14:val="none"/>
+        </w:rPr>
         <w:t>Use clustering results to uncover undervalued players who may have been overlooked by mainstream sentiment.</w:t>
       </w:r>
     </w:p>
@@ -3285,7 +4079,7 @@
         <w:spacing w:afterLines="40" w:after="96" w:line="240" w:lineRule="auto"/>
         <w:outlineLvl w:val="2"/>
         <w:rPr>
-          <w:rFonts w:ascii="Times New Roman" w:eastAsia="Times New Roman" w:hAnsi="Times New Roman" w:cs="Times New Roman"/>
+          <w:rFonts w:ascii="Calibri" w:eastAsia="Times New Roman" w:hAnsi="Calibri" w:cs="Calibri"/>
           <w:b/>
           <w:bCs/>
           <w:kern w:val="0"/>
@@ -3296,7 +4090,7 @@
       </w:pPr>
       <w:r>
         <w:rPr>
-          <w:rFonts w:ascii="Times New Roman" w:eastAsia="Times New Roman" w:hAnsi="Times New Roman" w:cs="Times New Roman"/>
+          <w:rFonts w:ascii="Calibri" w:eastAsia="Times New Roman" w:hAnsi="Calibri" w:cs="Calibri"/>
           <w:b/>
           <w:bCs/>
           <w:kern w:val="0"/>
@@ -3315,14 +4109,14 @@
         </w:numPr>
         <w:spacing w:afterLines="40" w:after="96" w:line="240" w:lineRule="auto"/>
         <w:rPr>
-          <w:rFonts w:ascii="Times New Roman" w:eastAsia="Times New Roman" w:hAnsi="Times New Roman" w:cs="Times New Roman"/>
-          <w:kern w:val="0"/>
-          <w14:ligatures w14:val="none"/>
-        </w:rPr>
-      </w:pPr>
-      <w:r>
-        <w:rPr>
-          <w:rFonts w:ascii="Times New Roman" w:eastAsia="Times New Roman" w:hAnsi="Times New Roman" w:cs="Times New Roman"/>
+          <w:rFonts w:ascii="Calibri" w:eastAsia="Times New Roman" w:hAnsi="Calibri" w:cs="Calibri"/>
+          <w:kern w:val="0"/>
+          <w14:ligatures w14:val="none"/>
+        </w:rPr>
+      </w:pPr>
+      <w:r>
+        <w:rPr>
+          <w:rFonts w:ascii="Calibri" w:eastAsia="Times New Roman" w:hAnsi="Calibri" w:cs="Calibri"/>
           <w:b/>
           <w:bCs/>
           <w:kern w:val="0"/>
@@ -3339,14 +4133,14 @@
         </w:numPr>
         <w:spacing w:afterLines="40" w:after="96" w:line="240" w:lineRule="auto"/>
         <w:rPr>
-          <w:rFonts w:ascii="Times New Roman" w:eastAsia="Times New Roman" w:hAnsi="Times New Roman" w:cs="Times New Roman"/>
-          <w:kern w:val="0"/>
-          <w14:ligatures w14:val="none"/>
-        </w:rPr>
-      </w:pPr>
-      <w:r>
-        <w:rPr>
-          <w:rFonts w:ascii="Times New Roman" w:eastAsia="Times New Roman" w:hAnsi="Times New Roman" w:cs="Times New Roman"/>
+          <w:rFonts w:ascii="Calibri" w:eastAsia="Times New Roman" w:hAnsi="Calibri" w:cs="Calibri"/>
+          <w:kern w:val="0"/>
+          <w14:ligatures w14:val="none"/>
+        </w:rPr>
+      </w:pPr>
+      <w:r>
+        <w:rPr>
+          <w:rFonts w:ascii="Calibri" w:eastAsia="Times New Roman" w:hAnsi="Calibri" w:cs="Calibri"/>
           <w:kern w:val="0"/>
           <w14:ligatures w14:val="none"/>
         </w:rPr>
@@ -3361,14 +4155,14 @@
         </w:numPr>
         <w:spacing w:afterLines="40" w:after="96" w:line="240" w:lineRule="auto"/>
         <w:rPr>
-          <w:rFonts w:ascii="Times New Roman" w:eastAsia="Times New Roman" w:hAnsi="Times New Roman" w:cs="Times New Roman"/>
-          <w:kern w:val="0"/>
-          <w14:ligatures w14:val="none"/>
-        </w:rPr>
-      </w:pPr>
-      <w:r>
-        <w:rPr>
-          <w:rFonts w:ascii="Times New Roman" w:eastAsia="Times New Roman" w:hAnsi="Times New Roman" w:cs="Times New Roman"/>
+          <w:rFonts w:ascii="Calibri" w:eastAsia="Times New Roman" w:hAnsi="Calibri" w:cs="Calibri"/>
+          <w:kern w:val="0"/>
+          <w14:ligatures w14:val="none"/>
+        </w:rPr>
+      </w:pPr>
+      <w:r>
+        <w:rPr>
+          <w:rFonts w:ascii="Calibri" w:eastAsia="Times New Roman" w:hAnsi="Calibri" w:cs="Calibri"/>
           <w:kern w:val="0"/>
           <w14:ligatures w14:val="none"/>
         </w:rPr>
@@ -3383,14 +4177,14 @@
         </w:numPr>
         <w:spacing w:afterLines="40" w:after="96" w:line="240" w:lineRule="auto"/>
         <w:rPr>
-          <w:rFonts w:ascii="Times New Roman" w:eastAsia="Times New Roman" w:hAnsi="Times New Roman" w:cs="Times New Roman"/>
-          <w:kern w:val="0"/>
-          <w14:ligatures w14:val="none"/>
-        </w:rPr>
-      </w:pPr>
-      <w:r>
-        <w:rPr>
-          <w:rFonts w:ascii="Times New Roman" w:eastAsia="Times New Roman" w:hAnsi="Times New Roman" w:cs="Times New Roman"/>
+          <w:rFonts w:ascii="Calibri" w:eastAsia="Times New Roman" w:hAnsi="Calibri" w:cs="Calibri"/>
+          <w:kern w:val="0"/>
+          <w14:ligatures w14:val="none"/>
+        </w:rPr>
+      </w:pPr>
+      <w:r>
+        <w:rPr>
+          <w:rFonts w:ascii="Calibri" w:eastAsia="Times New Roman" w:hAnsi="Calibri" w:cs="Calibri"/>
           <w:kern w:val="0"/>
           <w14:ligatures w14:val="none"/>
         </w:rPr>
@@ -3401,14 +4195,14 @@
       <w:pPr>
         <w:spacing w:afterLines="40" w:after="96" w:line="240" w:lineRule="auto"/>
         <w:rPr>
-          <w:rFonts w:ascii="Times New Roman" w:eastAsia="Times New Roman" w:hAnsi="Times New Roman" w:cs="Times New Roman"/>
-          <w:kern w:val="0"/>
-          <w14:ligatures w14:val="none"/>
-        </w:rPr>
-      </w:pPr>
-      <w:r>
-        <w:rPr>
-          <w:rFonts w:ascii="Times New Roman" w:eastAsia="Times New Roman" w:hAnsi="Times New Roman" w:cs="Times New Roman"/>
+          <w:rFonts w:ascii="Calibri" w:eastAsia="Times New Roman" w:hAnsi="Calibri" w:cs="Calibri"/>
+          <w:kern w:val="0"/>
+          <w14:ligatures w14:val="none"/>
+        </w:rPr>
+      </w:pPr>
+      <w:r>
+        <w:rPr>
+          <w:rFonts w:ascii="Calibri" w:eastAsia="Times New Roman" w:hAnsi="Calibri" w:cs="Calibri"/>
           <w:noProof/>
           <w:kern w:val="0"/>
         </w:rPr>
@@ -3422,7 +4216,7 @@
         <w:spacing w:afterLines="40" w:after="96" w:line="240" w:lineRule="auto"/>
         <w:outlineLvl w:val="1"/>
         <w:rPr>
-          <w:rFonts w:ascii="Times New Roman" w:eastAsia="Times New Roman" w:hAnsi="Times New Roman" w:cs="Times New Roman"/>
+          <w:rFonts w:ascii="Calibri" w:eastAsia="Times New Roman" w:hAnsi="Calibri" w:cs="Calibri"/>
           <w:b/>
           <w:bCs/>
           <w:kern w:val="0"/>
@@ -3433,7 +4227,7 @@
       </w:pPr>
       <w:r>
         <w:rPr>
-          <w:rFonts w:ascii="Times New Roman" w:eastAsia="Times New Roman" w:hAnsi="Times New Roman" w:cs="Times New Roman"/>
+          <w:rFonts w:ascii="Calibri" w:eastAsia="Times New Roman" w:hAnsi="Calibri" w:cs="Calibri"/>
           <w:b/>
           <w:bCs/>
           <w:kern w:val="0"/>
@@ -3449,7 +4243,7 @@
         <w:spacing w:afterLines="40" w:after="96" w:line="240" w:lineRule="auto"/>
         <w:outlineLvl w:val="2"/>
         <w:rPr>
-          <w:rFonts w:ascii="Times New Roman" w:eastAsia="Times New Roman" w:hAnsi="Times New Roman" w:cs="Times New Roman"/>
+          <w:rFonts w:ascii="Calibri" w:eastAsia="Times New Roman" w:hAnsi="Calibri" w:cs="Calibri"/>
           <w:b/>
           <w:bCs/>
           <w:kern w:val="0"/>
@@ -3460,7 +4254,7 @@
       </w:pPr>
       <w:r>
         <w:rPr>
-          <w:rFonts w:ascii="Times New Roman" w:eastAsia="Times New Roman" w:hAnsi="Times New Roman" w:cs="Times New Roman"/>
+          <w:rFonts w:ascii="Calibri" w:eastAsia="Times New Roman" w:hAnsi="Calibri" w:cs="Calibri"/>
           <w:b/>
           <w:bCs/>
           <w:kern w:val="0"/>
@@ -3473,7 +4267,7 @@
       <w:proofErr w:type="spellStart"/>
       <w:r>
         <w:rPr>
-          <w:rFonts w:ascii="Times New Roman" w:eastAsia="Times New Roman" w:hAnsi="Times New Roman" w:cs="Times New Roman"/>
+          <w:rFonts w:ascii="Calibri" w:eastAsia="Times New Roman" w:hAnsi="Calibri" w:cs="Calibri"/>
           <w:b/>
           <w:bCs/>
           <w:kern w:val="0"/>
@@ -3486,7 +4280,7 @@
       <w:proofErr w:type="spellEnd"/>
       <w:r>
         <w:rPr>
-          <w:rFonts w:ascii="Times New Roman" w:eastAsia="Times New Roman" w:hAnsi="Times New Roman" w:cs="Times New Roman"/>
+          <w:rFonts w:ascii="Calibri" w:eastAsia="Times New Roman" w:hAnsi="Calibri" w:cs="Calibri"/>
           <w:b/>
           <w:bCs/>
           <w:kern w:val="0"/>
@@ -3505,14 +4299,14 @@
         </w:numPr>
         <w:spacing w:afterLines="40" w:after="96" w:line="240" w:lineRule="auto"/>
         <w:rPr>
-          <w:rFonts w:ascii="Times New Roman" w:eastAsia="Times New Roman" w:hAnsi="Times New Roman" w:cs="Times New Roman"/>
-          <w:kern w:val="0"/>
-          <w14:ligatures w14:val="none"/>
-        </w:rPr>
-      </w:pPr>
-      <w:r>
-        <w:rPr>
-          <w:rFonts w:ascii="Times New Roman" w:eastAsia="Times New Roman" w:hAnsi="Times New Roman" w:cs="Times New Roman"/>
+          <w:rFonts w:ascii="Calibri" w:eastAsia="Times New Roman" w:hAnsi="Calibri" w:cs="Calibri"/>
+          <w:kern w:val="0"/>
+          <w14:ligatures w14:val="none"/>
+        </w:rPr>
+      </w:pPr>
+      <w:r>
+        <w:rPr>
+          <w:rFonts w:ascii="Calibri" w:eastAsia="Times New Roman" w:hAnsi="Calibri" w:cs="Calibri"/>
           <w:b/>
           <w:bCs/>
           <w:kern w:val="0"/>
@@ -3529,14 +4323,14 @@
         </w:numPr>
         <w:spacing w:afterLines="40" w:after="96" w:line="240" w:lineRule="auto"/>
         <w:rPr>
-          <w:rFonts w:ascii="Times New Roman" w:eastAsia="Times New Roman" w:hAnsi="Times New Roman" w:cs="Times New Roman"/>
-          <w:kern w:val="0"/>
-          <w14:ligatures w14:val="none"/>
-        </w:rPr>
-      </w:pPr>
-      <w:r>
-        <w:rPr>
-          <w:rFonts w:ascii="Times New Roman" w:eastAsia="Times New Roman" w:hAnsi="Times New Roman" w:cs="Times New Roman"/>
+          <w:rFonts w:ascii="Calibri" w:eastAsia="Times New Roman" w:hAnsi="Calibri" w:cs="Calibri"/>
+          <w:kern w:val="0"/>
+          <w14:ligatures w14:val="none"/>
+        </w:rPr>
+      </w:pPr>
+      <w:r>
+        <w:rPr>
+          <w:rFonts w:ascii="Calibri" w:eastAsia="Times New Roman" w:hAnsi="Calibri" w:cs="Calibri"/>
           <w:kern w:val="0"/>
           <w14:ligatures w14:val="none"/>
         </w:rPr>
@@ -3551,14 +4345,14 @@
         </w:numPr>
         <w:spacing w:afterLines="40" w:after="96" w:line="240" w:lineRule="auto"/>
         <w:rPr>
-          <w:rFonts w:ascii="Times New Roman" w:eastAsia="Times New Roman" w:hAnsi="Times New Roman" w:cs="Times New Roman"/>
-          <w:kern w:val="0"/>
-          <w14:ligatures w14:val="none"/>
-        </w:rPr>
-      </w:pPr>
-      <w:r>
-        <w:rPr>
-          <w:rFonts w:ascii="Times New Roman" w:eastAsia="Times New Roman" w:hAnsi="Times New Roman" w:cs="Times New Roman"/>
+          <w:rFonts w:ascii="Calibri" w:eastAsia="Times New Roman" w:hAnsi="Calibri" w:cs="Calibri"/>
+          <w:kern w:val="0"/>
+          <w14:ligatures w14:val="none"/>
+        </w:rPr>
+      </w:pPr>
+      <w:r>
+        <w:rPr>
+          <w:rFonts w:ascii="Calibri" w:eastAsia="Times New Roman" w:hAnsi="Calibri" w:cs="Calibri"/>
           <w:b/>
           <w:bCs/>
           <w:kern w:val="0"/>
@@ -3575,14 +4369,14 @@
         </w:numPr>
         <w:spacing w:afterLines="40" w:after="96" w:line="240" w:lineRule="auto"/>
         <w:rPr>
-          <w:rFonts w:ascii="Times New Roman" w:eastAsia="Times New Roman" w:hAnsi="Times New Roman" w:cs="Times New Roman"/>
-          <w:kern w:val="0"/>
-          <w14:ligatures w14:val="none"/>
-        </w:rPr>
-      </w:pPr>
-      <w:r>
-        <w:rPr>
-          <w:rFonts w:ascii="Times New Roman" w:eastAsia="Times New Roman" w:hAnsi="Times New Roman" w:cs="Times New Roman"/>
+          <w:rFonts w:ascii="Calibri" w:eastAsia="Times New Roman" w:hAnsi="Calibri" w:cs="Calibri"/>
+          <w:kern w:val="0"/>
+          <w14:ligatures w14:val="none"/>
+        </w:rPr>
+      </w:pPr>
+      <w:r>
+        <w:rPr>
+          <w:rFonts w:ascii="Calibri" w:eastAsia="Times New Roman" w:hAnsi="Calibri" w:cs="Calibri"/>
           <w:kern w:val="0"/>
           <w14:ligatures w14:val="none"/>
         </w:rPr>
@@ -3597,14 +4391,14 @@
         </w:numPr>
         <w:spacing w:afterLines="40" w:after="96" w:line="240" w:lineRule="auto"/>
         <w:rPr>
-          <w:rFonts w:ascii="Times New Roman" w:eastAsia="Times New Roman" w:hAnsi="Times New Roman" w:cs="Times New Roman"/>
-          <w:kern w:val="0"/>
-          <w14:ligatures w14:val="none"/>
-        </w:rPr>
-      </w:pPr>
-      <w:r>
-        <w:rPr>
-          <w:rFonts w:ascii="Times New Roman" w:eastAsia="Times New Roman" w:hAnsi="Times New Roman" w:cs="Times New Roman"/>
+          <w:rFonts w:ascii="Calibri" w:eastAsia="Times New Roman" w:hAnsi="Calibri" w:cs="Calibri"/>
+          <w:kern w:val="0"/>
+          <w14:ligatures w14:val="none"/>
+        </w:rPr>
+      </w:pPr>
+      <w:r>
+        <w:rPr>
+          <w:rFonts w:ascii="Calibri" w:eastAsia="Times New Roman" w:hAnsi="Calibri" w:cs="Calibri"/>
           <w:b/>
           <w:bCs/>
           <w:kern w:val="0"/>
@@ -3621,14 +4415,14 @@
         </w:numPr>
         <w:spacing w:afterLines="40" w:after="96" w:line="240" w:lineRule="auto"/>
         <w:rPr>
-          <w:rFonts w:ascii="Times New Roman" w:eastAsia="Times New Roman" w:hAnsi="Times New Roman" w:cs="Times New Roman"/>
-          <w:kern w:val="0"/>
-          <w14:ligatures w14:val="none"/>
-        </w:rPr>
-      </w:pPr>
-      <w:r>
-        <w:rPr>
-          <w:rFonts w:ascii="Times New Roman" w:eastAsia="Times New Roman" w:hAnsi="Times New Roman" w:cs="Times New Roman"/>
+          <w:rFonts w:ascii="Calibri" w:eastAsia="Times New Roman" w:hAnsi="Calibri" w:cs="Calibri"/>
+          <w:kern w:val="0"/>
+          <w14:ligatures w14:val="none"/>
+        </w:rPr>
+      </w:pPr>
+      <w:r>
+        <w:rPr>
+          <w:rFonts w:ascii="Calibri" w:eastAsia="Times New Roman" w:hAnsi="Calibri" w:cs="Calibri"/>
           <w:kern w:val="0"/>
           <w14:ligatures w14:val="none"/>
         </w:rPr>
@@ -3643,14 +4437,14 @@
         </w:numPr>
         <w:spacing w:afterLines="40" w:after="96" w:line="240" w:lineRule="auto"/>
         <w:rPr>
-          <w:rFonts w:ascii="Times New Roman" w:eastAsia="Times New Roman" w:hAnsi="Times New Roman" w:cs="Times New Roman"/>
-          <w:kern w:val="0"/>
-          <w14:ligatures w14:val="none"/>
-        </w:rPr>
-      </w:pPr>
-      <w:r>
-        <w:rPr>
-          <w:rFonts w:ascii="Times New Roman" w:eastAsia="Times New Roman" w:hAnsi="Times New Roman" w:cs="Times New Roman"/>
+          <w:rFonts w:ascii="Calibri" w:eastAsia="Times New Roman" w:hAnsi="Calibri" w:cs="Calibri"/>
+          <w:kern w:val="0"/>
+          <w14:ligatures w14:val="none"/>
+        </w:rPr>
+      </w:pPr>
+      <w:r>
+        <w:rPr>
+          <w:rFonts w:ascii="Calibri" w:eastAsia="Times New Roman" w:hAnsi="Calibri" w:cs="Calibri"/>
           <w:b/>
           <w:bCs/>
           <w:kern w:val="0"/>
@@ -3667,14 +4461,14 @@
         </w:numPr>
         <w:spacing w:afterLines="40" w:after="96" w:line="240" w:lineRule="auto"/>
         <w:rPr>
-          <w:rFonts w:ascii="Times New Roman" w:eastAsia="Times New Roman" w:hAnsi="Times New Roman" w:cs="Times New Roman"/>
-          <w:kern w:val="0"/>
-          <w14:ligatures w14:val="none"/>
-        </w:rPr>
-      </w:pPr>
-      <w:r>
-        <w:rPr>
-          <w:rFonts w:ascii="Times New Roman" w:eastAsia="Times New Roman" w:hAnsi="Times New Roman" w:cs="Times New Roman"/>
+          <w:rFonts w:ascii="Calibri" w:eastAsia="Times New Roman" w:hAnsi="Calibri" w:cs="Calibri"/>
+          <w:kern w:val="0"/>
+          <w14:ligatures w14:val="none"/>
+        </w:rPr>
+      </w:pPr>
+      <w:r>
+        <w:rPr>
+          <w:rFonts w:ascii="Calibri" w:eastAsia="Times New Roman" w:hAnsi="Calibri" w:cs="Calibri"/>
           <w:kern w:val="0"/>
           <w14:ligatures w14:val="none"/>
         </w:rPr>
@@ -3689,14 +4483,14 @@
         </w:numPr>
         <w:spacing w:afterLines="40" w:after="96" w:line="240" w:lineRule="auto"/>
         <w:rPr>
-          <w:rFonts w:ascii="Times New Roman" w:eastAsia="Times New Roman" w:hAnsi="Times New Roman" w:cs="Times New Roman"/>
-          <w:kern w:val="0"/>
-          <w14:ligatures w14:val="none"/>
-        </w:rPr>
-      </w:pPr>
-      <w:r>
-        <w:rPr>
-          <w:rFonts w:ascii="Times New Roman" w:eastAsia="Times New Roman" w:hAnsi="Times New Roman" w:cs="Times New Roman"/>
+          <w:rFonts w:ascii="Calibri" w:eastAsia="Times New Roman" w:hAnsi="Calibri" w:cs="Calibri"/>
+          <w:kern w:val="0"/>
+          <w14:ligatures w14:val="none"/>
+        </w:rPr>
+      </w:pPr>
+      <w:r>
+        <w:rPr>
+          <w:rFonts w:ascii="Calibri" w:eastAsia="Times New Roman" w:hAnsi="Calibri" w:cs="Calibri"/>
           <w:b/>
           <w:bCs/>
           <w:kern w:val="0"/>
@@ -3713,14 +4507,14 @@
         </w:numPr>
         <w:spacing w:afterLines="40" w:after="96" w:line="240" w:lineRule="auto"/>
         <w:rPr>
-          <w:rFonts w:ascii="Times New Roman" w:eastAsia="Times New Roman" w:hAnsi="Times New Roman" w:cs="Times New Roman"/>
-          <w:kern w:val="0"/>
-          <w14:ligatures w14:val="none"/>
-        </w:rPr>
-      </w:pPr>
-      <w:r>
-        <w:rPr>
-          <w:rFonts w:ascii="Times New Roman" w:eastAsia="Times New Roman" w:hAnsi="Times New Roman" w:cs="Times New Roman"/>
+          <w:rFonts w:ascii="Calibri" w:eastAsia="Times New Roman" w:hAnsi="Calibri" w:cs="Calibri"/>
+          <w:kern w:val="0"/>
+          <w14:ligatures w14:val="none"/>
+        </w:rPr>
+      </w:pPr>
+      <w:r>
+        <w:rPr>
+          <w:rFonts w:ascii="Calibri" w:eastAsia="Times New Roman" w:hAnsi="Calibri" w:cs="Calibri"/>
           <w:kern w:val="0"/>
           <w14:ligatures w14:val="none"/>
         </w:rPr>
@@ -3732,7 +4526,7 @@
         <w:spacing w:afterLines="40" w:after="96" w:line="240" w:lineRule="auto"/>
         <w:outlineLvl w:val="2"/>
         <w:rPr>
-          <w:rFonts w:ascii="Times New Roman" w:eastAsia="Times New Roman" w:hAnsi="Times New Roman" w:cs="Times New Roman"/>
+          <w:rFonts w:ascii="Calibri" w:eastAsia="Times New Roman" w:hAnsi="Calibri" w:cs="Calibri"/>
           <w:b/>
           <w:bCs/>
           <w:kern w:val="0"/>
@@ -3743,7 +4537,7 @@
       </w:pPr>
       <w:r>
         <w:rPr>
-          <w:rFonts w:ascii="Times New Roman" w:eastAsia="Times New Roman" w:hAnsi="Times New Roman" w:cs="Times New Roman"/>
+          <w:rFonts w:ascii="Calibri" w:eastAsia="Times New Roman" w:hAnsi="Calibri" w:cs="Calibri"/>
           <w:b/>
           <w:bCs/>
           <w:kern w:val="0"/>
@@ -3762,14 +4556,14 @@
         </w:numPr>
         <w:spacing w:afterLines="40" w:after="96" w:line="240" w:lineRule="auto"/>
         <w:rPr>
-          <w:rFonts w:ascii="Times New Roman" w:eastAsia="Times New Roman" w:hAnsi="Times New Roman" w:cs="Times New Roman"/>
-          <w:kern w:val="0"/>
-          <w14:ligatures w14:val="none"/>
-        </w:rPr>
-      </w:pPr>
-      <w:r>
-        <w:rPr>
-          <w:rFonts w:ascii="Times New Roman" w:eastAsia="Times New Roman" w:hAnsi="Times New Roman" w:cs="Times New Roman"/>
+          <w:rFonts w:ascii="Calibri" w:eastAsia="Times New Roman" w:hAnsi="Calibri" w:cs="Calibri"/>
+          <w:kern w:val="0"/>
+          <w14:ligatures w14:val="none"/>
+        </w:rPr>
+      </w:pPr>
+      <w:r>
+        <w:rPr>
+          <w:rFonts w:ascii="Calibri" w:eastAsia="Times New Roman" w:hAnsi="Calibri" w:cs="Calibri"/>
           <w:b/>
           <w:bCs/>
           <w:kern w:val="0"/>
@@ -3786,14 +4580,14 @@
         </w:numPr>
         <w:spacing w:afterLines="40" w:after="96" w:line="240" w:lineRule="auto"/>
         <w:rPr>
-          <w:rFonts w:ascii="Times New Roman" w:eastAsia="Times New Roman" w:hAnsi="Times New Roman" w:cs="Times New Roman"/>
-          <w:kern w:val="0"/>
-          <w14:ligatures w14:val="none"/>
-        </w:rPr>
-      </w:pPr>
-      <w:r>
-        <w:rPr>
-          <w:rFonts w:ascii="Times New Roman" w:eastAsia="Times New Roman" w:hAnsi="Times New Roman" w:cs="Times New Roman"/>
+          <w:rFonts w:ascii="Calibri" w:eastAsia="Times New Roman" w:hAnsi="Calibri" w:cs="Calibri"/>
+          <w:kern w:val="0"/>
+          <w14:ligatures w14:val="none"/>
+        </w:rPr>
+      </w:pPr>
+      <w:r>
+        <w:rPr>
+          <w:rFonts w:ascii="Calibri" w:eastAsia="Times New Roman" w:hAnsi="Calibri" w:cs="Calibri"/>
           <w:kern w:val="0"/>
           <w14:ligatures w14:val="none"/>
         </w:rPr>
@@ -3802,7 +4596,7 @@
       <w:proofErr w:type="spellStart"/>
       <w:r>
         <w:rPr>
-          <w:rFonts w:ascii="Times New Roman" w:eastAsia="Times New Roman" w:hAnsi="Times New Roman" w:cs="Times New Roman"/>
+          <w:rFonts w:ascii="Calibri" w:eastAsia="Times New Roman" w:hAnsi="Calibri" w:cs="Calibri"/>
           <w:kern w:val="0"/>
           <w14:ligatures w14:val="none"/>
         </w:rPr>
@@ -3811,7 +4605,7 @@
       <w:proofErr w:type="spellEnd"/>
       <w:r>
         <w:rPr>
-          <w:rFonts w:ascii="Times New Roman" w:eastAsia="Times New Roman" w:hAnsi="Times New Roman" w:cs="Times New Roman"/>
+          <w:rFonts w:ascii="Calibri" w:eastAsia="Times New Roman" w:hAnsi="Calibri" w:cs="Calibri"/>
           <w:kern w:val="0"/>
           <w14:ligatures w14:val="none"/>
         </w:rPr>
@@ -3826,14 +4620,14 @@
         </w:numPr>
         <w:spacing w:afterLines="40" w:after="96" w:line="240" w:lineRule="auto"/>
         <w:rPr>
-          <w:rFonts w:ascii="Times New Roman" w:eastAsia="Times New Roman" w:hAnsi="Times New Roman" w:cs="Times New Roman"/>
-          <w:kern w:val="0"/>
-          <w14:ligatures w14:val="none"/>
-        </w:rPr>
-      </w:pPr>
-      <w:r>
-        <w:rPr>
-          <w:rFonts w:ascii="Times New Roman" w:eastAsia="Times New Roman" w:hAnsi="Times New Roman" w:cs="Times New Roman"/>
+          <w:rFonts w:ascii="Calibri" w:eastAsia="Times New Roman" w:hAnsi="Calibri" w:cs="Calibri"/>
+          <w:kern w:val="0"/>
+          <w14:ligatures w14:val="none"/>
+        </w:rPr>
+      </w:pPr>
+      <w:r>
+        <w:rPr>
+          <w:rFonts w:ascii="Calibri" w:eastAsia="Times New Roman" w:hAnsi="Calibri" w:cs="Calibri"/>
           <w:b/>
           <w:bCs/>
           <w:kern w:val="0"/>
@@ -3850,14 +4644,14 @@
         </w:numPr>
         <w:spacing w:afterLines="40" w:after="96" w:line="240" w:lineRule="auto"/>
         <w:rPr>
-          <w:rFonts w:ascii="Times New Roman" w:eastAsia="Times New Roman" w:hAnsi="Times New Roman" w:cs="Times New Roman"/>
-          <w:kern w:val="0"/>
-          <w14:ligatures w14:val="none"/>
-        </w:rPr>
-      </w:pPr>
-      <w:r>
-        <w:rPr>
-          <w:rFonts w:ascii="Times New Roman" w:eastAsia="Times New Roman" w:hAnsi="Times New Roman" w:cs="Times New Roman"/>
+          <w:rFonts w:ascii="Calibri" w:eastAsia="Times New Roman" w:hAnsi="Calibri" w:cs="Calibri"/>
+          <w:kern w:val="0"/>
+          <w14:ligatures w14:val="none"/>
+        </w:rPr>
+      </w:pPr>
+      <w:r>
+        <w:rPr>
+          <w:rFonts w:ascii="Calibri" w:eastAsia="Times New Roman" w:hAnsi="Calibri" w:cs="Calibri"/>
           <w:kern w:val="0"/>
           <w14:ligatures w14:val="none"/>
         </w:rPr>
@@ -3868,14 +4662,14 @@
       <w:pPr>
         <w:spacing w:afterLines="40" w:after="96" w:line="240" w:lineRule="auto"/>
         <w:rPr>
-          <w:rFonts w:ascii="Times New Roman" w:eastAsia="Times New Roman" w:hAnsi="Times New Roman" w:cs="Times New Roman"/>
-          <w:kern w:val="0"/>
-          <w14:ligatures w14:val="none"/>
-        </w:rPr>
-      </w:pPr>
-      <w:r>
-        <w:rPr>
-          <w:rFonts w:ascii="Times New Roman" w:eastAsia="Times New Roman" w:hAnsi="Times New Roman" w:cs="Times New Roman"/>
+          <w:rFonts w:ascii="Calibri" w:eastAsia="Times New Roman" w:hAnsi="Calibri" w:cs="Calibri"/>
+          <w:kern w:val="0"/>
+          <w14:ligatures w14:val="none"/>
+        </w:rPr>
+      </w:pPr>
+      <w:r>
+        <w:rPr>
+          <w:rFonts w:ascii="Calibri" w:eastAsia="Times New Roman" w:hAnsi="Calibri" w:cs="Calibri"/>
           <w:noProof/>
           <w:kern w:val="0"/>
         </w:rPr>
@@ -3889,7 +4683,7 @@
         <w:spacing w:afterLines="40" w:after="96" w:line="240" w:lineRule="auto"/>
         <w:outlineLvl w:val="1"/>
         <w:rPr>
-          <w:rFonts w:ascii="Times New Roman" w:eastAsia="Times New Roman" w:hAnsi="Times New Roman" w:cs="Times New Roman"/>
+          <w:rFonts w:ascii="Calibri" w:eastAsia="Times New Roman" w:hAnsi="Calibri" w:cs="Calibri"/>
           <w:b/>
           <w:bCs/>
           <w:kern w:val="0"/>
@@ -3900,7 +4694,7 @@
       </w:pPr>
       <w:r>
         <w:rPr>
-          <w:rFonts w:ascii="Times New Roman" w:eastAsia="Times New Roman" w:hAnsi="Times New Roman" w:cs="Times New Roman"/>
+          <w:rFonts w:ascii="Calibri" w:eastAsia="Times New Roman" w:hAnsi="Calibri" w:cs="Calibri"/>
           <w:b/>
           <w:bCs/>
           <w:kern w:val="0"/>
@@ -3908,6 +4702,7 @@
           <w:szCs w:val="36"/>
           <w14:ligatures w14:val="none"/>
         </w:rPr>
+        <w:lastRenderedPageBreak/>
         <w:t>10. Additional Considerations</w:t>
       </w:r>
     </w:p>
@@ -3916,7 +4711,7 @@
         <w:spacing w:afterLines="40" w:after="96" w:line="240" w:lineRule="auto"/>
         <w:outlineLvl w:val="2"/>
         <w:rPr>
-          <w:rFonts w:ascii="Times New Roman" w:eastAsia="Times New Roman" w:hAnsi="Times New Roman" w:cs="Times New Roman"/>
+          <w:rFonts w:ascii="Calibri" w:eastAsia="Times New Roman" w:hAnsi="Calibri" w:cs="Calibri"/>
           <w:b/>
           <w:bCs/>
           <w:kern w:val="0"/>
@@ -3927,7 +4722,7 @@
       </w:pPr>
       <w:r>
         <w:rPr>
-          <w:rFonts w:ascii="Times New Roman" w:eastAsia="Times New Roman" w:hAnsi="Times New Roman" w:cs="Times New Roman"/>
+          <w:rFonts w:ascii="Calibri" w:eastAsia="Times New Roman" w:hAnsi="Calibri" w:cs="Calibri"/>
           <w:b/>
           <w:bCs/>
           <w:kern w:val="0"/>
@@ -3946,14 +4741,14 @@
         </w:numPr>
         <w:spacing w:afterLines="40" w:after="96" w:line="240" w:lineRule="auto"/>
         <w:rPr>
-          <w:rFonts w:ascii="Times New Roman" w:eastAsia="Times New Roman" w:hAnsi="Times New Roman" w:cs="Times New Roman"/>
-          <w:kern w:val="0"/>
-          <w14:ligatures w14:val="none"/>
-        </w:rPr>
-      </w:pPr>
-      <w:r>
-        <w:rPr>
-          <w:rFonts w:ascii="Times New Roman" w:eastAsia="Times New Roman" w:hAnsi="Times New Roman" w:cs="Times New Roman"/>
+          <w:rFonts w:ascii="Calibri" w:eastAsia="Times New Roman" w:hAnsi="Calibri" w:cs="Calibri"/>
+          <w:kern w:val="0"/>
+          <w14:ligatures w14:val="none"/>
+        </w:rPr>
+      </w:pPr>
+      <w:r>
+        <w:rPr>
+          <w:rFonts w:ascii="Calibri" w:eastAsia="Times New Roman" w:hAnsi="Calibri" w:cs="Calibri"/>
           <w:b/>
           <w:bCs/>
           <w:kern w:val="0"/>
@@ -3970,18 +4765,17 @@
         </w:numPr>
         <w:spacing w:afterLines="40" w:after="96" w:line="240" w:lineRule="auto"/>
         <w:rPr>
-          <w:rFonts w:ascii="Times New Roman" w:eastAsia="Times New Roman" w:hAnsi="Times New Roman" w:cs="Times New Roman"/>
-          <w:kern w:val="0"/>
-          <w14:ligatures w14:val="none"/>
-        </w:rPr>
-      </w:pPr>
-      <w:r>
-        <w:rPr>
-          <w:rFonts w:ascii="Times New Roman" w:eastAsia="Times New Roman" w:hAnsi="Times New Roman" w:cs="Times New Roman"/>
-          <w:kern w:val="0"/>
-          <w14:ligatures w14:val="none"/>
-        </w:rPr>
-        <w:lastRenderedPageBreak/>
+          <w:rFonts w:ascii="Calibri" w:eastAsia="Times New Roman" w:hAnsi="Calibri" w:cs="Calibri"/>
+          <w:kern w:val="0"/>
+          <w14:ligatures w14:val="none"/>
+        </w:rPr>
+      </w:pPr>
+      <w:r>
+        <w:rPr>
+          <w:rFonts w:ascii="Calibri" w:eastAsia="Times New Roman" w:hAnsi="Calibri" w:cs="Calibri"/>
+          <w:kern w:val="0"/>
+          <w14:ligatures w14:val="none"/>
+        </w:rPr>
         <w:t>Ensure that data pipelines are modular to easily extend the project to other positions or teams.</w:t>
       </w:r>
     </w:p>
@@ -3990,7 +4784,7 @@
         <w:spacing w:afterLines="40" w:after="96" w:line="240" w:lineRule="auto"/>
         <w:outlineLvl w:val="2"/>
         <w:rPr>
-          <w:rFonts w:ascii="Times New Roman" w:eastAsia="Times New Roman" w:hAnsi="Times New Roman" w:cs="Times New Roman"/>
+          <w:rFonts w:ascii="Calibri" w:eastAsia="Times New Roman" w:hAnsi="Calibri" w:cs="Calibri"/>
           <w:b/>
           <w:bCs/>
           <w:kern w:val="0"/>
@@ -4001,7 +4795,7 @@
       </w:pPr>
       <w:r>
         <w:rPr>
-          <w:rFonts w:ascii="Times New Roman" w:eastAsia="Times New Roman" w:hAnsi="Times New Roman" w:cs="Times New Roman"/>
+          <w:rFonts w:ascii="Calibri" w:eastAsia="Times New Roman" w:hAnsi="Calibri" w:cs="Calibri"/>
           <w:b/>
           <w:bCs/>
           <w:kern w:val="0"/>
@@ -4020,14 +4814,14 @@
         </w:numPr>
         <w:spacing w:afterLines="40" w:after="96" w:line="240" w:lineRule="auto"/>
         <w:rPr>
-          <w:rFonts w:ascii="Times New Roman" w:eastAsia="Times New Roman" w:hAnsi="Times New Roman" w:cs="Times New Roman"/>
-          <w:kern w:val="0"/>
-          <w14:ligatures w14:val="none"/>
-        </w:rPr>
-      </w:pPr>
-      <w:r>
-        <w:rPr>
-          <w:rFonts w:ascii="Times New Roman" w:eastAsia="Times New Roman" w:hAnsi="Times New Roman" w:cs="Times New Roman"/>
+          <w:rFonts w:ascii="Calibri" w:eastAsia="Times New Roman" w:hAnsi="Calibri" w:cs="Calibri"/>
+          <w:kern w:val="0"/>
+          <w14:ligatures w14:val="none"/>
+        </w:rPr>
+      </w:pPr>
+      <w:r>
+        <w:rPr>
+          <w:rFonts w:ascii="Calibri" w:eastAsia="Times New Roman" w:hAnsi="Calibri" w:cs="Calibri"/>
           <w:b/>
           <w:bCs/>
           <w:kern w:val="0"/>
@@ -4044,14 +4838,14 @@
         </w:numPr>
         <w:spacing w:afterLines="40" w:after="96" w:line="240" w:lineRule="auto"/>
         <w:rPr>
-          <w:rFonts w:ascii="Times New Roman" w:eastAsia="Times New Roman" w:hAnsi="Times New Roman" w:cs="Times New Roman"/>
-          <w:kern w:val="0"/>
-          <w14:ligatures w14:val="none"/>
-        </w:rPr>
-      </w:pPr>
-      <w:r>
-        <w:rPr>
-          <w:rFonts w:ascii="Times New Roman" w:eastAsia="Times New Roman" w:hAnsi="Times New Roman" w:cs="Times New Roman"/>
+          <w:rFonts w:ascii="Calibri" w:eastAsia="Times New Roman" w:hAnsi="Calibri" w:cs="Calibri"/>
+          <w:kern w:val="0"/>
+          <w14:ligatures w14:val="none"/>
+        </w:rPr>
+      </w:pPr>
+      <w:r>
+        <w:rPr>
+          <w:rFonts w:ascii="Calibri" w:eastAsia="Times New Roman" w:hAnsi="Calibri" w:cs="Calibri"/>
           <w:kern w:val="0"/>
           <w14:ligatures w14:val="none"/>
         </w:rPr>
@@ -4066,14 +4860,14 @@
         </w:numPr>
         <w:spacing w:afterLines="40" w:after="96" w:line="240" w:lineRule="auto"/>
         <w:rPr>
-          <w:rFonts w:ascii="Times New Roman" w:eastAsia="Times New Roman" w:hAnsi="Times New Roman" w:cs="Times New Roman"/>
-          <w:kern w:val="0"/>
-          <w14:ligatures w14:val="none"/>
-        </w:rPr>
-      </w:pPr>
-      <w:r>
-        <w:rPr>
-          <w:rFonts w:ascii="Times New Roman" w:eastAsia="Times New Roman" w:hAnsi="Times New Roman" w:cs="Times New Roman"/>
+          <w:rFonts w:ascii="Calibri" w:eastAsia="Times New Roman" w:hAnsi="Calibri" w:cs="Calibri"/>
+          <w:kern w:val="0"/>
+          <w14:ligatures w14:val="none"/>
+        </w:rPr>
+      </w:pPr>
+      <w:r>
+        <w:rPr>
+          <w:rFonts w:ascii="Calibri" w:eastAsia="Times New Roman" w:hAnsi="Calibri" w:cs="Calibri"/>
           <w:kern w:val="0"/>
           <w14:ligatures w14:val="none"/>
         </w:rPr>
@@ -4085,7 +4879,7 @@
         <w:spacing w:afterLines="40" w:after="96" w:line="240" w:lineRule="auto"/>
         <w:outlineLvl w:val="2"/>
         <w:rPr>
-          <w:rFonts w:ascii="Times New Roman" w:eastAsia="Times New Roman" w:hAnsi="Times New Roman" w:cs="Times New Roman"/>
+          <w:rFonts w:ascii="Calibri" w:eastAsia="Times New Roman" w:hAnsi="Calibri" w:cs="Calibri"/>
           <w:b/>
           <w:bCs/>
           <w:kern w:val="0"/>
@@ -4096,7 +4890,7 @@
       </w:pPr>
       <w:r>
         <w:rPr>
-          <w:rFonts w:ascii="Times New Roman" w:eastAsia="Times New Roman" w:hAnsi="Times New Roman" w:cs="Times New Roman"/>
+          <w:rFonts w:ascii="Calibri" w:eastAsia="Times New Roman" w:hAnsi="Calibri" w:cs="Calibri"/>
           <w:b/>
           <w:bCs/>
           <w:kern w:val="0"/>
@@ -4115,14 +4909,14 @@
         </w:numPr>
         <w:spacing w:afterLines="40" w:after="96" w:line="240" w:lineRule="auto"/>
         <w:rPr>
-          <w:rFonts w:ascii="Times New Roman" w:eastAsia="Times New Roman" w:hAnsi="Times New Roman" w:cs="Times New Roman"/>
-          <w:kern w:val="0"/>
-          <w14:ligatures w14:val="none"/>
-        </w:rPr>
-      </w:pPr>
-      <w:r>
-        <w:rPr>
-          <w:rFonts w:ascii="Times New Roman" w:eastAsia="Times New Roman" w:hAnsi="Times New Roman" w:cs="Times New Roman"/>
+          <w:rFonts w:ascii="Calibri" w:eastAsia="Times New Roman" w:hAnsi="Calibri" w:cs="Calibri"/>
+          <w:kern w:val="0"/>
+          <w14:ligatures w14:val="none"/>
+        </w:rPr>
+      </w:pPr>
+      <w:r>
+        <w:rPr>
+          <w:rFonts w:ascii="Calibri" w:eastAsia="Times New Roman" w:hAnsi="Calibri" w:cs="Calibri"/>
           <w:b/>
           <w:bCs/>
           <w:kern w:val="0"/>
@@ -4139,14 +4933,14 @@
         </w:numPr>
         <w:spacing w:afterLines="40" w:after="96" w:line="240" w:lineRule="auto"/>
         <w:rPr>
-          <w:rFonts w:ascii="Times New Roman" w:eastAsia="Times New Roman" w:hAnsi="Times New Roman" w:cs="Times New Roman"/>
-          <w:kern w:val="0"/>
-          <w14:ligatures w14:val="none"/>
-        </w:rPr>
-      </w:pPr>
-      <w:r>
-        <w:rPr>
-          <w:rFonts w:ascii="Times New Roman" w:eastAsia="Times New Roman" w:hAnsi="Times New Roman" w:cs="Times New Roman"/>
+          <w:rFonts w:ascii="Calibri" w:eastAsia="Times New Roman" w:hAnsi="Calibri" w:cs="Calibri"/>
+          <w:kern w:val="0"/>
+          <w14:ligatures w14:val="none"/>
+        </w:rPr>
+      </w:pPr>
+      <w:r>
+        <w:rPr>
+          <w:rFonts w:ascii="Calibri" w:eastAsia="Times New Roman" w:hAnsi="Calibri" w:cs="Calibri"/>
           <w:kern w:val="0"/>
           <w14:ligatures w14:val="none"/>
         </w:rPr>
@@ -4161,14 +4955,14 @@
         </w:numPr>
         <w:spacing w:afterLines="40" w:after="96" w:line="240" w:lineRule="auto"/>
         <w:rPr>
-          <w:rFonts w:ascii="Times New Roman" w:eastAsia="Times New Roman" w:hAnsi="Times New Roman" w:cs="Times New Roman"/>
-          <w:kern w:val="0"/>
-          <w14:ligatures w14:val="none"/>
-        </w:rPr>
-      </w:pPr>
-      <w:r>
-        <w:rPr>
-          <w:rFonts w:ascii="Times New Roman" w:eastAsia="Times New Roman" w:hAnsi="Times New Roman" w:cs="Times New Roman"/>
+          <w:rFonts w:ascii="Calibri" w:eastAsia="Times New Roman" w:hAnsi="Calibri" w:cs="Calibri"/>
+          <w:kern w:val="0"/>
+          <w14:ligatures w14:val="none"/>
+        </w:rPr>
+      </w:pPr>
+      <w:r>
+        <w:rPr>
+          <w:rFonts w:ascii="Calibri" w:eastAsia="Times New Roman" w:hAnsi="Calibri" w:cs="Calibri"/>
           <w:kern w:val="0"/>
           <w14:ligatures w14:val="none"/>
         </w:rPr>
@@ -4179,14 +4973,14 @@
       <w:pPr>
         <w:spacing w:afterLines="40" w:after="96" w:line="240" w:lineRule="auto"/>
         <w:rPr>
-          <w:rFonts w:ascii="Times New Roman" w:eastAsia="Times New Roman" w:hAnsi="Times New Roman" w:cs="Times New Roman"/>
-          <w:kern w:val="0"/>
-          <w14:ligatures w14:val="none"/>
-        </w:rPr>
-      </w:pPr>
-      <w:r>
-        <w:rPr>
-          <w:rFonts w:ascii="Times New Roman" w:eastAsia="Times New Roman" w:hAnsi="Times New Roman" w:cs="Times New Roman"/>
+          <w:rFonts w:ascii="Calibri" w:eastAsia="Times New Roman" w:hAnsi="Calibri" w:cs="Calibri"/>
+          <w:kern w:val="0"/>
+          <w14:ligatures w14:val="none"/>
+        </w:rPr>
+      </w:pPr>
+      <w:r>
+        <w:rPr>
+          <w:rFonts w:ascii="Calibri" w:eastAsia="Times New Roman" w:hAnsi="Calibri" w:cs="Calibri"/>
           <w:noProof/>
           <w:kern w:val="0"/>
         </w:rPr>
@@ -4200,7 +4994,7 @@
         <w:spacing w:afterLines="40" w:after="96" w:line="240" w:lineRule="auto"/>
         <w:outlineLvl w:val="1"/>
         <w:rPr>
-          <w:rFonts w:ascii="Times New Roman" w:eastAsia="Times New Roman" w:hAnsi="Times New Roman" w:cs="Times New Roman"/>
+          <w:rFonts w:ascii="Calibri" w:eastAsia="Times New Roman" w:hAnsi="Calibri" w:cs="Calibri"/>
           <w:b/>
           <w:bCs/>
           <w:kern w:val="0"/>
@@ -4211,7 +5005,7 @@
       </w:pPr>
       <w:r>
         <w:rPr>
-          <w:rFonts w:ascii="Times New Roman" w:eastAsia="Times New Roman" w:hAnsi="Times New Roman" w:cs="Times New Roman"/>
+          <w:rFonts w:ascii="Calibri" w:eastAsia="Times New Roman" w:hAnsi="Calibri" w:cs="Calibri"/>
           <w:b/>
           <w:bCs/>
           <w:kern w:val="0"/>
@@ -4227,7 +5021,7 @@
         <w:spacing w:afterLines="40" w:after="96" w:line="240" w:lineRule="auto"/>
         <w:outlineLvl w:val="2"/>
         <w:rPr>
-          <w:rFonts w:ascii="Times New Roman" w:eastAsia="Times New Roman" w:hAnsi="Times New Roman" w:cs="Times New Roman"/>
+          <w:rFonts w:ascii="Calibri" w:eastAsia="Times New Roman" w:hAnsi="Calibri" w:cs="Calibri"/>
           <w:b/>
           <w:bCs/>
           <w:kern w:val="0"/>
@@ -4238,7 +5032,7 @@
       </w:pPr>
       <w:r>
         <w:rPr>
-          <w:rFonts w:ascii="Times New Roman" w:eastAsia="Times New Roman" w:hAnsi="Times New Roman" w:cs="Times New Roman"/>
+          <w:rFonts w:ascii="Calibri" w:eastAsia="Times New Roman" w:hAnsi="Calibri" w:cs="Calibri"/>
           <w:b/>
           <w:bCs/>
           <w:kern w:val="0"/>
@@ -4257,14 +5051,14 @@
         </w:numPr>
         <w:spacing w:afterLines="40" w:after="96" w:line="240" w:lineRule="auto"/>
         <w:rPr>
-          <w:rFonts w:ascii="Times New Roman" w:eastAsia="Times New Roman" w:hAnsi="Times New Roman" w:cs="Times New Roman"/>
-          <w:kern w:val="0"/>
-          <w14:ligatures w14:val="none"/>
-        </w:rPr>
-      </w:pPr>
-      <w:r>
-        <w:rPr>
-          <w:rFonts w:ascii="Times New Roman" w:eastAsia="Times New Roman" w:hAnsi="Times New Roman" w:cs="Times New Roman"/>
+          <w:rFonts w:ascii="Calibri" w:eastAsia="Times New Roman" w:hAnsi="Calibri" w:cs="Calibri"/>
+          <w:kern w:val="0"/>
+          <w14:ligatures w14:val="none"/>
+        </w:rPr>
+      </w:pPr>
+      <w:r>
+        <w:rPr>
+          <w:rFonts w:ascii="Calibri" w:eastAsia="Times New Roman" w:hAnsi="Calibri" w:cs="Calibri"/>
           <w:b/>
           <w:bCs/>
           <w:kern w:val="0"/>
@@ -4281,14 +5075,14 @@
         </w:numPr>
         <w:spacing w:afterLines="40" w:after="96" w:line="240" w:lineRule="auto"/>
         <w:rPr>
-          <w:rFonts w:ascii="Times New Roman" w:eastAsia="Times New Roman" w:hAnsi="Times New Roman" w:cs="Times New Roman"/>
-          <w:kern w:val="0"/>
-          <w14:ligatures w14:val="none"/>
-        </w:rPr>
-      </w:pPr>
-      <w:r>
-        <w:rPr>
-          <w:rFonts w:ascii="Times New Roman" w:eastAsia="Times New Roman" w:hAnsi="Times New Roman" w:cs="Times New Roman"/>
+          <w:rFonts w:ascii="Calibri" w:eastAsia="Times New Roman" w:hAnsi="Calibri" w:cs="Calibri"/>
+          <w:kern w:val="0"/>
+          <w14:ligatures w14:val="none"/>
+        </w:rPr>
+      </w:pPr>
+      <w:r>
+        <w:rPr>
+          <w:rFonts w:ascii="Calibri" w:eastAsia="Times New Roman" w:hAnsi="Calibri" w:cs="Calibri"/>
           <w:kern w:val="0"/>
           <w14:ligatures w14:val="none"/>
         </w:rPr>
@@ -4303,14 +5097,14 @@
         </w:numPr>
         <w:spacing w:afterLines="40" w:after="96" w:line="240" w:lineRule="auto"/>
         <w:rPr>
-          <w:rFonts w:ascii="Times New Roman" w:eastAsia="Times New Roman" w:hAnsi="Times New Roman" w:cs="Times New Roman"/>
-          <w:kern w:val="0"/>
-          <w14:ligatures w14:val="none"/>
-        </w:rPr>
-      </w:pPr>
-      <w:r>
-        <w:rPr>
-          <w:rFonts w:ascii="Times New Roman" w:eastAsia="Times New Roman" w:hAnsi="Times New Roman" w:cs="Times New Roman"/>
+          <w:rFonts w:ascii="Calibri" w:eastAsia="Times New Roman" w:hAnsi="Calibri" w:cs="Calibri"/>
+          <w:kern w:val="0"/>
+          <w14:ligatures w14:val="none"/>
+        </w:rPr>
+      </w:pPr>
+      <w:r>
+        <w:rPr>
+          <w:rFonts w:ascii="Calibri" w:eastAsia="Times New Roman" w:hAnsi="Calibri" w:cs="Calibri"/>
           <w:b/>
           <w:bCs/>
           <w:kern w:val="0"/>
@@ -4327,14 +5121,14 @@
         </w:numPr>
         <w:spacing w:afterLines="40" w:after="96" w:line="240" w:lineRule="auto"/>
         <w:rPr>
-          <w:rFonts w:ascii="Times New Roman" w:eastAsia="Times New Roman" w:hAnsi="Times New Roman" w:cs="Times New Roman"/>
-          <w:kern w:val="0"/>
-          <w14:ligatures w14:val="none"/>
-        </w:rPr>
-      </w:pPr>
-      <w:r>
-        <w:rPr>
-          <w:rFonts w:ascii="Times New Roman" w:eastAsia="Times New Roman" w:hAnsi="Times New Roman" w:cs="Times New Roman"/>
+          <w:rFonts w:ascii="Calibri" w:eastAsia="Times New Roman" w:hAnsi="Calibri" w:cs="Calibri"/>
+          <w:kern w:val="0"/>
+          <w14:ligatures w14:val="none"/>
+        </w:rPr>
+      </w:pPr>
+      <w:r>
+        <w:rPr>
+          <w:rFonts w:ascii="Calibri" w:eastAsia="Times New Roman" w:hAnsi="Calibri" w:cs="Calibri"/>
           <w:kern w:val="0"/>
           <w14:ligatures w14:val="none"/>
         </w:rPr>
@@ -4343,7 +5137,7 @@
       <w:proofErr w:type="spellStart"/>
       <w:r>
         <w:rPr>
-          <w:rFonts w:ascii="Times New Roman" w:eastAsia="Times New Roman" w:hAnsi="Times New Roman" w:cs="Times New Roman"/>
+          <w:rFonts w:ascii="Calibri" w:eastAsia="Times New Roman" w:hAnsi="Calibri" w:cs="Calibri"/>
           <w:kern w:val="0"/>
           <w14:ligatures w14:val="none"/>
         </w:rPr>
@@ -4352,7 +5146,7 @@
       <w:proofErr w:type="spellEnd"/>
       <w:r>
         <w:rPr>
-          <w:rFonts w:ascii="Times New Roman" w:eastAsia="Times New Roman" w:hAnsi="Times New Roman" w:cs="Times New Roman"/>
+          <w:rFonts w:ascii="Calibri" w:eastAsia="Times New Roman" w:hAnsi="Calibri" w:cs="Calibri"/>
           <w:kern w:val="0"/>
           <w14:ligatures w14:val="none"/>
         </w:rPr>
@@ -4364,7 +5158,7 @@
         <w:spacing w:afterLines="40" w:after="96" w:line="240" w:lineRule="auto"/>
         <w:outlineLvl w:val="2"/>
         <w:rPr>
-          <w:rFonts w:ascii="Times New Roman" w:eastAsia="Times New Roman" w:hAnsi="Times New Roman" w:cs="Times New Roman"/>
+          <w:rFonts w:ascii="Calibri" w:eastAsia="Times New Roman" w:hAnsi="Calibri" w:cs="Calibri"/>
           <w:b/>
           <w:bCs/>
           <w:kern w:val="0"/>
@@ -4375,7 +5169,7 @@
       </w:pPr>
       <w:r>
         <w:rPr>
-          <w:rFonts w:ascii="Times New Roman" w:eastAsia="Times New Roman" w:hAnsi="Times New Roman" w:cs="Times New Roman"/>
+          <w:rFonts w:ascii="Calibri" w:eastAsia="Times New Roman" w:hAnsi="Calibri" w:cs="Calibri"/>
           <w:b/>
           <w:bCs/>
           <w:kern w:val="0"/>
@@ -4394,14 +5188,14 @@
         </w:numPr>
         <w:spacing w:afterLines="40" w:after="96" w:line="240" w:lineRule="auto"/>
         <w:rPr>
-          <w:rFonts w:ascii="Times New Roman" w:eastAsia="Times New Roman" w:hAnsi="Times New Roman" w:cs="Times New Roman"/>
-          <w:kern w:val="0"/>
-          <w14:ligatures w14:val="none"/>
-        </w:rPr>
-      </w:pPr>
-      <w:r>
-        <w:rPr>
-          <w:rFonts w:ascii="Times New Roman" w:eastAsia="Times New Roman" w:hAnsi="Times New Roman" w:cs="Times New Roman"/>
+          <w:rFonts w:ascii="Calibri" w:eastAsia="Times New Roman" w:hAnsi="Calibri" w:cs="Calibri"/>
+          <w:kern w:val="0"/>
+          <w14:ligatures w14:val="none"/>
+        </w:rPr>
+      </w:pPr>
+      <w:r>
+        <w:rPr>
+          <w:rFonts w:ascii="Calibri" w:eastAsia="Times New Roman" w:hAnsi="Calibri" w:cs="Calibri"/>
           <w:b/>
           <w:bCs/>
           <w:kern w:val="0"/>
@@ -4418,14 +5212,14 @@
         </w:numPr>
         <w:spacing w:afterLines="40" w:after="96" w:line="240" w:lineRule="auto"/>
         <w:rPr>
-          <w:rFonts w:ascii="Times New Roman" w:eastAsia="Times New Roman" w:hAnsi="Times New Roman" w:cs="Times New Roman"/>
-          <w:kern w:val="0"/>
-          <w14:ligatures w14:val="none"/>
-        </w:rPr>
-      </w:pPr>
-      <w:r>
-        <w:rPr>
-          <w:rFonts w:ascii="Times New Roman" w:eastAsia="Times New Roman" w:hAnsi="Times New Roman" w:cs="Times New Roman"/>
+          <w:rFonts w:ascii="Calibri" w:eastAsia="Times New Roman" w:hAnsi="Calibri" w:cs="Calibri"/>
+          <w:kern w:val="0"/>
+          <w14:ligatures w14:val="none"/>
+        </w:rPr>
+      </w:pPr>
+      <w:r>
+        <w:rPr>
+          <w:rFonts w:ascii="Calibri" w:eastAsia="Times New Roman" w:hAnsi="Calibri" w:cs="Calibri"/>
           <w:kern w:val="0"/>
           <w14:ligatures w14:val="none"/>
         </w:rPr>
@@ -4440,14 +5234,14 @@
         </w:numPr>
         <w:spacing w:afterLines="40" w:after="96" w:line="240" w:lineRule="auto"/>
         <w:rPr>
-          <w:rFonts w:ascii="Times New Roman" w:eastAsia="Times New Roman" w:hAnsi="Times New Roman" w:cs="Times New Roman"/>
-          <w:kern w:val="0"/>
-          <w14:ligatures w14:val="none"/>
-        </w:rPr>
-      </w:pPr>
-      <w:r>
-        <w:rPr>
-          <w:rFonts w:ascii="Times New Roman" w:eastAsia="Times New Roman" w:hAnsi="Times New Roman" w:cs="Times New Roman"/>
+          <w:rFonts w:ascii="Calibri" w:eastAsia="Times New Roman" w:hAnsi="Calibri" w:cs="Calibri"/>
+          <w:kern w:val="0"/>
+          <w14:ligatures w14:val="none"/>
+        </w:rPr>
+      </w:pPr>
+      <w:r>
+        <w:rPr>
+          <w:rFonts w:ascii="Calibri" w:eastAsia="Times New Roman" w:hAnsi="Calibri" w:cs="Calibri"/>
           <w:b/>
           <w:bCs/>
           <w:kern w:val="0"/>
@@ -4464,14 +5258,14 @@
         </w:numPr>
         <w:spacing w:afterLines="40" w:after="96" w:line="240" w:lineRule="auto"/>
         <w:rPr>
-          <w:rFonts w:ascii="Times New Roman" w:eastAsia="Times New Roman" w:hAnsi="Times New Roman" w:cs="Times New Roman"/>
-          <w:kern w:val="0"/>
-          <w14:ligatures w14:val="none"/>
-        </w:rPr>
-      </w:pPr>
-      <w:r>
-        <w:rPr>
-          <w:rFonts w:ascii="Times New Roman" w:eastAsia="Times New Roman" w:hAnsi="Times New Roman" w:cs="Times New Roman"/>
+          <w:rFonts w:ascii="Calibri" w:eastAsia="Times New Roman" w:hAnsi="Calibri" w:cs="Calibri"/>
+          <w:kern w:val="0"/>
+          <w14:ligatures w14:val="none"/>
+        </w:rPr>
+      </w:pPr>
+      <w:r>
+        <w:rPr>
+          <w:rFonts w:ascii="Calibri" w:eastAsia="Times New Roman" w:hAnsi="Calibri" w:cs="Calibri"/>
           <w:kern w:val="0"/>
           <w14:ligatures w14:val="none"/>
         </w:rPr>
@@ -4482,14 +5276,14 @@
       <w:pPr>
         <w:spacing w:afterLines="40" w:after="96" w:line="240" w:lineRule="auto"/>
         <w:rPr>
-          <w:rFonts w:ascii="Times New Roman" w:eastAsia="Times New Roman" w:hAnsi="Times New Roman" w:cs="Times New Roman"/>
-          <w:kern w:val="0"/>
-          <w14:ligatures w14:val="none"/>
-        </w:rPr>
-      </w:pPr>
-      <w:r>
-        <w:rPr>
-          <w:rFonts w:ascii="Times New Roman" w:eastAsia="Times New Roman" w:hAnsi="Times New Roman" w:cs="Times New Roman"/>
+          <w:rFonts w:ascii="Calibri" w:eastAsia="Times New Roman" w:hAnsi="Calibri" w:cs="Calibri"/>
+          <w:kern w:val="0"/>
+          <w14:ligatures w14:val="none"/>
+        </w:rPr>
+      </w:pPr>
+      <w:r>
+        <w:rPr>
+          <w:rFonts w:ascii="Calibri" w:eastAsia="Times New Roman" w:hAnsi="Calibri" w:cs="Calibri"/>
           <w:noProof/>
           <w:kern w:val="0"/>
         </w:rPr>
@@ -4501,6 +5295,9 @@
     <w:p>
       <w:pPr>
         <w:spacing w:afterLines="40" w:after="96" w:line="240" w:lineRule="auto"/>
+        <w:rPr>
+          <w:rFonts w:ascii="Calibri" w:hAnsi="Calibri" w:cs="Calibri"/>
+        </w:rPr>
       </w:pPr>
     </w:p>
     <w:sectPr>
@@ -4959,6 +5756,155 @@
     </w:lvl>
   </w:abstractNum>
   <w:abstractNum w:abstractNumId="3" w15:restartNumberingAfterBreak="0">
+    <w:nsid w:val="09A126C9"/>
+    <w:multiLevelType w:val="multilevel"/>
+    <w:tmpl w:val="62023D82"/>
+    <w:lvl w:ilvl="0">
+      <w:start w:val="1"/>
+      <w:numFmt w:val="bullet"/>
+      <w:lvlText w:val=""/>
+      <w:lvlJc w:val="left"/>
+      <w:pPr>
+        <w:tabs>
+          <w:tab w:val="num" w:pos="720"/>
+        </w:tabs>
+        <w:ind w:left="720" w:hanging="360"/>
+      </w:pPr>
+      <w:rPr>
+        <w:rFonts w:ascii="Symbol" w:hAnsi="Symbol" w:hint="default"/>
+        <w:sz w:val="20"/>
+      </w:rPr>
+    </w:lvl>
+    <w:lvl w:ilvl="1" w:tentative="1">
+      <w:start w:val="1"/>
+      <w:numFmt w:val="bullet"/>
+      <w:lvlText w:val="o"/>
+      <w:lvlJc w:val="left"/>
+      <w:pPr>
+        <w:tabs>
+          <w:tab w:val="num" w:pos="1440"/>
+        </w:tabs>
+        <w:ind w:left="1440" w:hanging="360"/>
+      </w:pPr>
+      <w:rPr>
+        <w:rFonts w:ascii="Courier New" w:hAnsi="Courier New" w:hint="default"/>
+        <w:sz w:val="20"/>
+      </w:rPr>
+    </w:lvl>
+    <w:lvl w:ilvl="2" w:tentative="1">
+      <w:start w:val="1"/>
+      <w:numFmt w:val="bullet"/>
+      <w:lvlText w:val=""/>
+      <w:lvlJc w:val="left"/>
+      <w:pPr>
+        <w:tabs>
+          <w:tab w:val="num" w:pos="2160"/>
+        </w:tabs>
+        <w:ind w:left="2160" w:hanging="360"/>
+      </w:pPr>
+      <w:rPr>
+        <w:rFonts w:ascii="Wingdings" w:hAnsi="Wingdings" w:hint="default"/>
+        <w:sz w:val="20"/>
+      </w:rPr>
+    </w:lvl>
+    <w:lvl w:ilvl="3" w:tentative="1">
+      <w:start w:val="1"/>
+      <w:numFmt w:val="bullet"/>
+      <w:lvlText w:val=""/>
+      <w:lvlJc w:val="left"/>
+      <w:pPr>
+        <w:tabs>
+          <w:tab w:val="num" w:pos="2880"/>
+        </w:tabs>
+        <w:ind w:left="2880" w:hanging="360"/>
+      </w:pPr>
+      <w:rPr>
+        <w:rFonts w:ascii="Wingdings" w:hAnsi="Wingdings" w:hint="default"/>
+        <w:sz w:val="20"/>
+      </w:rPr>
+    </w:lvl>
+    <w:lvl w:ilvl="4" w:tentative="1">
+      <w:start w:val="1"/>
+      <w:numFmt w:val="bullet"/>
+      <w:lvlText w:val=""/>
+      <w:lvlJc w:val="left"/>
+      <w:pPr>
+        <w:tabs>
+          <w:tab w:val="num" w:pos="3600"/>
+        </w:tabs>
+        <w:ind w:left="3600" w:hanging="360"/>
+      </w:pPr>
+      <w:rPr>
+        <w:rFonts w:ascii="Wingdings" w:hAnsi="Wingdings" w:hint="default"/>
+        <w:sz w:val="20"/>
+      </w:rPr>
+    </w:lvl>
+    <w:lvl w:ilvl="5" w:tentative="1">
+      <w:start w:val="1"/>
+      <w:numFmt w:val="bullet"/>
+      <w:lvlText w:val=""/>
+      <w:lvlJc w:val="left"/>
+      <w:pPr>
+        <w:tabs>
+          <w:tab w:val="num" w:pos="4320"/>
+        </w:tabs>
+        <w:ind w:left="4320" w:hanging="360"/>
+      </w:pPr>
+      <w:rPr>
+        <w:rFonts w:ascii="Wingdings" w:hAnsi="Wingdings" w:hint="default"/>
+        <w:sz w:val="20"/>
+      </w:rPr>
+    </w:lvl>
+    <w:lvl w:ilvl="6" w:tentative="1">
+      <w:start w:val="1"/>
+      <w:numFmt w:val="bullet"/>
+      <w:lvlText w:val=""/>
+      <w:lvlJc w:val="left"/>
+      <w:pPr>
+        <w:tabs>
+          <w:tab w:val="num" w:pos="5040"/>
+        </w:tabs>
+        <w:ind w:left="5040" w:hanging="360"/>
+      </w:pPr>
+      <w:rPr>
+        <w:rFonts w:ascii="Wingdings" w:hAnsi="Wingdings" w:hint="default"/>
+        <w:sz w:val="20"/>
+      </w:rPr>
+    </w:lvl>
+    <w:lvl w:ilvl="7" w:tentative="1">
+      <w:start w:val="1"/>
+      <w:numFmt w:val="bullet"/>
+      <w:lvlText w:val=""/>
+      <w:lvlJc w:val="left"/>
+      <w:pPr>
+        <w:tabs>
+          <w:tab w:val="num" w:pos="5760"/>
+        </w:tabs>
+        <w:ind w:left="5760" w:hanging="360"/>
+      </w:pPr>
+      <w:rPr>
+        <w:rFonts w:ascii="Wingdings" w:hAnsi="Wingdings" w:hint="default"/>
+        <w:sz w:val="20"/>
+      </w:rPr>
+    </w:lvl>
+    <w:lvl w:ilvl="8" w:tentative="1">
+      <w:start w:val="1"/>
+      <w:numFmt w:val="bullet"/>
+      <w:lvlText w:val=""/>
+      <w:lvlJc w:val="left"/>
+      <w:pPr>
+        <w:tabs>
+          <w:tab w:val="num" w:pos="6480"/>
+        </w:tabs>
+        <w:ind w:left="6480" w:hanging="360"/>
+      </w:pPr>
+      <w:rPr>
+        <w:rFonts w:ascii="Wingdings" w:hAnsi="Wingdings" w:hint="default"/>
+        <w:sz w:val="20"/>
+      </w:rPr>
+    </w:lvl>
+  </w:abstractNum>
+  <w:abstractNum w:abstractNumId="4" w15:restartNumberingAfterBreak="0">
     <w:nsid w:val="17C065B3"/>
     <w:multiLevelType w:val="multilevel"/>
     <w:tmpl w:val="BC2A0716"/>
@@ -5107,7 +6053,7 @@
       </w:rPr>
     </w:lvl>
   </w:abstractNum>
-  <w:abstractNum w:abstractNumId="4" w15:restartNumberingAfterBreak="0">
+  <w:abstractNum w:abstractNumId="5" w15:restartNumberingAfterBreak="0">
     <w:nsid w:val="1CA82130"/>
     <w:multiLevelType w:val="multilevel"/>
     <w:tmpl w:val="CD803BD6"/>
@@ -5256,7 +6202,156 @@
       </w:rPr>
     </w:lvl>
   </w:abstractNum>
-  <w:abstractNum w:abstractNumId="5" w15:restartNumberingAfterBreak="0">
+  <w:abstractNum w:abstractNumId="6" w15:restartNumberingAfterBreak="0">
+    <w:nsid w:val="1DAF0298"/>
+    <w:multiLevelType w:val="multilevel"/>
+    <w:tmpl w:val="4B0A1B3E"/>
+    <w:lvl w:ilvl="0">
+      <w:start w:val="1"/>
+      <w:numFmt w:val="bullet"/>
+      <w:lvlText w:val=""/>
+      <w:lvlJc w:val="left"/>
+      <w:pPr>
+        <w:tabs>
+          <w:tab w:val="num" w:pos="720"/>
+        </w:tabs>
+        <w:ind w:left="720" w:hanging="360"/>
+      </w:pPr>
+      <w:rPr>
+        <w:rFonts w:ascii="Symbol" w:hAnsi="Symbol" w:hint="default"/>
+        <w:sz w:val="20"/>
+      </w:rPr>
+    </w:lvl>
+    <w:lvl w:ilvl="1" w:tentative="1">
+      <w:start w:val="1"/>
+      <w:numFmt w:val="bullet"/>
+      <w:lvlText w:val="o"/>
+      <w:lvlJc w:val="left"/>
+      <w:pPr>
+        <w:tabs>
+          <w:tab w:val="num" w:pos="1440"/>
+        </w:tabs>
+        <w:ind w:left="1440" w:hanging="360"/>
+      </w:pPr>
+      <w:rPr>
+        <w:rFonts w:ascii="Courier New" w:hAnsi="Courier New" w:hint="default"/>
+        <w:sz w:val="20"/>
+      </w:rPr>
+    </w:lvl>
+    <w:lvl w:ilvl="2" w:tentative="1">
+      <w:start w:val="1"/>
+      <w:numFmt w:val="bullet"/>
+      <w:lvlText w:val=""/>
+      <w:lvlJc w:val="left"/>
+      <w:pPr>
+        <w:tabs>
+          <w:tab w:val="num" w:pos="2160"/>
+        </w:tabs>
+        <w:ind w:left="2160" w:hanging="360"/>
+      </w:pPr>
+      <w:rPr>
+        <w:rFonts w:ascii="Wingdings" w:hAnsi="Wingdings" w:hint="default"/>
+        <w:sz w:val="20"/>
+      </w:rPr>
+    </w:lvl>
+    <w:lvl w:ilvl="3" w:tentative="1">
+      <w:start w:val="1"/>
+      <w:numFmt w:val="bullet"/>
+      <w:lvlText w:val=""/>
+      <w:lvlJc w:val="left"/>
+      <w:pPr>
+        <w:tabs>
+          <w:tab w:val="num" w:pos="2880"/>
+        </w:tabs>
+        <w:ind w:left="2880" w:hanging="360"/>
+      </w:pPr>
+      <w:rPr>
+        <w:rFonts w:ascii="Wingdings" w:hAnsi="Wingdings" w:hint="default"/>
+        <w:sz w:val="20"/>
+      </w:rPr>
+    </w:lvl>
+    <w:lvl w:ilvl="4" w:tentative="1">
+      <w:start w:val="1"/>
+      <w:numFmt w:val="bullet"/>
+      <w:lvlText w:val=""/>
+      <w:lvlJc w:val="left"/>
+      <w:pPr>
+        <w:tabs>
+          <w:tab w:val="num" w:pos="3600"/>
+        </w:tabs>
+        <w:ind w:left="3600" w:hanging="360"/>
+      </w:pPr>
+      <w:rPr>
+        <w:rFonts w:ascii="Wingdings" w:hAnsi="Wingdings" w:hint="default"/>
+        <w:sz w:val="20"/>
+      </w:rPr>
+    </w:lvl>
+    <w:lvl w:ilvl="5" w:tentative="1">
+      <w:start w:val="1"/>
+      <w:numFmt w:val="bullet"/>
+      <w:lvlText w:val=""/>
+      <w:lvlJc w:val="left"/>
+      <w:pPr>
+        <w:tabs>
+          <w:tab w:val="num" w:pos="4320"/>
+        </w:tabs>
+        <w:ind w:left="4320" w:hanging="360"/>
+      </w:pPr>
+      <w:rPr>
+        <w:rFonts w:ascii="Wingdings" w:hAnsi="Wingdings" w:hint="default"/>
+        <w:sz w:val="20"/>
+      </w:rPr>
+    </w:lvl>
+    <w:lvl w:ilvl="6" w:tentative="1">
+      <w:start w:val="1"/>
+      <w:numFmt w:val="bullet"/>
+      <w:lvlText w:val=""/>
+      <w:lvlJc w:val="left"/>
+      <w:pPr>
+        <w:tabs>
+          <w:tab w:val="num" w:pos="5040"/>
+        </w:tabs>
+        <w:ind w:left="5040" w:hanging="360"/>
+      </w:pPr>
+      <w:rPr>
+        <w:rFonts w:ascii="Wingdings" w:hAnsi="Wingdings" w:hint="default"/>
+        <w:sz w:val="20"/>
+      </w:rPr>
+    </w:lvl>
+    <w:lvl w:ilvl="7" w:tentative="1">
+      <w:start w:val="1"/>
+      <w:numFmt w:val="bullet"/>
+      <w:lvlText w:val=""/>
+      <w:lvlJc w:val="left"/>
+      <w:pPr>
+        <w:tabs>
+          <w:tab w:val="num" w:pos="5760"/>
+        </w:tabs>
+        <w:ind w:left="5760" w:hanging="360"/>
+      </w:pPr>
+      <w:rPr>
+        <w:rFonts w:ascii="Wingdings" w:hAnsi="Wingdings" w:hint="default"/>
+        <w:sz w:val="20"/>
+      </w:rPr>
+    </w:lvl>
+    <w:lvl w:ilvl="8" w:tentative="1">
+      <w:start w:val="1"/>
+      <w:numFmt w:val="bullet"/>
+      <w:lvlText w:val=""/>
+      <w:lvlJc w:val="left"/>
+      <w:pPr>
+        <w:tabs>
+          <w:tab w:val="num" w:pos="6480"/>
+        </w:tabs>
+        <w:ind w:left="6480" w:hanging="360"/>
+      </w:pPr>
+      <w:rPr>
+        <w:rFonts w:ascii="Wingdings" w:hAnsi="Wingdings" w:hint="default"/>
+        <w:sz w:val="20"/>
+      </w:rPr>
+    </w:lvl>
+  </w:abstractNum>
+  <w:abstractNum w:abstractNumId="7" w15:restartNumberingAfterBreak="0">
     <w:nsid w:val="1F327675"/>
     <w:multiLevelType w:val="multilevel"/>
     <w:tmpl w:val="600AEEC6"/>
@@ -5405,7 +6500,7 @@
       </w:rPr>
     </w:lvl>
   </w:abstractNum>
-  <w:abstractNum w:abstractNumId="6" w15:restartNumberingAfterBreak="0">
+  <w:abstractNum w:abstractNumId="8" w15:restartNumberingAfterBreak="0">
     <w:nsid w:val="21AE484D"/>
     <w:multiLevelType w:val="multilevel"/>
     <w:tmpl w:val="FA5E9C96"/>
@@ -5554,7 +6649,156 @@
       </w:rPr>
     </w:lvl>
   </w:abstractNum>
-  <w:abstractNum w:abstractNumId="7" w15:restartNumberingAfterBreak="0">
+  <w:abstractNum w:abstractNumId="9" w15:restartNumberingAfterBreak="0">
+    <w:nsid w:val="243E29AB"/>
+    <w:multiLevelType w:val="multilevel"/>
+    <w:tmpl w:val="5FA6C5D8"/>
+    <w:lvl w:ilvl="0">
+      <w:start w:val="1"/>
+      <w:numFmt w:val="bullet"/>
+      <w:lvlText w:val=""/>
+      <w:lvlJc w:val="left"/>
+      <w:pPr>
+        <w:tabs>
+          <w:tab w:val="num" w:pos="720"/>
+        </w:tabs>
+        <w:ind w:left="720" w:hanging="360"/>
+      </w:pPr>
+      <w:rPr>
+        <w:rFonts w:ascii="Symbol" w:hAnsi="Symbol" w:hint="default"/>
+        <w:sz w:val="20"/>
+      </w:rPr>
+    </w:lvl>
+    <w:lvl w:ilvl="1" w:tentative="1">
+      <w:start w:val="1"/>
+      <w:numFmt w:val="bullet"/>
+      <w:lvlText w:val="o"/>
+      <w:lvlJc w:val="left"/>
+      <w:pPr>
+        <w:tabs>
+          <w:tab w:val="num" w:pos="1440"/>
+        </w:tabs>
+        <w:ind w:left="1440" w:hanging="360"/>
+      </w:pPr>
+      <w:rPr>
+        <w:rFonts w:ascii="Courier New" w:hAnsi="Courier New" w:hint="default"/>
+        <w:sz w:val="20"/>
+      </w:rPr>
+    </w:lvl>
+    <w:lvl w:ilvl="2" w:tentative="1">
+      <w:start w:val="1"/>
+      <w:numFmt w:val="bullet"/>
+      <w:lvlText w:val=""/>
+      <w:lvlJc w:val="left"/>
+      <w:pPr>
+        <w:tabs>
+          <w:tab w:val="num" w:pos="2160"/>
+        </w:tabs>
+        <w:ind w:left="2160" w:hanging="360"/>
+      </w:pPr>
+      <w:rPr>
+        <w:rFonts w:ascii="Wingdings" w:hAnsi="Wingdings" w:hint="default"/>
+        <w:sz w:val="20"/>
+      </w:rPr>
+    </w:lvl>
+    <w:lvl w:ilvl="3" w:tentative="1">
+      <w:start w:val="1"/>
+      <w:numFmt w:val="bullet"/>
+      <w:lvlText w:val=""/>
+      <w:lvlJc w:val="left"/>
+      <w:pPr>
+        <w:tabs>
+          <w:tab w:val="num" w:pos="2880"/>
+        </w:tabs>
+        <w:ind w:left="2880" w:hanging="360"/>
+      </w:pPr>
+      <w:rPr>
+        <w:rFonts w:ascii="Wingdings" w:hAnsi="Wingdings" w:hint="default"/>
+        <w:sz w:val="20"/>
+      </w:rPr>
+    </w:lvl>
+    <w:lvl w:ilvl="4" w:tentative="1">
+      <w:start w:val="1"/>
+      <w:numFmt w:val="bullet"/>
+      <w:lvlText w:val=""/>
+      <w:lvlJc w:val="left"/>
+      <w:pPr>
+        <w:tabs>
+          <w:tab w:val="num" w:pos="3600"/>
+        </w:tabs>
+        <w:ind w:left="3600" w:hanging="360"/>
+      </w:pPr>
+      <w:rPr>
+        <w:rFonts w:ascii="Wingdings" w:hAnsi="Wingdings" w:hint="default"/>
+        <w:sz w:val="20"/>
+      </w:rPr>
+    </w:lvl>
+    <w:lvl w:ilvl="5" w:tentative="1">
+      <w:start w:val="1"/>
+      <w:numFmt w:val="bullet"/>
+      <w:lvlText w:val=""/>
+      <w:lvlJc w:val="left"/>
+      <w:pPr>
+        <w:tabs>
+          <w:tab w:val="num" w:pos="4320"/>
+        </w:tabs>
+        <w:ind w:left="4320" w:hanging="360"/>
+      </w:pPr>
+      <w:rPr>
+        <w:rFonts w:ascii="Wingdings" w:hAnsi="Wingdings" w:hint="default"/>
+        <w:sz w:val="20"/>
+      </w:rPr>
+    </w:lvl>
+    <w:lvl w:ilvl="6" w:tentative="1">
+      <w:start w:val="1"/>
+      <w:numFmt w:val="bullet"/>
+      <w:lvlText w:val=""/>
+      <w:lvlJc w:val="left"/>
+      <w:pPr>
+        <w:tabs>
+          <w:tab w:val="num" w:pos="5040"/>
+        </w:tabs>
+        <w:ind w:left="5040" w:hanging="360"/>
+      </w:pPr>
+      <w:rPr>
+        <w:rFonts w:ascii="Wingdings" w:hAnsi="Wingdings" w:hint="default"/>
+        <w:sz w:val="20"/>
+      </w:rPr>
+    </w:lvl>
+    <w:lvl w:ilvl="7" w:tentative="1">
+      <w:start w:val="1"/>
+      <w:numFmt w:val="bullet"/>
+      <w:lvlText w:val=""/>
+      <w:lvlJc w:val="left"/>
+      <w:pPr>
+        <w:tabs>
+          <w:tab w:val="num" w:pos="5760"/>
+        </w:tabs>
+        <w:ind w:left="5760" w:hanging="360"/>
+      </w:pPr>
+      <w:rPr>
+        <w:rFonts w:ascii="Wingdings" w:hAnsi="Wingdings" w:hint="default"/>
+        <w:sz w:val="20"/>
+      </w:rPr>
+    </w:lvl>
+    <w:lvl w:ilvl="8" w:tentative="1">
+      <w:start w:val="1"/>
+      <w:numFmt w:val="bullet"/>
+      <w:lvlText w:val=""/>
+      <w:lvlJc w:val="left"/>
+      <w:pPr>
+        <w:tabs>
+          <w:tab w:val="num" w:pos="6480"/>
+        </w:tabs>
+        <w:ind w:left="6480" w:hanging="360"/>
+      </w:pPr>
+      <w:rPr>
+        <w:rFonts w:ascii="Wingdings" w:hAnsi="Wingdings" w:hint="default"/>
+        <w:sz w:val="20"/>
+      </w:rPr>
+    </w:lvl>
+  </w:abstractNum>
+  <w:abstractNum w:abstractNumId="10" w15:restartNumberingAfterBreak="0">
     <w:nsid w:val="25F27275"/>
     <w:multiLevelType w:val="multilevel"/>
     <w:tmpl w:val="9AA651AE"/>
@@ -5703,7 +6947,7 @@
       </w:rPr>
     </w:lvl>
   </w:abstractNum>
-  <w:abstractNum w:abstractNumId="8" w15:restartNumberingAfterBreak="0">
+  <w:abstractNum w:abstractNumId="11" w15:restartNumberingAfterBreak="0">
     <w:nsid w:val="31EE345F"/>
     <w:multiLevelType w:val="multilevel"/>
     <w:tmpl w:val="ABBAA7E6"/>
@@ -5852,7 +7096,7 @@
       </w:rPr>
     </w:lvl>
   </w:abstractNum>
-  <w:abstractNum w:abstractNumId="9" w15:restartNumberingAfterBreak="0">
+  <w:abstractNum w:abstractNumId="12" w15:restartNumberingAfterBreak="0">
     <w:nsid w:val="33A90634"/>
     <w:multiLevelType w:val="multilevel"/>
     <w:tmpl w:val="4B9C1252"/>
@@ -6001,7 +7245,7 @@
       </w:rPr>
     </w:lvl>
   </w:abstractNum>
-  <w:abstractNum w:abstractNumId="10" w15:restartNumberingAfterBreak="0">
+  <w:abstractNum w:abstractNumId="13" w15:restartNumberingAfterBreak="0">
     <w:nsid w:val="348B638F"/>
     <w:multiLevelType w:val="multilevel"/>
     <w:tmpl w:val="8404F66E"/>
@@ -6150,7 +7394,7 @@
       </w:rPr>
     </w:lvl>
   </w:abstractNum>
-  <w:abstractNum w:abstractNumId="11" w15:restartNumberingAfterBreak="0">
+  <w:abstractNum w:abstractNumId="14" w15:restartNumberingAfterBreak="0">
     <w:nsid w:val="377A7191"/>
     <w:multiLevelType w:val="multilevel"/>
     <w:tmpl w:val="3E525A7E"/>
@@ -6299,7 +7543,7 @@
       </w:rPr>
     </w:lvl>
   </w:abstractNum>
-  <w:abstractNum w:abstractNumId="12" w15:restartNumberingAfterBreak="0">
+  <w:abstractNum w:abstractNumId="15" w15:restartNumberingAfterBreak="0">
     <w:nsid w:val="3B9D39C5"/>
     <w:multiLevelType w:val="multilevel"/>
     <w:tmpl w:val="02E8BFD6"/>
@@ -6448,7 +7692,7 @@
       </w:rPr>
     </w:lvl>
   </w:abstractNum>
-  <w:abstractNum w:abstractNumId="13" w15:restartNumberingAfterBreak="0">
+  <w:abstractNum w:abstractNumId="16" w15:restartNumberingAfterBreak="0">
     <w:nsid w:val="48D31046"/>
     <w:multiLevelType w:val="multilevel"/>
     <w:tmpl w:val="263C1EEE"/>
@@ -6597,7 +7841,305 @@
       </w:rPr>
     </w:lvl>
   </w:abstractNum>
-  <w:abstractNum w:abstractNumId="14" w15:restartNumberingAfterBreak="0">
+  <w:abstractNum w:abstractNumId="17" w15:restartNumberingAfterBreak="0">
+    <w:nsid w:val="4C5516FA"/>
+    <w:multiLevelType w:val="multilevel"/>
+    <w:tmpl w:val="50D0AB80"/>
+    <w:lvl w:ilvl="0">
+      <w:start w:val="1"/>
+      <w:numFmt w:val="bullet"/>
+      <w:lvlText w:val=""/>
+      <w:lvlJc w:val="left"/>
+      <w:pPr>
+        <w:tabs>
+          <w:tab w:val="num" w:pos="720"/>
+        </w:tabs>
+        <w:ind w:left="720" w:hanging="360"/>
+      </w:pPr>
+      <w:rPr>
+        <w:rFonts w:ascii="Symbol" w:hAnsi="Symbol" w:hint="default"/>
+        <w:sz w:val="20"/>
+      </w:rPr>
+    </w:lvl>
+    <w:lvl w:ilvl="1" w:tentative="1">
+      <w:start w:val="1"/>
+      <w:numFmt w:val="bullet"/>
+      <w:lvlText w:val="o"/>
+      <w:lvlJc w:val="left"/>
+      <w:pPr>
+        <w:tabs>
+          <w:tab w:val="num" w:pos="1440"/>
+        </w:tabs>
+        <w:ind w:left="1440" w:hanging="360"/>
+      </w:pPr>
+      <w:rPr>
+        <w:rFonts w:ascii="Courier New" w:hAnsi="Courier New" w:hint="default"/>
+        <w:sz w:val="20"/>
+      </w:rPr>
+    </w:lvl>
+    <w:lvl w:ilvl="2" w:tentative="1">
+      <w:start w:val="1"/>
+      <w:numFmt w:val="bullet"/>
+      <w:lvlText w:val=""/>
+      <w:lvlJc w:val="left"/>
+      <w:pPr>
+        <w:tabs>
+          <w:tab w:val="num" w:pos="2160"/>
+        </w:tabs>
+        <w:ind w:left="2160" w:hanging="360"/>
+      </w:pPr>
+      <w:rPr>
+        <w:rFonts w:ascii="Wingdings" w:hAnsi="Wingdings" w:hint="default"/>
+        <w:sz w:val="20"/>
+      </w:rPr>
+    </w:lvl>
+    <w:lvl w:ilvl="3" w:tentative="1">
+      <w:start w:val="1"/>
+      <w:numFmt w:val="bullet"/>
+      <w:lvlText w:val=""/>
+      <w:lvlJc w:val="left"/>
+      <w:pPr>
+        <w:tabs>
+          <w:tab w:val="num" w:pos="2880"/>
+        </w:tabs>
+        <w:ind w:left="2880" w:hanging="360"/>
+      </w:pPr>
+      <w:rPr>
+        <w:rFonts w:ascii="Wingdings" w:hAnsi="Wingdings" w:hint="default"/>
+        <w:sz w:val="20"/>
+      </w:rPr>
+    </w:lvl>
+    <w:lvl w:ilvl="4" w:tentative="1">
+      <w:start w:val="1"/>
+      <w:numFmt w:val="bullet"/>
+      <w:lvlText w:val=""/>
+      <w:lvlJc w:val="left"/>
+      <w:pPr>
+        <w:tabs>
+          <w:tab w:val="num" w:pos="3600"/>
+        </w:tabs>
+        <w:ind w:left="3600" w:hanging="360"/>
+      </w:pPr>
+      <w:rPr>
+        <w:rFonts w:ascii="Wingdings" w:hAnsi="Wingdings" w:hint="default"/>
+        <w:sz w:val="20"/>
+      </w:rPr>
+    </w:lvl>
+    <w:lvl w:ilvl="5" w:tentative="1">
+      <w:start w:val="1"/>
+      <w:numFmt w:val="bullet"/>
+      <w:lvlText w:val=""/>
+      <w:lvlJc w:val="left"/>
+      <w:pPr>
+        <w:tabs>
+          <w:tab w:val="num" w:pos="4320"/>
+        </w:tabs>
+        <w:ind w:left="4320" w:hanging="360"/>
+      </w:pPr>
+      <w:rPr>
+        <w:rFonts w:ascii="Wingdings" w:hAnsi="Wingdings" w:hint="default"/>
+        <w:sz w:val="20"/>
+      </w:rPr>
+    </w:lvl>
+    <w:lvl w:ilvl="6" w:tentative="1">
+      <w:start w:val="1"/>
+      <w:numFmt w:val="bullet"/>
+      <w:lvlText w:val=""/>
+      <w:lvlJc w:val="left"/>
+      <w:pPr>
+        <w:tabs>
+          <w:tab w:val="num" w:pos="5040"/>
+        </w:tabs>
+        <w:ind w:left="5040" w:hanging="360"/>
+      </w:pPr>
+      <w:rPr>
+        <w:rFonts w:ascii="Wingdings" w:hAnsi="Wingdings" w:hint="default"/>
+        <w:sz w:val="20"/>
+      </w:rPr>
+    </w:lvl>
+    <w:lvl w:ilvl="7" w:tentative="1">
+      <w:start w:val="1"/>
+      <w:numFmt w:val="bullet"/>
+      <w:lvlText w:val=""/>
+      <w:lvlJc w:val="left"/>
+      <w:pPr>
+        <w:tabs>
+          <w:tab w:val="num" w:pos="5760"/>
+        </w:tabs>
+        <w:ind w:left="5760" w:hanging="360"/>
+      </w:pPr>
+      <w:rPr>
+        <w:rFonts w:ascii="Wingdings" w:hAnsi="Wingdings" w:hint="default"/>
+        <w:sz w:val="20"/>
+      </w:rPr>
+    </w:lvl>
+    <w:lvl w:ilvl="8" w:tentative="1">
+      <w:start w:val="1"/>
+      <w:numFmt w:val="bullet"/>
+      <w:lvlText w:val=""/>
+      <w:lvlJc w:val="left"/>
+      <w:pPr>
+        <w:tabs>
+          <w:tab w:val="num" w:pos="6480"/>
+        </w:tabs>
+        <w:ind w:left="6480" w:hanging="360"/>
+      </w:pPr>
+      <w:rPr>
+        <w:rFonts w:ascii="Wingdings" w:hAnsi="Wingdings" w:hint="default"/>
+        <w:sz w:val="20"/>
+      </w:rPr>
+    </w:lvl>
+  </w:abstractNum>
+  <w:abstractNum w:abstractNumId="18" w15:restartNumberingAfterBreak="0">
+    <w:nsid w:val="4E932DC9"/>
+    <w:multiLevelType w:val="multilevel"/>
+    <w:tmpl w:val="79567614"/>
+    <w:lvl w:ilvl="0">
+      <w:start w:val="1"/>
+      <w:numFmt w:val="bullet"/>
+      <w:lvlText w:val=""/>
+      <w:lvlJc w:val="left"/>
+      <w:pPr>
+        <w:tabs>
+          <w:tab w:val="num" w:pos="720"/>
+        </w:tabs>
+        <w:ind w:left="720" w:hanging="360"/>
+      </w:pPr>
+      <w:rPr>
+        <w:rFonts w:ascii="Symbol" w:hAnsi="Symbol" w:hint="default"/>
+        <w:sz w:val="20"/>
+      </w:rPr>
+    </w:lvl>
+    <w:lvl w:ilvl="1" w:tentative="1">
+      <w:start w:val="1"/>
+      <w:numFmt w:val="bullet"/>
+      <w:lvlText w:val="o"/>
+      <w:lvlJc w:val="left"/>
+      <w:pPr>
+        <w:tabs>
+          <w:tab w:val="num" w:pos="1440"/>
+        </w:tabs>
+        <w:ind w:left="1440" w:hanging="360"/>
+      </w:pPr>
+      <w:rPr>
+        <w:rFonts w:ascii="Courier New" w:hAnsi="Courier New" w:hint="default"/>
+        <w:sz w:val="20"/>
+      </w:rPr>
+    </w:lvl>
+    <w:lvl w:ilvl="2" w:tentative="1">
+      <w:start w:val="1"/>
+      <w:numFmt w:val="bullet"/>
+      <w:lvlText w:val=""/>
+      <w:lvlJc w:val="left"/>
+      <w:pPr>
+        <w:tabs>
+          <w:tab w:val="num" w:pos="2160"/>
+        </w:tabs>
+        <w:ind w:left="2160" w:hanging="360"/>
+      </w:pPr>
+      <w:rPr>
+        <w:rFonts w:ascii="Wingdings" w:hAnsi="Wingdings" w:hint="default"/>
+        <w:sz w:val="20"/>
+      </w:rPr>
+    </w:lvl>
+    <w:lvl w:ilvl="3" w:tentative="1">
+      <w:start w:val="1"/>
+      <w:numFmt w:val="bullet"/>
+      <w:lvlText w:val=""/>
+      <w:lvlJc w:val="left"/>
+      <w:pPr>
+        <w:tabs>
+          <w:tab w:val="num" w:pos="2880"/>
+        </w:tabs>
+        <w:ind w:left="2880" w:hanging="360"/>
+      </w:pPr>
+      <w:rPr>
+        <w:rFonts w:ascii="Wingdings" w:hAnsi="Wingdings" w:hint="default"/>
+        <w:sz w:val="20"/>
+      </w:rPr>
+    </w:lvl>
+    <w:lvl w:ilvl="4" w:tentative="1">
+      <w:start w:val="1"/>
+      <w:numFmt w:val="bullet"/>
+      <w:lvlText w:val=""/>
+      <w:lvlJc w:val="left"/>
+      <w:pPr>
+        <w:tabs>
+          <w:tab w:val="num" w:pos="3600"/>
+        </w:tabs>
+        <w:ind w:left="3600" w:hanging="360"/>
+      </w:pPr>
+      <w:rPr>
+        <w:rFonts w:ascii="Wingdings" w:hAnsi="Wingdings" w:hint="default"/>
+        <w:sz w:val="20"/>
+      </w:rPr>
+    </w:lvl>
+    <w:lvl w:ilvl="5" w:tentative="1">
+      <w:start w:val="1"/>
+      <w:numFmt w:val="bullet"/>
+      <w:lvlText w:val=""/>
+      <w:lvlJc w:val="left"/>
+      <w:pPr>
+        <w:tabs>
+          <w:tab w:val="num" w:pos="4320"/>
+        </w:tabs>
+        <w:ind w:left="4320" w:hanging="360"/>
+      </w:pPr>
+      <w:rPr>
+        <w:rFonts w:ascii="Wingdings" w:hAnsi="Wingdings" w:hint="default"/>
+        <w:sz w:val="20"/>
+      </w:rPr>
+    </w:lvl>
+    <w:lvl w:ilvl="6" w:tentative="1">
+      <w:start w:val="1"/>
+      <w:numFmt w:val="bullet"/>
+      <w:lvlText w:val=""/>
+      <w:lvlJc w:val="left"/>
+      <w:pPr>
+        <w:tabs>
+          <w:tab w:val="num" w:pos="5040"/>
+        </w:tabs>
+        <w:ind w:left="5040" w:hanging="360"/>
+      </w:pPr>
+      <w:rPr>
+        <w:rFonts w:ascii="Wingdings" w:hAnsi="Wingdings" w:hint="default"/>
+        <w:sz w:val="20"/>
+      </w:rPr>
+    </w:lvl>
+    <w:lvl w:ilvl="7" w:tentative="1">
+      <w:start w:val="1"/>
+      <w:numFmt w:val="bullet"/>
+      <w:lvlText w:val=""/>
+      <w:lvlJc w:val="left"/>
+      <w:pPr>
+        <w:tabs>
+          <w:tab w:val="num" w:pos="5760"/>
+        </w:tabs>
+        <w:ind w:left="5760" w:hanging="360"/>
+      </w:pPr>
+      <w:rPr>
+        <w:rFonts w:ascii="Wingdings" w:hAnsi="Wingdings" w:hint="default"/>
+        <w:sz w:val="20"/>
+      </w:rPr>
+    </w:lvl>
+    <w:lvl w:ilvl="8" w:tentative="1">
+      <w:start w:val="1"/>
+      <w:numFmt w:val="bullet"/>
+      <w:lvlText w:val=""/>
+      <w:lvlJc w:val="left"/>
+      <w:pPr>
+        <w:tabs>
+          <w:tab w:val="num" w:pos="6480"/>
+        </w:tabs>
+        <w:ind w:left="6480" w:hanging="360"/>
+      </w:pPr>
+      <w:rPr>
+        <w:rFonts w:ascii="Wingdings" w:hAnsi="Wingdings" w:hint="default"/>
+        <w:sz w:val="20"/>
+      </w:rPr>
+    </w:lvl>
+  </w:abstractNum>
+  <w:abstractNum w:abstractNumId="19" w15:restartNumberingAfterBreak="0">
     <w:nsid w:val="500B72CA"/>
     <w:multiLevelType w:val="multilevel"/>
     <w:tmpl w:val="16481596"/>
@@ -6746,7 +8288,7 @@
       </w:rPr>
     </w:lvl>
   </w:abstractNum>
-  <w:abstractNum w:abstractNumId="15" w15:restartNumberingAfterBreak="0">
+  <w:abstractNum w:abstractNumId="20" w15:restartNumberingAfterBreak="0">
     <w:nsid w:val="5109014A"/>
     <w:multiLevelType w:val="multilevel"/>
     <w:tmpl w:val="342CDD74"/>
@@ -6895,7 +8437,7 @@
       </w:rPr>
     </w:lvl>
   </w:abstractNum>
-  <w:abstractNum w:abstractNumId="16" w15:restartNumberingAfterBreak="0">
+  <w:abstractNum w:abstractNumId="21" w15:restartNumberingAfterBreak="0">
     <w:nsid w:val="55056331"/>
     <w:multiLevelType w:val="multilevel"/>
     <w:tmpl w:val="4EEAFCB6"/>
@@ -7044,7 +8586,7 @@
       </w:rPr>
     </w:lvl>
   </w:abstractNum>
-  <w:abstractNum w:abstractNumId="17" w15:restartNumberingAfterBreak="0">
+  <w:abstractNum w:abstractNumId="22" w15:restartNumberingAfterBreak="0">
     <w:nsid w:val="60753B4B"/>
     <w:multiLevelType w:val="multilevel"/>
     <w:tmpl w:val="D53E31E6"/>
@@ -7193,7 +8735,7 @@
       </w:rPr>
     </w:lvl>
   </w:abstractNum>
-  <w:abstractNum w:abstractNumId="18" w15:restartNumberingAfterBreak="0">
+  <w:abstractNum w:abstractNumId="23" w15:restartNumberingAfterBreak="0">
     <w:nsid w:val="639631A1"/>
     <w:multiLevelType w:val="multilevel"/>
     <w:tmpl w:val="57282AAE"/>
@@ -7342,7 +8884,7 @@
       </w:rPr>
     </w:lvl>
   </w:abstractNum>
-  <w:abstractNum w:abstractNumId="19" w15:restartNumberingAfterBreak="0">
+  <w:abstractNum w:abstractNumId="24" w15:restartNumberingAfterBreak="0">
     <w:nsid w:val="639A44D3"/>
     <w:multiLevelType w:val="multilevel"/>
     <w:tmpl w:val="12D83668"/>
@@ -7491,7 +9033,7 @@
       </w:rPr>
     </w:lvl>
   </w:abstractNum>
-  <w:abstractNum w:abstractNumId="20" w15:restartNumberingAfterBreak="0">
+  <w:abstractNum w:abstractNumId="25" w15:restartNumberingAfterBreak="0">
     <w:nsid w:val="6ADA76EC"/>
     <w:multiLevelType w:val="multilevel"/>
     <w:tmpl w:val="1F22C294"/>
@@ -7640,7 +9182,7 @@
       </w:rPr>
     </w:lvl>
   </w:abstractNum>
-  <w:abstractNum w:abstractNumId="21" w15:restartNumberingAfterBreak="0">
+  <w:abstractNum w:abstractNumId="26" w15:restartNumberingAfterBreak="0">
     <w:nsid w:val="6CE31A00"/>
     <w:multiLevelType w:val="multilevel"/>
     <w:tmpl w:val="2D72C3BA"/>
@@ -7789,7 +9331,305 @@
       </w:rPr>
     </w:lvl>
   </w:abstractNum>
-  <w:abstractNum w:abstractNumId="22" w15:restartNumberingAfterBreak="0">
+  <w:abstractNum w:abstractNumId="27" w15:restartNumberingAfterBreak="0">
+    <w:nsid w:val="75273B97"/>
+    <w:multiLevelType w:val="multilevel"/>
+    <w:tmpl w:val="BC627662"/>
+    <w:lvl w:ilvl="0">
+      <w:start w:val="1"/>
+      <w:numFmt w:val="bullet"/>
+      <w:lvlText w:val=""/>
+      <w:lvlJc w:val="left"/>
+      <w:pPr>
+        <w:tabs>
+          <w:tab w:val="num" w:pos="720"/>
+        </w:tabs>
+        <w:ind w:left="720" w:hanging="360"/>
+      </w:pPr>
+      <w:rPr>
+        <w:rFonts w:ascii="Symbol" w:hAnsi="Symbol" w:hint="default"/>
+        <w:sz w:val="20"/>
+      </w:rPr>
+    </w:lvl>
+    <w:lvl w:ilvl="1" w:tentative="1">
+      <w:start w:val="1"/>
+      <w:numFmt w:val="bullet"/>
+      <w:lvlText w:val="o"/>
+      <w:lvlJc w:val="left"/>
+      <w:pPr>
+        <w:tabs>
+          <w:tab w:val="num" w:pos="1440"/>
+        </w:tabs>
+        <w:ind w:left="1440" w:hanging="360"/>
+      </w:pPr>
+      <w:rPr>
+        <w:rFonts w:ascii="Courier New" w:hAnsi="Courier New" w:hint="default"/>
+        <w:sz w:val="20"/>
+      </w:rPr>
+    </w:lvl>
+    <w:lvl w:ilvl="2" w:tentative="1">
+      <w:start w:val="1"/>
+      <w:numFmt w:val="bullet"/>
+      <w:lvlText w:val=""/>
+      <w:lvlJc w:val="left"/>
+      <w:pPr>
+        <w:tabs>
+          <w:tab w:val="num" w:pos="2160"/>
+        </w:tabs>
+        <w:ind w:left="2160" w:hanging="360"/>
+      </w:pPr>
+      <w:rPr>
+        <w:rFonts w:ascii="Wingdings" w:hAnsi="Wingdings" w:hint="default"/>
+        <w:sz w:val="20"/>
+      </w:rPr>
+    </w:lvl>
+    <w:lvl w:ilvl="3" w:tentative="1">
+      <w:start w:val="1"/>
+      <w:numFmt w:val="bullet"/>
+      <w:lvlText w:val=""/>
+      <w:lvlJc w:val="left"/>
+      <w:pPr>
+        <w:tabs>
+          <w:tab w:val="num" w:pos="2880"/>
+        </w:tabs>
+        <w:ind w:left="2880" w:hanging="360"/>
+      </w:pPr>
+      <w:rPr>
+        <w:rFonts w:ascii="Wingdings" w:hAnsi="Wingdings" w:hint="default"/>
+        <w:sz w:val="20"/>
+      </w:rPr>
+    </w:lvl>
+    <w:lvl w:ilvl="4" w:tentative="1">
+      <w:start w:val="1"/>
+      <w:numFmt w:val="bullet"/>
+      <w:lvlText w:val=""/>
+      <w:lvlJc w:val="left"/>
+      <w:pPr>
+        <w:tabs>
+          <w:tab w:val="num" w:pos="3600"/>
+        </w:tabs>
+        <w:ind w:left="3600" w:hanging="360"/>
+      </w:pPr>
+      <w:rPr>
+        <w:rFonts w:ascii="Wingdings" w:hAnsi="Wingdings" w:hint="default"/>
+        <w:sz w:val="20"/>
+      </w:rPr>
+    </w:lvl>
+    <w:lvl w:ilvl="5" w:tentative="1">
+      <w:start w:val="1"/>
+      <w:numFmt w:val="bullet"/>
+      <w:lvlText w:val=""/>
+      <w:lvlJc w:val="left"/>
+      <w:pPr>
+        <w:tabs>
+          <w:tab w:val="num" w:pos="4320"/>
+        </w:tabs>
+        <w:ind w:left="4320" w:hanging="360"/>
+      </w:pPr>
+      <w:rPr>
+        <w:rFonts w:ascii="Wingdings" w:hAnsi="Wingdings" w:hint="default"/>
+        <w:sz w:val="20"/>
+      </w:rPr>
+    </w:lvl>
+    <w:lvl w:ilvl="6" w:tentative="1">
+      <w:start w:val="1"/>
+      <w:numFmt w:val="bullet"/>
+      <w:lvlText w:val=""/>
+      <w:lvlJc w:val="left"/>
+      <w:pPr>
+        <w:tabs>
+          <w:tab w:val="num" w:pos="5040"/>
+        </w:tabs>
+        <w:ind w:left="5040" w:hanging="360"/>
+      </w:pPr>
+      <w:rPr>
+        <w:rFonts w:ascii="Wingdings" w:hAnsi="Wingdings" w:hint="default"/>
+        <w:sz w:val="20"/>
+      </w:rPr>
+    </w:lvl>
+    <w:lvl w:ilvl="7" w:tentative="1">
+      <w:start w:val="1"/>
+      <w:numFmt w:val="bullet"/>
+      <w:lvlText w:val=""/>
+      <w:lvlJc w:val="left"/>
+      <w:pPr>
+        <w:tabs>
+          <w:tab w:val="num" w:pos="5760"/>
+        </w:tabs>
+        <w:ind w:left="5760" w:hanging="360"/>
+      </w:pPr>
+      <w:rPr>
+        <w:rFonts w:ascii="Wingdings" w:hAnsi="Wingdings" w:hint="default"/>
+        <w:sz w:val="20"/>
+      </w:rPr>
+    </w:lvl>
+    <w:lvl w:ilvl="8" w:tentative="1">
+      <w:start w:val="1"/>
+      <w:numFmt w:val="bullet"/>
+      <w:lvlText w:val=""/>
+      <w:lvlJc w:val="left"/>
+      <w:pPr>
+        <w:tabs>
+          <w:tab w:val="num" w:pos="6480"/>
+        </w:tabs>
+        <w:ind w:left="6480" w:hanging="360"/>
+      </w:pPr>
+      <w:rPr>
+        <w:rFonts w:ascii="Wingdings" w:hAnsi="Wingdings" w:hint="default"/>
+        <w:sz w:val="20"/>
+      </w:rPr>
+    </w:lvl>
+  </w:abstractNum>
+  <w:abstractNum w:abstractNumId="28" w15:restartNumberingAfterBreak="0">
+    <w:nsid w:val="765C090D"/>
+    <w:multiLevelType w:val="multilevel"/>
+    <w:tmpl w:val="BEB48CD4"/>
+    <w:lvl w:ilvl="0">
+      <w:start w:val="1"/>
+      <w:numFmt w:val="bullet"/>
+      <w:lvlText w:val=""/>
+      <w:lvlJc w:val="left"/>
+      <w:pPr>
+        <w:tabs>
+          <w:tab w:val="num" w:pos="720"/>
+        </w:tabs>
+        <w:ind w:left="720" w:hanging="360"/>
+      </w:pPr>
+      <w:rPr>
+        <w:rFonts w:ascii="Symbol" w:hAnsi="Symbol" w:hint="default"/>
+        <w:sz w:val="20"/>
+      </w:rPr>
+    </w:lvl>
+    <w:lvl w:ilvl="1" w:tentative="1">
+      <w:start w:val="1"/>
+      <w:numFmt w:val="bullet"/>
+      <w:lvlText w:val="o"/>
+      <w:lvlJc w:val="left"/>
+      <w:pPr>
+        <w:tabs>
+          <w:tab w:val="num" w:pos="1440"/>
+        </w:tabs>
+        <w:ind w:left="1440" w:hanging="360"/>
+      </w:pPr>
+      <w:rPr>
+        <w:rFonts w:ascii="Courier New" w:hAnsi="Courier New" w:hint="default"/>
+        <w:sz w:val="20"/>
+      </w:rPr>
+    </w:lvl>
+    <w:lvl w:ilvl="2" w:tentative="1">
+      <w:start w:val="1"/>
+      <w:numFmt w:val="bullet"/>
+      <w:lvlText w:val=""/>
+      <w:lvlJc w:val="left"/>
+      <w:pPr>
+        <w:tabs>
+          <w:tab w:val="num" w:pos="2160"/>
+        </w:tabs>
+        <w:ind w:left="2160" w:hanging="360"/>
+      </w:pPr>
+      <w:rPr>
+        <w:rFonts w:ascii="Wingdings" w:hAnsi="Wingdings" w:hint="default"/>
+        <w:sz w:val="20"/>
+      </w:rPr>
+    </w:lvl>
+    <w:lvl w:ilvl="3" w:tentative="1">
+      <w:start w:val="1"/>
+      <w:numFmt w:val="bullet"/>
+      <w:lvlText w:val=""/>
+      <w:lvlJc w:val="left"/>
+      <w:pPr>
+        <w:tabs>
+          <w:tab w:val="num" w:pos="2880"/>
+        </w:tabs>
+        <w:ind w:left="2880" w:hanging="360"/>
+      </w:pPr>
+      <w:rPr>
+        <w:rFonts w:ascii="Wingdings" w:hAnsi="Wingdings" w:hint="default"/>
+        <w:sz w:val="20"/>
+      </w:rPr>
+    </w:lvl>
+    <w:lvl w:ilvl="4" w:tentative="1">
+      <w:start w:val="1"/>
+      <w:numFmt w:val="bullet"/>
+      <w:lvlText w:val=""/>
+      <w:lvlJc w:val="left"/>
+      <w:pPr>
+        <w:tabs>
+          <w:tab w:val="num" w:pos="3600"/>
+        </w:tabs>
+        <w:ind w:left="3600" w:hanging="360"/>
+      </w:pPr>
+      <w:rPr>
+        <w:rFonts w:ascii="Wingdings" w:hAnsi="Wingdings" w:hint="default"/>
+        <w:sz w:val="20"/>
+      </w:rPr>
+    </w:lvl>
+    <w:lvl w:ilvl="5" w:tentative="1">
+      <w:start w:val="1"/>
+      <w:numFmt w:val="bullet"/>
+      <w:lvlText w:val=""/>
+      <w:lvlJc w:val="left"/>
+      <w:pPr>
+        <w:tabs>
+          <w:tab w:val="num" w:pos="4320"/>
+        </w:tabs>
+        <w:ind w:left="4320" w:hanging="360"/>
+      </w:pPr>
+      <w:rPr>
+        <w:rFonts w:ascii="Wingdings" w:hAnsi="Wingdings" w:hint="default"/>
+        <w:sz w:val="20"/>
+      </w:rPr>
+    </w:lvl>
+    <w:lvl w:ilvl="6" w:tentative="1">
+      <w:start w:val="1"/>
+      <w:numFmt w:val="bullet"/>
+      <w:lvlText w:val=""/>
+      <w:lvlJc w:val="left"/>
+      <w:pPr>
+        <w:tabs>
+          <w:tab w:val="num" w:pos="5040"/>
+        </w:tabs>
+        <w:ind w:left="5040" w:hanging="360"/>
+      </w:pPr>
+      <w:rPr>
+        <w:rFonts w:ascii="Wingdings" w:hAnsi="Wingdings" w:hint="default"/>
+        <w:sz w:val="20"/>
+      </w:rPr>
+    </w:lvl>
+    <w:lvl w:ilvl="7" w:tentative="1">
+      <w:start w:val="1"/>
+      <w:numFmt w:val="bullet"/>
+      <w:lvlText w:val=""/>
+      <w:lvlJc w:val="left"/>
+      <w:pPr>
+        <w:tabs>
+          <w:tab w:val="num" w:pos="5760"/>
+        </w:tabs>
+        <w:ind w:left="5760" w:hanging="360"/>
+      </w:pPr>
+      <w:rPr>
+        <w:rFonts w:ascii="Wingdings" w:hAnsi="Wingdings" w:hint="default"/>
+        <w:sz w:val="20"/>
+      </w:rPr>
+    </w:lvl>
+    <w:lvl w:ilvl="8" w:tentative="1">
+      <w:start w:val="1"/>
+      <w:numFmt w:val="bullet"/>
+      <w:lvlText w:val=""/>
+      <w:lvlJc w:val="left"/>
+      <w:pPr>
+        <w:tabs>
+          <w:tab w:val="num" w:pos="6480"/>
+        </w:tabs>
+        <w:ind w:left="6480" w:hanging="360"/>
+      </w:pPr>
+      <w:rPr>
+        <w:rFonts w:ascii="Wingdings" w:hAnsi="Wingdings" w:hint="default"/>
+        <w:sz w:val="20"/>
+      </w:rPr>
+    </w:lvl>
+  </w:abstractNum>
+  <w:abstractNum w:abstractNumId="29" w15:restartNumberingAfterBreak="0">
     <w:nsid w:val="7934158F"/>
     <w:multiLevelType w:val="multilevel"/>
     <w:tmpl w:val="96D27ECC"/>
@@ -7939,28 +9779,28 @@
     </w:lvl>
   </w:abstractNum>
   <w:num w:numId="1" w16cid:durableId="640423645">
-    <w:abstractNumId w:val="20"/>
+    <w:abstractNumId w:val="25"/>
   </w:num>
   <w:num w:numId="2" w16cid:durableId="1888250628">
-    <w:abstractNumId w:val="13"/>
+    <w:abstractNumId w:val="16"/>
   </w:num>
   <w:num w:numId="3" w16cid:durableId="339893828">
-    <w:abstractNumId w:val="9"/>
+    <w:abstractNumId w:val="12"/>
   </w:num>
   <w:num w:numId="4" w16cid:durableId="1829203602">
-    <w:abstractNumId w:val="7"/>
+    <w:abstractNumId w:val="10"/>
   </w:num>
   <w:num w:numId="5" w16cid:durableId="1323464820">
-    <w:abstractNumId w:val="6"/>
+    <w:abstractNumId w:val="8"/>
   </w:num>
   <w:num w:numId="6" w16cid:durableId="322204728">
-    <w:abstractNumId w:val="12"/>
+    <w:abstractNumId w:val="15"/>
   </w:num>
   <w:num w:numId="7" w16cid:durableId="1658800204">
-    <w:abstractNumId w:val="18"/>
+    <w:abstractNumId w:val="23"/>
   </w:num>
   <w:num w:numId="8" w16cid:durableId="979576360">
-    <w:abstractNumId w:val="16"/>
+    <w:abstractNumId w:val="21"/>
   </w:num>
   <w:num w:numId="9" w16cid:durableId="1616868086">
     <w:abstractNumId w:val="0"/>
@@ -7986,46 +9826,67 @@
     </w:lvlOverride>
   </w:num>
   <w:num w:numId="11" w16cid:durableId="1882206188">
-    <w:abstractNumId w:val="22"/>
+    <w:abstractNumId w:val="29"/>
   </w:num>
   <w:num w:numId="12" w16cid:durableId="1958413605">
-    <w:abstractNumId w:val="5"/>
+    <w:abstractNumId w:val="7"/>
   </w:num>
   <w:num w:numId="13" w16cid:durableId="1530987951">
     <w:abstractNumId w:val="2"/>
   </w:num>
   <w:num w:numId="14" w16cid:durableId="325397800">
-    <w:abstractNumId w:val="11"/>
+    <w:abstractNumId w:val="14"/>
   </w:num>
   <w:num w:numId="15" w16cid:durableId="1975940823">
-    <w:abstractNumId w:val="4"/>
+    <w:abstractNumId w:val="5"/>
   </w:num>
   <w:num w:numId="16" w16cid:durableId="1234969615">
-    <w:abstractNumId w:val="19"/>
+    <w:abstractNumId w:val="24"/>
   </w:num>
   <w:num w:numId="17" w16cid:durableId="460657072">
     <w:abstractNumId w:val="1"/>
   </w:num>
   <w:num w:numId="18" w16cid:durableId="736631484">
-    <w:abstractNumId w:val="15"/>
+    <w:abstractNumId w:val="20"/>
   </w:num>
   <w:num w:numId="19" w16cid:durableId="910115901">
-    <w:abstractNumId w:val="14"/>
+    <w:abstractNumId w:val="19"/>
   </w:num>
   <w:num w:numId="20" w16cid:durableId="342049498">
+    <w:abstractNumId w:val="4"/>
+  </w:num>
+  <w:num w:numId="21" w16cid:durableId="543370644">
+    <w:abstractNumId w:val="26"/>
+  </w:num>
+  <w:num w:numId="22" w16cid:durableId="1164081711">
+    <w:abstractNumId w:val="13"/>
+  </w:num>
+  <w:num w:numId="23" w16cid:durableId="1721394365">
+    <w:abstractNumId w:val="11"/>
+  </w:num>
+  <w:num w:numId="24" w16cid:durableId="1354767467">
+    <w:abstractNumId w:val="22"/>
+  </w:num>
+  <w:num w:numId="25" w16cid:durableId="585841069">
+    <w:abstractNumId w:val="28"/>
+  </w:num>
+  <w:num w:numId="26" w16cid:durableId="744955849">
+    <w:abstractNumId w:val="18"/>
+  </w:num>
+  <w:num w:numId="27" w16cid:durableId="438717762">
     <w:abstractNumId w:val="3"/>
   </w:num>
-  <w:num w:numId="21" w16cid:durableId="543370644">
-    <w:abstractNumId w:val="21"/>
+  <w:num w:numId="28" w16cid:durableId="829979755">
+    <w:abstractNumId w:val="9"/>
   </w:num>
-  <w:num w:numId="22" w16cid:durableId="1164081711">
-    <w:abstractNumId w:val="10"/>
+  <w:num w:numId="29" w16cid:durableId="282734366">
+    <w:abstractNumId w:val="27"/>
   </w:num>
-  <w:num w:numId="23" w16cid:durableId="1721394365">
-    <w:abstractNumId w:val="8"/>
+  <w:num w:numId="30" w16cid:durableId="1963148409">
+    <w:abstractNumId w:val="17"/>
   </w:num>
-  <w:num w:numId="24" w16cid:durableId="1354767467">
-    <w:abstractNumId w:val="17"/>
+  <w:num w:numId="31" w16cid:durableId="1208294817">
+    <w:abstractNumId w:val="6"/>
   </w:num>
 </w:numbering>
 </file>
